--- a/theory/Epsilon V2.docx
+++ b/theory/Epsilon V2.docx
@@ -40,8 +40,9 @@
               <w:b/>
               <w:bCs/>
               <w:color w:val="auto"/>
-              <w:sz w:val="28"/>
-              <w:szCs w:val="28"/>
+              <w:sz w:val="24"/>
+              <w:szCs w:val="24"/>
+              <w:lang w:val="en-US"/>
             </w:rPr>
           </w:pPr>
           <w:r>
@@ -50,10 +51,36 @@
               <w:b/>
               <w:bCs/>
               <w:color w:val="auto"/>
-              <w:sz w:val="28"/>
-              <w:szCs w:val="28"/>
+              <w:sz w:val="24"/>
+              <w:szCs w:val="24"/>
+              <w:lang w:val="en-US"/>
             </w:rPr>
-            <w:t>Содержание</w:t>
+            <w:t>E</w:t>
+          </w:r>
+          <w:proofErr w:type="spellStart"/>
+          <w:r>
+            <w:rPr>
+              <w:rFonts w:ascii="Times New Roman" w:hAnsi="Times New Roman" w:cs="Times New Roman"/>
+              <w:b/>
+              <w:bCs/>
+              <w:color w:val="auto"/>
+              <w:sz w:val="24"/>
+              <w:szCs w:val="24"/>
+            </w:rPr>
+            <w:t>psilon</w:t>
+          </w:r>
+          <w:proofErr w:type="spellEnd"/>
+          <w:r>
+            <w:rPr>
+              <w:rFonts w:ascii="Times New Roman" w:hAnsi="Times New Roman" w:cs="Times New Roman"/>
+              <w:b/>
+              <w:bCs/>
+              <w:color w:val="auto"/>
+              <w:sz w:val="24"/>
+              <w:szCs w:val="24"/>
+              <w:lang w:val="en-US"/>
+            </w:rPr>
+            <w:t xml:space="preserve"> V2</w:t>
           </w:r>
         </w:p>
         <w:p>
@@ -86,6 +113,7 @@
               <w:rPr>
                 <w:rStyle w:val="a4"/>
                 <w:rFonts w:ascii="Times New Roman" w:eastAsiaTheme="majorEastAsia" w:hAnsi="Times New Roman" w:cs="Times New Roman"/>
+                <w:b/>
                 <w:noProof/>
                 <w:sz w:val="24"/>
                 <w:szCs w:val="24"/>
@@ -1985,7 +2013,15 @@
                       <w:sz w:val="24"/>
                       <w:szCs w:val="24"/>
                     </w:rPr>
-                    <m:t>n→∞</m:t>
+                    <m:t>n</m:t>
+                  </m:r>
+                  <m:r>
+                    <w:rPr>
+                      <w:rFonts w:ascii="Cambria Math" w:hAnsi="Cambria Math" w:cs="Times New Roman"/>
+                      <w:sz w:val="24"/>
+                      <w:szCs w:val="24"/>
+                    </w:rPr>
+                    <m:t>→∞</m:t>
                   </m:r>
                 </m:lim>
               </m:limLow>
@@ -2059,7 +2095,15 @@
                           <w:sz w:val="24"/>
                           <w:szCs w:val="24"/>
                         </w:rPr>
-                        <m:t>-S</m:t>
+                        <m:t>-</m:t>
+                      </m:r>
+                      <m:r>
+                        <w:rPr>
+                          <w:rFonts w:ascii="Cambria Math" w:hAnsi="Cambria Math" w:cs="Times New Roman"/>
+                          <w:sz w:val="24"/>
+                          <w:szCs w:val="24"/>
+                        </w:rPr>
+                        <m:t>S</m:t>
                       </m:r>
                     </m:e>
                   </m:d>
@@ -2117,7 +2161,15 @@
                           <w:sz w:val="24"/>
                           <w:szCs w:val="24"/>
                         </w:rPr>
-                        <m:t>-S</m:t>
+                        <m:t>-</m:t>
+                      </m:r>
+                      <m:r>
+                        <w:rPr>
+                          <w:rFonts w:ascii="Cambria Math" w:hAnsi="Cambria Math" w:cs="Times New Roman"/>
+                          <w:sz w:val="24"/>
+                          <w:szCs w:val="24"/>
+                        </w:rPr>
+                        <m:t>S</m:t>
                       </m:r>
                     </m:e>
                   </m:d>
@@ -2484,7 +2536,31 @@
               <w:sz w:val="24"/>
               <w:szCs w:val="24"/>
             </w:rPr>
-            <m:t>-S≃C</m:t>
+            <m:t>-</m:t>
+          </m:r>
+          <m:r>
+            <w:rPr>
+              <w:rFonts w:ascii="Cambria Math" w:eastAsiaTheme="minorEastAsia" w:hAnsi="Cambria Math" w:cs="Times New Roman"/>
+              <w:sz w:val="24"/>
+              <w:szCs w:val="24"/>
+            </w:rPr>
+            <m:t>S</m:t>
+          </m:r>
+          <m:r>
+            <w:rPr>
+              <w:rFonts w:ascii="Cambria Math" w:eastAsiaTheme="minorEastAsia" w:hAnsi="Cambria Math" w:cs="Times New Roman"/>
+              <w:sz w:val="24"/>
+              <w:szCs w:val="24"/>
+            </w:rPr>
+            <m:t>≃</m:t>
+          </m:r>
+          <m:r>
+            <w:rPr>
+              <w:rFonts w:ascii="Cambria Math" w:eastAsiaTheme="minorEastAsia" w:hAnsi="Cambria Math" w:cs="Times New Roman"/>
+              <w:sz w:val="24"/>
+              <w:szCs w:val="24"/>
+            </w:rPr>
+            <m:t>C</m:t>
           </m:r>
           <m:sSup>
             <m:sSupPr>
@@ -2524,7 +2600,23 @@
               <w:sz w:val="24"/>
               <w:szCs w:val="24"/>
             </w:rPr>
-            <m:t xml:space="preserve">, C≠0, </m:t>
+            <m:t xml:space="preserve">, </m:t>
+          </m:r>
+          <m:r>
+            <w:rPr>
+              <w:rFonts w:ascii="Cambria Math" w:eastAsiaTheme="minorEastAsia" w:hAnsi="Cambria Math" w:cs="Times New Roman"/>
+              <w:sz w:val="24"/>
+              <w:szCs w:val="24"/>
+            </w:rPr>
+            <m:t>C</m:t>
+          </m:r>
+          <m:r>
+            <w:rPr>
+              <w:rFonts w:ascii="Cambria Math" w:eastAsiaTheme="minorEastAsia" w:hAnsi="Cambria Math" w:cs="Times New Roman"/>
+              <w:sz w:val="24"/>
+              <w:szCs w:val="24"/>
+            </w:rPr>
+            <m:t xml:space="preserve">≠0, </m:t>
           </m:r>
           <m:d>
             <m:dPr>
@@ -2564,7 +2656,15 @@
               <w:sz w:val="24"/>
               <w:szCs w:val="24"/>
             </w:rPr>
-            <m:t>n∈</m:t>
+            <m:t>n</m:t>
+          </m:r>
+          <m:r>
+            <w:rPr>
+              <w:rFonts w:ascii="Cambria Math" w:hAnsi="Cambria Math" w:cs="Times New Roman"/>
+              <w:sz w:val="24"/>
+              <w:szCs w:val="24"/>
+            </w:rPr>
+            <m:t>∈</m:t>
           </m:r>
           <m:sSub>
             <m:sSubPr>
@@ -2767,7 +2867,23 @@
                       <w:sz w:val="24"/>
                       <w:szCs w:val="24"/>
                     </w:rPr>
-                    <m:t>n-1</m:t>
+                    <m:t>n</m:t>
+                  </m:r>
+                  <m:r>
+                    <w:rPr>
+                      <w:rFonts w:ascii="Cambria Math" w:hAnsi="Cambria Math" w:cs="Times New Roman"/>
+                      <w:sz w:val="24"/>
+                      <w:szCs w:val="24"/>
+                    </w:rPr>
+                    <m:t>-</m:t>
+                  </m:r>
+                  <m:r>
+                    <w:rPr>
+                      <w:rFonts w:ascii="Cambria Math" w:hAnsi="Cambria Math" w:cs="Times New Roman"/>
+                      <w:sz w:val="24"/>
+                      <w:szCs w:val="24"/>
+                    </w:rPr>
+                    <m:t>1</m:t>
                   </m:r>
                 </m:sub>
               </m:sSub>
@@ -2778,7 +2894,25 @@
                   <w:szCs w:val="24"/>
                   <w:lang w:val="en-US"/>
                 </w:rPr>
-                <m:t>-S=</m:t>
+                <m:t>-</m:t>
+              </m:r>
+              <m:r>
+                <w:rPr>
+                  <w:rFonts w:ascii="Cambria Math" w:hAnsi="Cambria Math" w:cs="Times New Roman"/>
+                  <w:sz w:val="24"/>
+                  <w:szCs w:val="24"/>
+                  <w:lang w:val="en-US"/>
+                </w:rPr>
+                <m:t>S</m:t>
+              </m:r>
+              <m:r>
+                <w:rPr>
+                  <w:rFonts w:ascii="Cambria Math" w:hAnsi="Cambria Math" w:cs="Times New Roman"/>
+                  <w:sz w:val="24"/>
+                  <w:szCs w:val="24"/>
+                  <w:lang w:val="en-US"/>
+                </w:rPr>
+                <m:t>=</m:t>
               </m:r>
               <m:r>
                 <w:rPr>
@@ -2816,7 +2950,23 @@
                       <w:sz w:val="24"/>
                       <w:szCs w:val="24"/>
                     </w:rPr>
-                    <m:t>n-1</m:t>
+                    <m:t>n</m:t>
+                  </m:r>
+                  <m:r>
+                    <w:rPr>
+                      <w:rFonts w:ascii="Cambria Math" w:eastAsiaTheme="minorEastAsia" w:hAnsi="Cambria Math" w:cs="Times New Roman"/>
+                      <w:sz w:val="24"/>
+                      <w:szCs w:val="24"/>
+                    </w:rPr>
+                    <m:t>-</m:t>
+                  </m:r>
+                  <m:r>
+                    <w:rPr>
+                      <w:rFonts w:ascii="Cambria Math" w:eastAsiaTheme="minorEastAsia" w:hAnsi="Cambria Math" w:cs="Times New Roman"/>
+                      <w:sz w:val="24"/>
+                      <w:szCs w:val="24"/>
+                    </w:rPr>
+                    <m:t>1</m:t>
                   </m:r>
                 </m:sup>
               </m:sSup>
@@ -2827,7 +2977,16 @@
                   <w:szCs w:val="24"/>
                   <w:lang w:val="en-US"/>
                 </w:rPr>
-                <m:t>,  S</m:t>
+                <m:t xml:space="preserve">,  </m:t>
+              </m:r>
+              <m:r>
+                <w:rPr>
+                  <w:rFonts w:ascii="Cambria Math" w:hAnsi="Cambria Math" w:cs="Times New Roman"/>
+                  <w:sz w:val="24"/>
+                  <w:szCs w:val="24"/>
+                  <w:lang w:val="en-US"/>
+                </w:rPr>
+                <m:t>S</m:t>
               </m:r>
             </m:e>
             <m:sub>
@@ -2849,7 +3008,25 @@
               <w:szCs w:val="24"/>
               <w:lang w:val="en-US"/>
             </w:rPr>
-            <m:t>-S=</m:t>
+            <m:t>-</m:t>
+          </m:r>
+          <m:r>
+            <w:rPr>
+              <w:rFonts w:ascii="Cambria Math" w:hAnsi="Cambria Math" w:cs="Times New Roman"/>
+              <w:sz w:val="24"/>
+              <w:szCs w:val="24"/>
+              <w:lang w:val="en-US"/>
+            </w:rPr>
+            <m:t>S</m:t>
+          </m:r>
+          <m:r>
+            <w:rPr>
+              <w:rFonts w:ascii="Cambria Math" w:hAnsi="Cambria Math" w:cs="Times New Roman"/>
+              <w:sz w:val="24"/>
+              <w:szCs w:val="24"/>
+              <w:lang w:val="en-US"/>
+            </w:rPr>
+            <m:t>=</m:t>
           </m:r>
           <m:r>
             <w:rPr>
@@ -2920,7 +3097,16 @@
                   <w:szCs w:val="24"/>
                   <w:lang w:val="en-US"/>
                 </w:rPr>
-                <m:t xml:space="preserve">  S</m:t>
+                <m:t xml:space="preserve">  </m:t>
+              </m:r>
+              <m:r>
+                <w:rPr>
+                  <w:rFonts w:ascii="Cambria Math" w:hAnsi="Cambria Math" w:cs="Times New Roman"/>
+                  <w:sz w:val="24"/>
+                  <w:szCs w:val="24"/>
+                  <w:lang w:val="en-US"/>
+                </w:rPr>
+                <m:t>S</m:t>
               </m:r>
             </m:e>
             <m:sub>
@@ -2931,7 +3117,16 @@
                   <w:szCs w:val="24"/>
                   <w:lang w:val="en-US"/>
                 </w:rPr>
-                <m:t>n+1</m:t>
+                <m:t>n</m:t>
+              </m:r>
+              <m:r>
+                <w:rPr>
+                  <w:rFonts w:ascii="Cambria Math" w:hAnsi="Cambria Math" w:cs="Times New Roman"/>
+                  <w:sz w:val="24"/>
+                  <w:szCs w:val="24"/>
+                  <w:lang w:val="en-US"/>
+                </w:rPr>
+                <m:t>+1</m:t>
               </m:r>
             </m:sub>
           </m:sSub>
@@ -2942,7 +3137,25 @@
               <w:szCs w:val="24"/>
               <w:lang w:val="en-US"/>
             </w:rPr>
-            <m:t>-S=</m:t>
+            <m:t>-</m:t>
+          </m:r>
+          <m:r>
+            <w:rPr>
+              <w:rFonts w:ascii="Cambria Math" w:hAnsi="Cambria Math" w:cs="Times New Roman"/>
+              <w:sz w:val="24"/>
+              <w:szCs w:val="24"/>
+              <w:lang w:val="en-US"/>
+            </w:rPr>
+            <m:t>S</m:t>
+          </m:r>
+          <m:r>
+            <w:rPr>
+              <w:rFonts w:ascii="Cambria Math" w:hAnsi="Cambria Math" w:cs="Times New Roman"/>
+              <w:sz w:val="24"/>
+              <w:szCs w:val="24"/>
+              <w:lang w:val="en-US"/>
+            </w:rPr>
+            <m:t>=</m:t>
           </m:r>
           <m:r>
             <w:rPr>
@@ -3081,7 +3294,15 @@
                           <w:sz w:val="24"/>
                           <w:szCs w:val="24"/>
                         </w:rPr>
-                        <m:t>n+1</m:t>
+                        <m:t>n</m:t>
+                      </m:r>
+                      <m:r>
+                        <w:rPr>
+                          <w:rFonts w:ascii="Cambria Math" w:hAnsi="Cambria Math" w:cs="Times New Roman"/>
+                          <w:sz w:val="24"/>
+                          <w:szCs w:val="24"/>
+                        </w:rPr>
+                        <m:t>+1</m:t>
                       </m:r>
                     </m:sub>
                   </m:sSub>
@@ -3216,7 +3437,15 @@
                   <w:sz w:val="24"/>
                   <w:szCs w:val="24"/>
                 </w:rPr>
-                <m:t>2n</m:t>
+                <m:t>2</m:t>
+              </m:r>
+              <m:r>
+                <w:rPr>
+                  <w:rFonts w:ascii="Cambria Math" w:hAnsi="Cambria Math" w:cs="Times New Roman"/>
+                  <w:sz w:val="24"/>
+                  <w:szCs w:val="24"/>
+                </w:rPr>
+                <m:t>n</m:t>
               </m:r>
             </m:sup>
           </m:sSup>
@@ -3258,7 +3487,15 @@
                       <w:sz w:val="24"/>
                       <w:szCs w:val="24"/>
                     </w:rPr>
-                    <m:t>-1</m:t>
+                    <m:t>-</m:t>
+                  </m:r>
+                  <m:r>
+                    <w:rPr>
+                      <w:rFonts w:ascii="Cambria Math" w:hAnsi="Cambria Math" w:cs="Times New Roman"/>
+                      <w:sz w:val="24"/>
+                      <w:szCs w:val="24"/>
+                    </w:rPr>
+                    <m:t>1</m:t>
                   </m:r>
                 </m:e>
               </m:d>
@@ -3331,7 +3568,15 @@
                       <w:sz w:val="24"/>
                       <w:szCs w:val="24"/>
                     </w:rPr>
-                    <m:t>n+1</m:t>
+                    <m:t>n</m:t>
+                  </m:r>
+                  <m:r>
+                    <w:rPr>
+                      <w:rFonts w:ascii="Cambria Math" w:hAnsi="Cambria Math" w:cs="Times New Roman"/>
+                      <w:sz w:val="24"/>
+                      <w:szCs w:val="24"/>
+                    </w:rPr>
+                    <m:t>+1</m:t>
                   </m:r>
                 </m:sub>
               </m:sSub>
@@ -3341,7 +3586,15 @@
                   <w:sz w:val="24"/>
                   <w:szCs w:val="24"/>
                 </w:rPr>
-                <m:t>-2</m:t>
+                <m:t>-</m:t>
+              </m:r>
+              <m:r>
+                <w:rPr>
+                  <w:rFonts w:ascii="Cambria Math" w:hAnsi="Cambria Math" w:cs="Times New Roman"/>
+                  <w:sz w:val="24"/>
+                  <w:szCs w:val="24"/>
+                </w:rPr>
+                <m:t>2</m:t>
               </m:r>
               <m:sSub>
                 <m:sSubPr>
@@ -3411,7 +3664,23 @@
                       <w:sz w:val="24"/>
                       <w:szCs w:val="24"/>
                     </w:rPr>
-                    <m:t>n-1</m:t>
+                    <m:t>n</m:t>
+                  </m:r>
+                  <m:r>
+                    <w:rPr>
+                      <w:rFonts w:ascii="Cambria Math" w:hAnsi="Cambria Math" w:cs="Times New Roman"/>
+                      <w:sz w:val="24"/>
+                      <w:szCs w:val="24"/>
+                    </w:rPr>
+                    <m:t>-</m:t>
+                  </m:r>
+                  <m:r>
+                    <w:rPr>
+                      <w:rFonts w:ascii="Cambria Math" w:hAnsi="Cambria Math" w:cs="Times New Roman"/>
+                      <w:sz w:val="24"/>
+                      <w:szCs w:val="24"/>
+                    </w:rPr>
+                    <m:t>1</m:t>
                   </m:r>
                 </m:sub>
               </m:sSub>
@@ -3423,7 +3692,15 @@
               <w:sz w:val="24"/>
               <w:szCs w:val="24"/>
             </w:rPr>
-            <m:t>=C</m:t>
+            <m:t>=</m:t>
+          </m:r>
+          <m:r>
+            <w:rPr>
+              <w:rFonts w:ascii="Cambria Math" w:eastAsiaTheme="minorEastAsia" w:hAnsi="Cambria Math" w:cs="Times New Roman"/>
+              <w:sz w:val="24"/>
+              <w:szCs w:val="24"/>
+            </w:rPr>
+            <m:t>C</m:t>
           </m:r>
           <m:sSup>
             <m:sSupPr>
@@ -3453,7 +3730,23 @@
                   <w:sz w:val="24"/>
                   <w:szCs w:val="24"/>
                 </w:rPr>
-                <m:t>n-1</m:t>
+                <m:t>n</m:t>
+              </m:r>
+              <m:r>
+                <w:rPr>
+                  <w:rFonts w:ascii="Cambria Math" w:eastAsiaTheme="minorEastAsia" w:hAnsi="Cambria Math" w:cs="Times New Roman"/>
+                  <w:sz w:val="24"/>
+                  <w:szCs w:val="24"/>
+                </w:rPr>
+                <m:t>-</m:t>
+              </m:r>
+              <m:r>
+                <w:rPr>
+                  <w:rFonts w:ascii="Cambria Math" w:eastAsiaTheme="minorEastAsia" w:hAnsi="Cambria Math" w:cs="Times New Roman"/>
+                  <w:sz w:val="24"/>
+                  <w:szCs w:val="24"/>
+                </w:rPr>
+                <m:t>1</m:t>
               </m:r>
             </m:sup>
           </m:sSup>
@@ -3487,7 +3780,23 @@
                       <w:sz w:val="24"/>
                       <w:szCs w:val="24"/>
                     </w:rPr>
-                    <m:t>λ-1</m:t>
+                    <m:t>λ</m:t>
+                  </m:r>
+                  <m:r>
+                    <w:rPr>
+                      <w:rFonts w:ascii="Cambria Math" w:eastAsiaTheme="minorEastAsia" w:hAnsi="Cambria Math" w:cs="Times New Roman"/>
+                      <w:sz w:val="24"/>
+                      <w:szCs w:val="24"/>
+                    </w:rPr>
+                    <m:t>-</m:t>
+                  </m:r>
+                  <m:r>
+                    <w:rPr>
+                      <w:rFonts w:ascii="Cambria Math" w:eastAsiaTheme="minorEastAsia" w:hAnsi="Cambria Math" w:cs="Times New Roman"/>
+                      <w:sz w:val="24"/>
+                      <w:szCs w:val="24"/>
+                    </w:rPr>
+                    <m:t>1</m:t>
                   </m:r>
                 </m:e>
               </m:d>
@@ -3545,6 +3854,541 @@
       </w:pPr>
       <m:oMathPara>
         <m:oMath>
+          <m:f>
+            <m:fPr>
+              <m:ctrlPr>
+                <w:rPr>
+                  <w:rFonts w:ascii="Cambria Math" w:hAnsi="Cambria Math" w:cs="Times New Roman"/>
+                  <w:i/>
+                  <w:sz w:val="24"/>
+                  <w:szCs w:val="24"/>
+                </w:rPr>
+              </m:ctrlPr>
+            </m:fPr>
+            <m:num>
+              <m:sSup>
+                <m:sSupPr>
+                  <m:ctrlPr>
+                    <w:rPr>
+                      <w:rFonts w:ascii="Cambria Math" w:hAnsi="Cambria Math" w:cs="Times New Roman"/>
+                      <w:i/>
+                      <w:sz w:val="24"/>
+                      <w:szCs w:val="24"/>
+                      <w:lang w:val="en-US"/>
+                    </w:rPr>
+                  </m:ctrlPr>
+                </m:sSupPr>
+                <m:e>
+                  <m:d>
+                    <m:dPr>
+                      <m:ctrlPr>
+                        <w:rPr>
+                          <w:rFonts w:ascii="Cambria Math" w:hAnsi="Cambria Math" w:cs="Times New Roman"/>
+                          <w:i/>
+                          <w:sz w:val="24"/>
+                          <w:szCs w:val="24"/>
+                        </w:rPr>
+                      </m:ctrlPr>
+                    </m:dPr>
+                    <m:e>
+                      <m:sSub>
+                        <m:sSubPr>
+                          <m:ctrlPr>
+                            <w:rPr>
+                              <w:rFonts w:ascii="Cambria Math" w:hAnsi="Cambria Math" w:cs="Times New Roman"/>
+                              <w:i/>
+                              <w:sz w:val="24"/>
+                              <w:szCs w:val="24"/>
+                            </w:rPr>
+                          </m:ctrlPr>
+                        </m:sSubPr>
+                        <m:e>
+                          <m:r>
+                            <w:rPr>
+                              <w:rFonts w:ascii="Cambria Math" w:hAnsi="Cambria Math" w:cs="Times New Roman"/>
+                              <w:sz w:val="24"/>
+                              <w:szCs w:val="24"/>
+                            </w:rPr>
+                            <m:t>S</m:t>
+                          </m:r>
+                        </m:e>
+                        <m:sub>
+                          <m:r>
+                            <w:rPr>
+                              <w:rFonts w:ascii="Cambria Math" w:hAnsi="Cambria Math" w:cs="Times New Roman"/>
+                              <w:sz w:val="24"/>
+                              <w:szCs w:val="24"/>
+                            </w:rPr>
+                            <m:t>n</m:t>
+                          </m:r>
+                          <m:r>
+                            <w:rPr>
+                              <w:rFonts w:ascii="Cambria Math" w:hAnsi="Cambria Math" w:cs="Times New Roman"/>
+                              <w:sz w:val="24"/>
+                              <w:szCs w:val="24"/>
+                            </w:rPr>
+                            <m:t>+1</m:t>
+                          </m:r>
+                        </m:sub>
+                      </m:sSub>
+                      <m:r>
+                        <w:rPr>
+                          <w:rFonts w:ascii="Cambria Math" w:hAnsi="Cambria Math" w:cs="Times New Roman"/>
+                          <w:sz w:val="24"/>
+                          <w:szCs w:val="24"/>
+                        </w:rPr>
+                        <m:t>-</m:t>
+                      </m:r>
+                      <m:sSub>
+                        <m:sSubPr>
+                          <m:ctrlPr>
+                            <w:rPr>
+                              <w:rFonts w:ascii="Cambria Math" w:hAnsi="Cambria Math" w:cs="Times New Roman"/>
+                              <w:i/>
+                              <w:sz w:val="24"/>
+                              <w:szCs w:val="24"/>
+                            </w:rPr>
+                          </m:ctrlPr>
+                        </m:sSubPr>
+                        <m:e>
+                          <m:r>
+                            <w:rPr>
+                              <w:rFonts w:ascii="Cambria Math" w:hAnsi="Cambria Math" w:cs="Times New Roman"/>
+                              <w:sz w:val="24"/>
+                              <w:szCs w:val="24"/>
+                            </w:rPr>
+                            <m:t>S</m:t>
+                          </m:r>
+                        </m:e>
+                        <m:sub>
+                          <m:r>
+                            <w:rPr>
+                              <w:rFonts w:ascii="Cambria Math" w:hAnsi="Cambria Math" w:cs="Times New Roman"/>
+                              <w:sz w:val="24"/>
+                              <w:szCs w:val="24"/>
+                            </w:rPr>
+                            <m:t>n</m:t>
+                          </m:r>
+                        </m:sub>
+                      </m:sSub>
+                    </m:e>
+                  </m:d>
+                </m:e>
+                <m:sup>
+                  <m:r>
+                    <w:rPr>
+                      <w:rFonts w:ascii="Cambria Math" w:hAnsi="Cambria Math" w:cs="Times New Roman"/>
+                      <w:sz w:val="24"/>
+                      <w:szCs w:val="24"/>
+                    </w:rPr>
+                    <m:t>2</m:t>
+                  </m:r>
+                </m:sup>
+              </m:sSup>
+            </m:num>
+            <m:den>
+              <m:d>
+                <m:dPr>
+                  <m:ctrlPr>
+                    <w:rPr>
+                      <w:rFonts w:ascii="Cambria Math" w:hAnsi="Cambria Math" w:cs="Times New Roman"/>
+                      <w:i/>
+                      <w:sz w:val="24"/>
+                      <w:szCs w:val="24"/>
+                    </w:rPr>
+                  </m:ctrlPr>
+                </m:dPr>
+                <m:e>
+                  <m:sSub>
+                    <m:sSubPr>
+                      <m:ctrlPr>
+                        <w:rPr>
+                          <w:rFonts w:ascii="Cambria Math" w:hAnsi="Cambria Math" w:cs="Times New Roman"/>
+                          <w:i/>
+                          <w:sz w:val="24"/>
+                          <w:szCs w:val="24"/>
+                        </w:rPr>
+                      </m:ctrlPr>
+                    </m:sSubPr>
+                    <m:e>
+                      <m:r>
+                        <w:rPr>
+                          <w:rFonts w:ascii="Cambria Math" w:hAnsi="Cambria Math" w:cs="Times New Roman"/>
+                          <w:sz w:val="24"/>
+                          <w:szCs w:val="24"/>
+                        </w:rPr>
+                        <m:t>S</m:t>
+                      </m:r>
+                    </m:e>
+                    <m:sub>
+                      <m:r>
+                        <w:rPr>
+                          <w:rFonts w:ascii="Cambria Math" w:hAnsi="Cambria Math" w:cs="Times New Roman"/>
+                          <w:sz w:val="24"/>
+                          <w:szCs w:val="24"/>
+                        </w:rPr>
+                        <m:t>n</m:t>
+                      </m:r>
+                      <m:r>
+                        <w:rPr>
+                          <w:rFonts w:ascii="Cambria Math" w:hAnsi="Cambria Math" w:cs="Times New Roman"/>
+                          <w:sz w:val="24"/>
+                          <w:szCs w:val="24"/>
+                        </w:rPr>
+                        <m:t>+1</m:t>
+                      </m:r>
+                    </m:sub>
+                  </m:sSub>
+                  <m:r>
+                    <w:rPr>
+                      <w:rFonts w:ascii="Cambria Math" w:hAnsi="Cambria Math" w:cs="Times New Roman"/>
+                      <w:sz w:val="24"/>
+                      <w:szCs w:val="24"/>
+                    </w:rPr>
+                    <m:t>-</m:t>
+                  </m:r>
+                  <m:r>
+                    <w:rPr>
+                      <w:rFonts w:ascii="Cambria Math" w:hAnsi="Cambria Math" w:cs="Times New Roman"/>
+                      <w:sz w:val="24"/>
+                      <w:szCs w:val="24"/>
+                    </w:rPr>
+                    <m:t>2</m:t>
+                  </m:r>
+                  <m:sSub>
+                    <m:sSubPr>
+                      <m:ctrlPr>
+                        <w:rPr>
+                          <w:rFonts w:ascii="Cambria Math" w:hAnsi="Cambria Math" w:cs="Times New Roman"/>
+                          <w:i/>
+                          <w:sz w:val="24"/>
+                          <w:szCs w:val="24"/>
+                        </w:rPr>
+                      </m:ctrlPr>
+                    </m:sSubPr>
+                    <m:e>
+                      <m:r>
+                        <w:rPr>
+                          <w:rFonts w:ascii="Cambria Math" w:hAnsi="Cambria Math" w:cs="Times New Roman"/>
+                          <w:sz w:val="24"/>
+                          <w:szCs w:val="24"/>
+                        </w:rPr>
+                        <m:t>S</m:t>
+                      </m:r>
+                    </m:e>
+                    <m:sub>
+                      <m:r>
+                        <w:rPr>
+                          <w:rFonts w:ascii="Cambria Math" w:hAnsi="Cambria Math" w:cs="Times New Roman"/>
+                          <w:sz w:val="24"/>
+                          <w:szCs w:val="24"/>
+                        </w:rPr>
+                        <m:t>n</m:t>
+                      </m:r>
+                    </m:sub>
+                  </m:sSub>
+                  <m:r>
+                    <w:rPr>
+                      <w:rFonts w:ascii="Cambria Math" w:hAnsi="Cambria Math" w:cs="Times New Roman"/>
+                      <w:sz w:val="24"/>
+                      <w:szCs w:val="24"/>
+                    </w:rPr>
+                    <m:t>+</m:t>
+                  </m:r>
+                  <m:sSub>
+                    <m:sSubPr>
+                      <m:ctrlPr>
+                        <w:rPr>
+                          <w:rFonts w:ascii="Cambria Math" w:hAnsi="Cambria Math" w:cs="Times New Roman"/>
+                          <w:i/>
+                          <w:sz w:val="24"/>
+                          <w:szCs w:val="24"/>
+                        </w:rPr>
+                      </m:ctrlPr>
+                    </m:sSubPr>
+                    <m:e>
+                      <m:r>
+                        <w:rPr>
+                          <w:rFonts w:ascii="Cambria Math" w:hAnsi="Cambria Math" w:cs="Times New Roman"/>
+                          <w:sz w:val="24"/>
+                          <w:szCs w:val="24"/>
+                        </w:rPr>
+                        <m:t>S</m:t>
+                      </m:r>
+                    </m:e>
+                    <m:sub>
+                      <m:r>
+                        <w:rPr>
+                          <w:rFonts w:ascii="Cambria Math" w:hAnsi="Cambria Math" w:cs="Times New Roman"/>
+                          <w:sz w:val="24"/>
+                          <w:szCs w:val="24"/>
+                        </w:rPr>
+                        <m:t>n</m:t>
+                      </m:r>
+                      <m:r>
+                        <w:rPr>
+                          <w:rFonts w:ascii="Cambria Math" w:hAnsi="Cambria Math" w:cs="Times New Roman"/>
+                          <w:sz w:val="24"/>
+                          <w:szCs w:val="24"/>
+                        </w:rPr>
+                        <m:t>-</m:t>
+                      </m:r>
+                      <m:r>
+                        <w:rPr>
+                          <w:rFonts w:ascii="Cambria Math" w:hAnsi="Cambria Math" w:cs="Times New Roman"/>
+                          <w:sz w:val="24"/>
+                          <w:szCs w:val="24"/>
+                        </w:rPr>
+                        <m:t>1</m:t>
+                      </m:r>
+                    </m:sub>
+                  </m:sSub>
+                </m:e>
+              </m:d>
+            </m:den>
+          </m:f>
+          <m:r>
+            <w:rPr>
+              <w:rFonts w:ascii="Cambria Math" w:hAnsi="Cambria Math" w:cs="Times New Roman"/>
+              <w:sz w:val="24"/>
+              <w:szCs w:val="24"/>
+            </w:rPr>
+            <m:t>=</m:t>
+          </m:r>
+          <m:r>
+            <w:rPr>
+              <w:rFonts w:ascii="Cambria Math" w:eastAsiaTheme="minorEastAsia" w:hAnsi="Cambria Math" w:cs="Times New Roman"/>
+              <w:sz w:val="24"/>
+              <w:szCs w:val="24"/>
+            </w:rPr>
+            <m:t>C</m:t>
+          </m:r>
+          <m:sSup>
+            <m:sSupPr>
+              <m:ctrlPr>
+                <w:rPr>
+                  <w:rFonts w:ascii="Cambria Math" w:eastAsiaTheme="minorEastAsia" w:hAnsi="Cambria Math" w:cs="Times New Roman"/>
+                  <w:i/>
+                  <w:sz w:val="24"/>
+                  <w:szCs w:val="24"/>
+                </w:rPr>
+              </m:ctrlPr>
+            </m:sSupPr>
+            <m:e>
+              <m:r>
+                <w:rPr>
+                  <w:rFonts w:ascii="Cambria Math" w:eastAsiaTheme="minorEastAsia" w:hAnsi="Cambria Math" w:cs="Times New Roman"/>
+                  <w:sz w:val="24"/>
+                  <w:szCs w:val="24"/>
+                </w:rPr>
+                <m:t>λ</m:t>
+              </m:r>
+            </m:e>
+            <m:sup>
+              <m:r>
+                <w:rPr>
+                  <w:rFonts w:ascii="Cambria Math" w:eastAsiaTheme="minorEastAsia" w:hAnsi="Cambria Math" w:cs="Times New Roman"/>
+                  <w:sz w:val="24"/>
+                  <w:szCs w:val="24"/>
+                </w:rPr>
+                <m:t>n</m:t>
+              </m:r>
+              <m:r>
+                <w:rPr>
+                  <w:rFonts w:ascii="Cambria Math" w:eastAsiaTheme="minorEastAsia" w:hAnsi="Cambria Math" w:cs="Times New Roman"/>
+                  <w:sz w:val="24"/>
+                  <w:szCs w:val="24"/>
+                </w:rPr>
+                <m:t>+1</m:t>
+              </m:r>
+            </m:sup>
+          </m:sSup>
+          <m:r>
+            <w:rPr>
+              <w:rFonts w:ascii="Cambria Math" w:eastAsiaTheme="minorEastAsia" w:hAnsi="Cambria Math" w:cs="Times New Roman"/>
+              <w:sz w:val="24"/>
+              <w:szCs w:val="24"/>
+            </w:rPr>
+            <m:t>=</m:t>
+          </m:r>
+          <m:sSub>
+            <m:sSubPr>
+              <m:ctrlPr>
+                <w:rPr>
+                  <w:rFonts w:ascii="Cambria Math" w:hAnsi="Cambria Math" w:cs="Times New Roman"/>
+                  <w:i/>
+                  <w:sz w:val="24"/>
+                  <w:szCs w:val="24"/>
+                  <w:lang w:val="en-US"/>
+                </w:rPr>
+              </m:ctrlPr>
+            </m:sSubPr>
+            <m:e>
+              <m:r>
+                <w:rPr>
+                  <w:rFonts w:ascii="Cambria Math" w:hAnsi="Cambria Math" w:cs="Times New Roman"/>
+                  <w:sz w:val="24"/>
+                  <w:szCs w:val="24"/>
+                  <w:lang w:val="en-US"/>
+                </w:rPr>
+                <m:t>S</m:t>
+              </m:r>
+            </m:e>
+            <m:sub>
+              <m:r>
+                <w:rPr>
+                  <w:rFonts w:ascii="Cambria Math" w:hAnsi="Cambria Math" w:cs="Times New Roman"/>
+                  <w:sz w:val="24"/>
+                  <w:szCs w:val="24"/>
+                  <w:lang w:val="en-US"/>
+                </w:rPr>
+                <m:t>n</m:t>
+              </m:r>
+              <m:r>
+                <w:rPr>
+                  <w:rFonts w:ascii="Cambria Math" w:hAnsi="Cambria Math" w:cs="Times New Roman"/>
+                  <w:sz w:val="24"/>
+                  <w:szCs w:val="24"/>
+                </w:rPr>
+                <m:t>-</m:t>
+              </m:r>
+              <m:r>
+                <w:rPr>
+                  <w:rFonts w:ascii="Cambria Math" w:hAnsi="Cambria Math" w:cs="Times New Roman"/>
+                  <w:sz w:val="24"/>
+                  <w:szCs w:val="24"/>
+                </w:rPr>
+                <m:t>1</m:t>
+              </m:r>
+            </m:sub>
+          </m:sSub>
+          <m:r>
+            <w:rPr>
+              <w:rFonts w:ascii="Cambria Math" w:hAnsi="Cambria Math" w:cs="Times New Roman"/>
+              <w:sz w:val="24"/>
+              <w:szCs w:val="24"/>
+            </w:rPr>
+            <m:t>-</m:t>
+          </m:r>
+          <m:r>
+            <w:rPr>
+              <w:rFonts w:ascii="Cambria Math" w:hAnsi="Cambria Math" w:cs="Times New Roman"/>
+              <w:sz w:val="24"/>
+              <w:szCs w:val="24"/>
+              <w:lang w:val="en-US"/>
+            </w:rPr>
+            <m:t>S</m:t>
+          </m:r>
+        </m:oMath>
+      </m:oMathPara>
+    </w:p>
+    <w:p>
+      <w:pPr>
+        <w:jc w:val="both"/>
+        <w:rPr>
+          <w:rFonts w:ascii="Times New Roman" w:hAnsi="Times New Roman" w:cs="Times New Roman"/>
+          <w:sz w:val="24"/>
+          <w:szCs w:val="24"/>
+        </w:rPr>
+      </w:pPr>
+      <w:r>
+        <w:rPr>
+          <w:rFonts w:ascii="Times New Roman" w:hAnsi="Times New Roman" w:cs="Times New Roman"/>
+          <w:sz w:val="24"/>
+          <w:szCs w:val="24"/>
+        </w:rPr>
+        <w:lastRenderedPageBreak/>
+        <w:t xml:space="preserve">Стало быть: </w:t>
+      </w:r>
+    </w:p>
+    <w:p>
+      <w:pPr>
+        <w:jc w:val="both"/>
+        <w:rPr>
+          <w:rFonts w:ascii="Times New Roman" w:eastAsiaTheme="minorEastAsia" w:hAnsi="Times New Roman" w:cs="Times New Roman"/>
+          <w:sz w:val="24"/>
+          <w:szCs w:val="24"/>
+          <w:lang w:val="en-US"/>
+        </w:rPr>
+      </w:pPr>
+      <m:oMathPara>
+        <m:oMath>
+          <m:r>
+            <w:rPr>
+              <w:rFonts w:ascii="Cambria Math" w:hAnsi="Cambria Math" w:cs="Times New Roman"/>
+              <w:sz w:val="24"/>
+              <w:szCs w:val="24"/>
+              <w:lang w:val="en-US"/>
+            </w:rPr>
+            <m:t>S</m:t>
+          </m:r>
+          <m:r>
+            <w:rPr>
+              <w:rFonts w:ascii="Cambria Math" w:hAnsi="Cambria Math" w:cs="Times New Roman"/>
+              <w:sz w:val="24"/>
+              <w:szCs w:val="24"/>
+            </w:rPr>
+            <m:t xml:space="preserve"> </m:t>
+          </m:r>
+          <m:r>
+            <w:rPr>
+              <w:rFonts w:ascii="Cambria Math" w:eastAsiaTheme="minorEastAsia" w:hAnsi="Cambria Math" w:cs="Times New Roman"/>
+              <w:sz w:val="24"/>
+              <w:szCs w:val="24"/>
+            </w:rPr>
+            <m:t>≃</m:t>
+          </m:r>
+          <m:sSub>
+            <m:sSubPr>
+              <m:ctrlPr>
+                <w:rPr>
+                  <w:rFonts w:ascii="Cambria Math" w:hAnsi="Cambria Math" w:cs="Times New Roman"/>
+                  <w:i/>
+                  <w:sz w:val="24"/>
+                  <w:szCs w:val="24"/>
+                  <w:lang w:val="en-US"/>
+                </w:rPr>
+              </m:ctrlPr>
+            </m:sSubPr>
+            <m:e>
+              <m:r>
+                <w:rPr>
+                  <w:rFonts w:ascii="Cambria Math" w:hAnsi="Cambria Math" w:cs="Times New Roman"/>
+                  <w:sz w:val="24"/>
+                  <w:szCs w:val="24"/>
+                  <w:lang w:val="en-US"/>
+                </w:rPr>
+                <m:t>S</m:t>
+              </m:r>
+            </m:e>
+            <m:sub>
+              <m:r>
+                <w:rPr>
+                  <w:rFonts w:ascii="Cambria Math" w:hAnsi="Cambria Math" w:cs="Times New Roman"/>
+                  <w:sz w:val="24"/>
+                  <w:szCs w:val="24"/>
+                  <w:lang w:val="en-US"/>
+                </w:rPr>
+                <m:t>n</m:t>
+              </m:r>
+              <m:r>
+                <w:rPr>
+                  <w:rFonts w:ascii="Cambria Math" w:hAnsi="Cambria Math" w:cs="Times New Roman"/>
+                  <w:sz w:val="24"/>
+                  <w:szCs w:val="24"/>
+                </w:rPr>
+                <m:t>+1</m:t>
+              </m:r>
+            </m:sub>
+          </m:sSub>
+          <m:r>
+            <w:rPr>
+              <w:rFonts w:ascii="Cambria Math" w:eastAsiaTheme="minorEastAsia" w:hAnsi="Cambria Math" w:cs="Times New Roman"/>
+              <w:sz w:val="24"/>
+              <w:szCs w:val="24"/>
+            </w:rPr>
+            <m:t xml:space="preserve">-  </m:t>
+          </m:r>
           <m:f>
             <m:fPr>
               <m:ctrlPr>
@@ -3663,6 +4507,7 @@
                       <w:rFonts w:ascii="Cambria Math" w:hAnsi="Cambria Math" w:cs="Times New Roman"/>
                       <w:sz w:val="24"/>
                       <w:szCs w:val="24"/>
+                      <w:lang w:val="en-US"/>
                     </w:rPr>
                     <m:t>2</m:t>
                   </m:r>
@@ -3798,180 +4643,219 @@
               </m:d>
             </m:den>
           </m:f>
-          <m:r>
-            <w:rPr>
-              <w:rFonts w:ascii="Cambria Math" w:hAnsi="Cambria Math" w:cs="Times New Roman"/>
-              <w:sz w:val="24"/>
-              <w:szCs w:val="24"/>
-            </w:rPr>
-            <m:t>=</m:t>
-          </m:r>
+        </m:oMath>
+      </m:oMathPara>
+    </w:p>
+    <w:p>
+      <w:pPr>
+        <w:jc w:val="both"/>
+        <w:rPr>
+          <w:rFonts w:ascii="Times New Roman" w:hAnsi="Times New Roman" w:cs="Times New Roman"/>
+          <w:sz w:val="24"/>
+          <w:szCs w:val="24"/>
+        </w:rPr>
+      </w:pPr>
+      <w:r>
+        <w:rPr>
+          <w:rFonts w:ascii="Times New Roman" w:eastAsiaTheme="minorEastAsia" w:hAnsi="Times New Roman" w:cs="Times New Roman"/>
+          <w:sz w:val="24"/>
+          <w:szCs w:val="24"/>
+        </w:rPr>
+        <w:t xml:space="preserve">Однако, из – за неточности в качестве следующей итерации мы должны взять значение, близкое к </w:t>
+      </w:r>
+      <m:oMath>
+        <m:r>
+          <w:rPr>
+            <w:rFonts w:ascii="Cambria Math" w:hAnsi="Cambria Math" w:cs="Times New Roman"/>
+            <w:sz w:val="24"/>
+            <w:szCs w:val="24"/>
+            <w:lang w:val="en-US"/>
+          </w:rPr>
+          <m:t>S</m:t>
+        </m:r>
+      </m:oMath>
+      <w:r>
+        <w:rPr>
+          <w:rFonts w:ascii="Times New Roman" w:eastAsiaTheme="minorEastAsia" w:hAnsi="Times New Roman" w:cs="Times New Roman"/>
+          <w:sz w:val="24"/>
+          <w:szCs w:val="24"/>
+        </w:rPr>
+        <w:t>.</w:t>
+      </w:r>
+    </w:p>
+    <w:p>
+      <w:pPr>
+        <w:jc w:val="both"/>
+        <w:rPr>
+          <w:rFonts w:ascii="Times New Roman" w:hAnsi="Times New Roman" w:cs="Times New Roman"/>
+          <w:sz w:val="24"/>
+          <w:szCs w:val="24"/>
+        </w:rPr>
+      </w:pPr>
+      <w:r>
+        <w:rPr>
+          <w:rFonts w:ascii="Times New Roman" w:hAnsi="Times New Roman" w:cs="Times New Roman"/>
+          <w:sz w:val="24"/>
+          <w:szCs w:val="24"/>
+        </w:rPr>
+        <w:t>Из этого</w:t>
+      </w:r>
+      <w:r>
+        <w:rPr>
+          <w:rFonts w:ascii="Times New Roman" w:hAnsi="Times New Roman" w:cs="Times New Roman"/>
+          <w:sz w:val="24"/>
+          <w:szCs w:val="24"/>
+        </w:rPr>
+        <w:t xml:space="preserve"> метода</w:t>
+      </w:r>
+      <w:r>
+        <w:rPr>
+          <w:rFonts w:ascii="Times New Roman" w:hAnsi="Times New Roman" w:cs="Times New Roman"/>
+          <w:sz w:val="24"/>
+          <w:szCs w:val="24"/>
+        </w:rPr>
+        <w:t xml:space="preserve"> и </w:t>
+      </w:r>
+      <w:r>
+        <w:rPr>
+          <w:rFonts w:ascii="Times New Roman" w:hAnsi="Times New Roman" w:cs="Times New Roman"/>
+          <w:sz w:val="24"/>
+          <w:szCs w:val="24"/>
+        </w:rPr>
+        <w:t>выводится алгоритм</w:t>
+      </w:r>
+      <w:r>
+        <w:rPr>
+          <w:rFonts w:ascii="Times New Roman" w:hAnsi="Times New Roman" w:cs="Times New Roman"/>
+          <w:sz w:val="24"/>
+          <w:szCs w:val="24"/>
+        </w:rPr>
+        <w:t xml:space="preserve"> </w:t>
+      </w:r>
+      <m:oMath>
+        <m:sSup>
+          <m:sSupPr>
+            <m:ctrlPr>
+              <w:rPr>
+                <w:rFonts w:ascii="Cambria Math" w:hAnsi="Cambria Math" w:cs="Times New Roman"/>
+                <w:i/>
+                <w:sz w:val="24"/>
+                <w:szCs w:val="24"/>
+              </w:rPr>
+            </m:ctrlPr>
+          </m:sSupPr>
+          <m:e>
+            <m:r>
+              <w:rPr>
+                <w:rFonts w:ascii="Cambria Math" w:hAnsi="Cambria Math" w:cs="Times New Roman"/>
+                <w:sz w:val="24"/>
+                <w:szCs w:val="24"/>
+              </w:rPr>
+              <m:t>Δ</m:t>
+            </m:r>
+          </m:e>
+          <m:sup>
+            <m:r>
+              <w:rPr>
+                <w:rFonts w:ascii="Cambria Math" w:hAnsi="Cambria Math" w:cs="Times New Roman"/>
+                <w:sz w:val="24"/>
+                <w:szCs w:val="24"/>
+              </w:rPr>
+              <m:t>2</m:t>
+            </m:r>
+          </m:sup>
+        </m:sSup>
+      </m:oMath>
+      <w:r>
+        <w:rPr>
+          <w:rFonts w:ascii="Times New Roman" w:eastAsiaTheme="minorEastAsia" w:hAnsi="Times New Roman" w:cs="Times New Roman"/>
+          <w:sz w:val="24"/>
+          <w:szCs w:val="24"/>
+        </w:rPr>
+        <w:t>:</w:t>
+      </w:r>
+    </w:p>
+    <w:p>
+      <w:pPr>
+        <w:jc w:val="both"/>
+        <w:rPr>
+          <w:rFonts w:ascii="Times New Roman" w:eastAsiaTheme="minorEastAsia" w:hAnsi="Times New Roman" w:cs="Times New Roman"/>
+          <w:sz w:val="24"/>
+          <w:szCs w:val="24"/>
+        </w:rPr>
+      </w:pPr>
+      <m:oMathPara>
+        <m:oMath>
+          <m:sSubSup>
+            <m:sSubSupPr>
+              <m:ctrlPr>
+                <w:rPr>
+                  <w:rFonts w:ascii="Cambria Math" w:hAnsi="Cambria Math" w:cs="Times New Roman"/>
+                  <w:i/>
+                  <w:sz w:val="24"/>
+                  <w:szCs w:val="24"/>
+                  <w:lang w:val="en-US"/>
+                </w:rPr>
+              </m:ctrlPr>
+            </m:sSubSupPr>
+            <m:e>
+              <m:r>
+                <w:rPr>
+                  <w:rFonts w:ascii="Cambria Math" w:hAnsi="Cambria Math" w:cs="Times New Roman"/>
+                  <w:sz w:val="24"/>
+                  <w:szCs w:val="24"/>
+                  <w:lang w:val="en-US"/>
+                </w:rPr>
+                <m:t>A</m:t>
+              </m:r>
+            </m:e>
+            <m:sub>
+              <m:r>
+                <w:rPr>
+                  <w:rFonts w:ascii="Cambria Math" w:hAnsi="Cambria Math" w:cs="Times New Roman"/>
+                  <w:sz w:val="24"/>
+                  <w:szCs w:val="24"/>
+                </w:rPr>
+                <m:t>1</m:t>
+              </m:r>
+            </m:sub>
+            <m:sup>
+              <m:r>
+                <w:rPr>
+                  <w:rFonts w:ascii="Cambria Math" w:hAnsi="Cambria Math" w:cs="Times New Roman"/>
+                  <w:sz w:val="24"/>
+                  <w:szCs w:val="24"/>
+                  <w:lang w:val="en-US"/>
+                </w:rPr>
+                <m:t>(</m:t>
+              </m:r>
+              <m:r>
+                <w:rPr>
+                  <w:rFonts w:ascii="Cambria Math" w:hAnsi="Cambria Math" w:cs="Times New Roman"/>
+                  <w:sz w:val="24"/>
+                  <w:szCs w:val="24"/>
+                  <w:lang w:val="en-US"/>
+                </w:rPr>
+                <m:t>n</m:t>
+              </m:r>
+              <m:r>
+                <w:rPr>
+                  <w:rFonts w:ascii="Cambria Math" w:hAnsi="Cambria Math" w:cs="Times New Roman"/>
+                  <w:sz w:val="24"/>
+                  <w:szCs w:val="24"/>
+                  <w:lang w:val="en-US"/>
+                </w:rPr>
+                <m:t>)</m:t>
+              </m:r>
+            </m:sup>
+          </m:sSubSup>
           <m:r>
             <w:rPr>
               <w:rFonts w:ascii="Cambria Math" w:eastAsiaTheme="minorEastAsia" w:hAnsi="Cambria Math" w:cs="Times New Roman"/>
               <w:sz w:val="24"/>
               <w:szCs w:val="24"/>
             </w:rPr>
-            <m:t>C</m:t>
-          </m:r>
-          <m:sSup>
-            <m:sSupPr>
-              <m:ctrlPr>
-                <w:rPr>
-                  <w:rFonts w:ascii="Cambria Math" w:eastAsiaTheme="minorEastAsia" w:hAnsi="Cambria Math" w:cs="Times New Roman"/>
-                  <w:i/>
-                  <w:sz w:val="24"/>
-                  <w:szCs w:val="24"/>
-                </w:rPr>
-              </m:ctrlPr>
-            </m:sSupPr>
-            <m:e>
-              <m:r>
-                <w:rPr>
-                  <w:rFonts w:ascii="Cambria Math" w:eastAsiaTheme="minorEastAsia" w:hAnsi="Cambria Math" w:cs="Times New Roman"/>
-                  <w:sz w:val="24"/>
-                  <w:szCs w:val="24"/>
-                </w:rPr>
-                <m:t>λ</m:t>
-              </m:r>
-            </m:e>
-            <m:sup>
-              <m:r>
-                <w:rPr>
-                  <w:rFonts w:ascii="Cambria Math" w:eastAsiaTheme="minorEastAsia" w:hAnsi="Cambria Math" w:cs="Times New Roman"/>
-                  <w:sz w:val="24"/>
-                  <w:szCs w:val="24"/>
-                </w:rPr>
-                <m:t>n+1</m:t>
-              </m:r>
-            </m:sup>
-          </m:sSup>
-          <m:r>
-            <w:rPr>
-              <w:rFonts w:ascii="Cambria Math" w:eastAsiaTheme="minorEastAsia" w:hAnsi="Cambria Math" w:cs="Times New Roman"/>
-              <w:sz w:val="24"/>
-              <w:szCs w:val="24"/>
-            </w:rPr>
-            <m:t>=</m:t>
-          </m:r>
-          <m:sSub>
-            <m:sSubPr>
-              <m:ctrlPr>
-                <w:rPr>
-                  <w:rFonts w:ascii="Cambria Math" w:hAnsi="Cambria Math" w:cs="Times New Roman"/>
-                  <w:i/>
-                  <w:sz w:val="24"/>
-                  <w:szCs w:val="24"/>
-                  <w:lang w:val="en-US"/>
-                </w:rPr>
-              </m:ctrlPr>
-            </m:sSubPr>
-            <m:e>
-              <m:r>
-                <w:rPr>
-                  <w:rFonts w:ascii="Cambria Math" w:hAnsi="Cambria Math" w:cs="Times New Roman"/>
-                  <w:sz w:val="24"/>
-                  <w:szCs w:val="24"/>
-                  <w:lang w:val="en-US"/>
-                </w:rPr>
-                <m:t>S</m:t>
-              </m:r>
-            </m:e>
-            <m:sub>
-              <m:r>
-                <w:rPr>
-                  <w:rFonts w:ascii="Cambria Math" w:hAnsi="Cambria Math" w:cs="Times New Roman"/>
-                  <w:sz w:val="24"/>
-                  <w:szCs w:val="24"/>
-                  <w:lang w:val="en-US"/>
-                </w:rPr>
-                <m:t>n</m:t>
-              </m:r>
-              <m:r>
-                <w:rPr>
-                  <w:rFonts w:ascii="Cambria Math" w:hAnsi="Cambria Math" w:cs="Times New Roman"/>
-                  <w:sz w:val="24"/>
-                  <w:szCs w:val="24"/>
-                </w:rPr>
-                <m:t>-1</m:t>
-              </m:r>
-            </m:sub>
-          </m:sSub>
-          <m:r>
-            <w:rPr>
-              <w:rFonts w:ascii="Cambria Math" w:hAnsi="Cambria Math" w:cs="Times New Roman"/>
-              <w:sz w:val="24"/>
-              <w:szCs w:val="24"/>
-            </w:rPr>
-            <m:t>-</m:t>
-          </m:r>
-          <m:r>
-            <w:rPr>
-              <w:rFonts w:ascii="Cambria Math" w:hAnsi="Cambria Math" w:cs="Times New Roman"/>
-              <w:sz w:val="24"/>
-              <w:szCs w:val="24"/>
-              <w:lang w:val="en-US"/>
-            </w:rPr>
-            <m:t>S</m:t>
-          </m:r>
-        </m:oMath>
-      </m:oMathPara>
-    </w:p>
-    <w:p>
-      <w:pPr>
-        <w:jc w:val="both"/>
-        <w:rPr>
-          <w:rFonts w:ascii="Times New Roman" w:hAnsi="Times New Roman" w:cs="Times New Roman"/>
-          <w:sz w:val="24"/>
-          <w:szCs w:val="24"/>
-        </w:rPr>
-      </w:pPr>
-      <w:r>
-        <w:rPr>
-          <w:rFonts w:ascii="Times New Roman" w:hAnsi="Times New Roman" w:cs="Times New Roman"/>
-          <w:sz w:val="24"/>
-          <w:szCs w:val="24"/>
-        </w:rPr>
-        <w:lastRenderedPageBreak/>
-        <w:t xml:space="preserve">Стало быть: </w:t>
-      </w:r>
-    </w:p>
-    <w:p>
-      <w:pPr>
-        <w:jc w:val="both"/>
-        <w:rPr>
-          <w:rFonts w:ascii="Times New Roman" w:eastAsiaTheme="minorEastAsia" w:hAnsi="Times New Roman" w:cs="Times New Roman"/>
-          <w:sz w:val="24"/>
-          <w:szCs w:val="24"/>
-          <w:lang w:val="en-US"/>
-        </w:rPr>
-      </w:pPr>
-      <m:oMathPara>
-        <m:oMath>
-          <m:r>
-            <w:rPr>
-              <w:rFonts w:ascii="Cambria Math" w:hAnsi="Cambria Math" w:cs="Times New Roman"/>
-              <w:sz w:val="24"/>
-              <w:szCs w:val="24"/>
-              <w:lang w:val="en-US"/>
-            </w:rPr>
-            <m:t>S</m:t>
-          </m:r>
-          <m:r>
-            <w:rPr>
-              <w:rFonts w:ascii="Cambria Math" w:hAnsi="Cambria Math" w:cs="Times New Roman"/>
-              <w:sz w:val="24"/>
-              <w:szCs w:val="24"/>
-            </w:rPr>
-            <m:t xml:space="preserve"> </m:t>
-          </m:r>
-          <m:r>
-            <w:rPr>
-              <w:rFonts w:ascii="Cambria Math" w:eastAsiaTheme="minorEastAsia" w:hAnsi="Cambria Math" w:cs="Times New Roman"/>
-              <w:sz w:val="24"/>
-              <w:szCs w:val="24"/>
-            </w:rPr>
-            <m:t>≃</m:t>
+            <m:t xml:space="preserve">= </m:t>
           </m:r>
           <m:sSub>
             <m:sSubPr>
@@ -4022,7 +4906,15 @@
               <w:sz w:val="24"/>
               <w:szCs w:val="24"/>
             </w:rPr>
-            <m:t xml:space="preserve">-  </m:t>
+            <m:t>-</m:t>
+          </m:r>
+          <m:r>
+            <w:rPr>
+              <w:rFonts w:ascii="Cambria Math" w:eastAsiaTheme="minorEastAsia" w:hAnsi="Cambria Math" w:cs="Times New Roman"/>
+              <w:sz w:val="24"/>
+              <w:szCs w:val="24"/>
+            </w:rPr>
+            <m:t xml:space="preserve">  </m:t>
           </m:r>
           <m:f>
             <m:fPr>
@@ -4089,7 +4981,15 @@
                               <w:sz w:val="24"/>
                               <w:szCs w:val="24"/>
                             </w:rPr>
-                            <m:t>n+1</m:t>
+                            <m:t>n</m:t>
+                          </m:r>
+                          <m:r>
+                            <w:rPr>
+                              <w:rFonts w:ascii="Cambria Math" w:hAnsi="Cambria Math" w:cs="Times New Roman"/>
+                              <w:sz w:val="24"/>
+                              <w:szCs w:val="24"/>
+                            </w:rPr>
+                            <m:t>+1</m:t>
                           </m:r>
                         </m:sub>
                       </m:sSub>
@@ -4142,7 +5042,6 @@
                       <w:rFonts w:ascii="Cambria Math" w:hAnsi="Cambria Math" w:cs="Times New Roman"/>
                       <w:sz w:val="24"/>
                       <w:szCs w:val="24"/>
-                      <w:lang w:val="en-US"/>
                     </w:rPr>
                     <m:t>2</m:t>
                   </m:r>
@@ -4190,7 +5089,15 @@
                           <w:sz w:val="24"/>
                           <w:szCs w:val="24"/>
                         </w:rPr>
-                        <m:t>n+1</m:t>
+                        <m:t>n</m:t>
+                      </m:r>
+                      <m:r>
+                        <w:rPr>
+                          <w:rFonts w:ascii="Cambria Math" w:hAnsi="Cambria Math" w:cs="Times New Roman"/>
+                          <w:sz w:val="24"/>
+                          <w:szCs w:val="24"/>
+                        </w:rPr>
+                        <m:t>+1</m:t>
                       </m:r>
                     </m:sub>
                   </m:sSub>
@@ -4200,7 +5107,15 @@
                       <w:sz w:val="24"/>
                       <w:szCs w:val="24"/>
                     </w:rPr>
-                    <m:t>-2</m:t>
+                    <m:t>-</m:t>
+                  </m:r>
+                  <m:r>
+                    <w:rPr>
+                      <w:rFonts w:ascii="Cambria Math" w:hAnsi="Cambria Math" w:cs="Times New Roman"/>
+                      <w:sz w:val="24"/>
+                      <w:szCs w:val="24"/>
+                    </w:rPr>
+                    <m:t>2</m:t>
                   </m:r>
                   <m:sSub>
                     <m:sSubPr>
@@ -4270,330 +5185,8 @@
                           <w:sz w:val="24"/>
                           <w:szCs w:val="24"/>
                         </w:rPr>
-                        <m:t>n-1</m:t>
+                        <m:t>n</m:t>
                       </m:r>
-                    </m:sub>
-                  </m:sSub>
-                </m:e>
-              </m:d>
-            </m:den>
-          </m:f>
-        </m:oMath>
-      </m:oMathPara>
-    </w:p>
-    <w:p>
-      <w:pPr>
-        <w:jc w:val="both"/>
-        <w:rPr>
-          <w:rFonts w:ascii="Times New Roman" w:hAnsi="Times New Roman" w:cs="Times New Roman"/>
-          <w:sz w:val="24"/>
-          <w:szCs w:val="24"/>
-        </w:rPr>
-      </w:pPr>
-      <w:r>
-        <w:rPr>
-          <w:rFonts w:ascii="Times New Roman" w:eastAsiaTheme="minorEastAsia" w:hAnsi="Times New Roman" w:cs="Times New Roman"/>
-          <w:sz w:val="24"/>
-          <w:szCs w:val="24"/>
-        </w:rPr>
-        <w:t xml:space="preserve">Однако, из – за неточности в качестве следующей итерации мы должны взять значение, близкое к </w:t>
-      </w:r>
-      <m:oMath>
-        <m:r>
-          <w:rPr>
-            <w:rFonts w:ascii="Cambria Math" w:hAnsi="Cambria Math" w:cs="Times New Roman"/>
-            <w:sz w:val="24"/>
-            <w:szCs w:val="24"/>
-            <w:lang w:val="en-US"/>
-          </w:rPr>
-          <m:t>S</m:t>
-        </m:r>
-      </m:oMath>
-      <w:r>
-        <w:rPr>
-          <w:rFonts w:ascii="Times New Roman" w:eastAsiaTheme="minorEastAsia" w:hAnsi="Times New Roman" w:cs="Times New Roman"/>
-          <w:sz w:val="24"/>
-          <w:szCs w:val="24"/>
-        </w:rPr>
-        <w:t>.</w:t>
-      </w:r>
-    </w:p>
-    <w:p>
-      <w:pPr>
-        <w:jc w:val="both"/>
-        <w:rPr>
-          <w:rFonts w:ascii="Times New Roman" w:hAnsi="Times New Roman" w:cs="Times New Roman"/>
-          <w:sz w:val="24"/>
-          <w:szCs w:val="24"/>
-        </w:rPr>
-      </w:pPr>
-      <w:r>
-        <w:rPr>
-          <w:rFonts w:ascii="Times New Roman" w:hAnsi="Times New Roman" w:cs="Times New Roman"/>
-          <w:sz w:val="24"/>
-          <w:szCs w:val="24"/>
-        </w:rPr>
-        <w:t>Из этого</w:t>
-      </w:r>
-      <w:r>
-        <w:rPr>
-          <w:rFonts w:ascii="Times New Roman" w:hAnsi="Times New Roman" w:cs="Times New Roman"/>
-          <w:sz w:val="24"/>
-          <w:szCs w:val="24"/>
-        </w:rPr>
-        <w:t xml:space="preserve"> метода</w:t>
-      </w:r>
-      <w:r>
-        <w:rPr>
-          <w:rFonts w:ascii="Times New Roman" w:hAnsi="Times New Roman" w:cs="Times New Roman"/>
-          <w:sz w:val="24"/>
-          <w:szCs w:val="24"/>
-        </w:rPr>
-        <w:t xml:space="preserve"> и </w:t>
-      </w:r>
-      <w:r>
-        <w:rPr>
-          <w:rFonts w:ascii="Times New Roman" w:hAnsi="Times New Roman" w:cs="Times New Roman"/>
-          <w:sz w:val="24"/>
-          <w:szCs w:val="24"/>
-        </w:rPr>
-        <w:t>выводится алгоритм</w:t>
-      </w:r>
-      <w:r>
-        <w:rPr>
-          <w:rFonts w:ascii="Times New Roman" w:hAnsi="Times New Roman" w:cs="Times New Roman"/>
-          <w:sz w:val="24"/>
-          <w:szCs w:val="24"/>
-        </w:rPr>
-        <w:t xml:space="preserve"> </w:t>
-      </w:r>
-      <m:oMath>
-        <m:sSup>
-          <m:sSupPr>
-            <m:ctrlPr>
-              <w:rPr>
-                <w:rFonts w:ascii="Cambria Math" w:hAnsi="Cambria Math" w:cs="Times New Roman"/>
-                <w:i/>
-                <w:sz w:val="24"/>
-                <w:szCs w:val="24"/>
-              </w:rPr>
-            </m:ctrlPr>
-          </m:sSupPr>
-          <m:e>
-            <m:r>
-              <w:rPr>
-                <w:rFonts w:ascii="Cambria Math" w:hAnsi="Cambria Math" w:cs="Times New Roman"/>
-                <w:sz w:val="24"/>
-                <w:szCs w:val="24"/>
-              </w:rPr>
-              <m:t>Δ</m:t>
-            </m:r>
-          </m:e>
-          <m:sup>
-            <m:r>
-              <w:rPr>
-                <w:rFonts w:ascii="Cambria Math" w:hAnsi="Cambria Math" w:cs="Times New Roman"/>
-                <w:sz w:val="24"/>
-                <w:szCs w:val="24"/>
-              </w:rPr>
-              <m:t>2</m:t>
-            </m:r>
-          </m:sup>
-        </m:sSup>
-      </m:oMath>
-      <w:r>
-        <w:rPr>
-          <w:rFonts w:ascii="Times New Roman" w:eastAsiaTheme="minorEastAsia" w:hAnsi="Times New Roman" w:cs="Times New Roman"/>
-          <w:sz w:val="24"/>
-          <w:szCs w:val="24"/>
-        </w:rPr>
-        <w:t>:</w:t>
-      </w:r>
-    </w:p>
-    <w:p>
-      <w:pPr>
-        <w:jc w:val="both"/>
-        <w:rPr>
-          <w:rFonts w:ascii="Times New Roman" w:eastAsiaTheme="minorEastAsia" w:hAnsi="Times New Roman" w:cs="Times New Roman"/>
-          <w:sz w:val="24"/>
-          <w:szCs w:val="24"/>
-        </w:rPr>
-      </w:pPr>
-      <m:oMathPara>
-        <m:oMath>
-          <m:sSubSup>
-            <m:sSubSupPr>
-              <m:ctrlPr>
-                <w:rPr>
-                  <w:rFonts w:ascii="Cambria Math" w:hAnsi="Cambria Math" w:cs="Times New Roman"/>
-                  <w:i/>
-                  <w:sz w:val="24"/>
-                  <w:szCs w:val="24"/>
-                  <w:lang w:val="en-US"/>
-                </w:rPr>
-              </m:ctrlPr>
-            </m:sSubSupPr>
-            <m:e>
-              <m:r>
-                <w:rPr>
-                  <w:rFonts w:ascii="Cambria Math" w:hAnsi="Cambria Math" w:cs="Times New Roman"/>
-                  <w:sz w:val="24"/>
-                  <w:szCs w:val="24"/>
-                  <w:lang w:val="en-US"/>
-                </w:rPr>
-                <m:t>A</m:t>
-              </m:r>
-            </m:e>
-            <m:sub>
-              <m:r>
-                <w:rPr>
-                  <w:rFonts w:ascii="Cambria Math" w:hAnsi="Cambria Math" w:cs="Times New Roman"/>
-                  <w:sz w:val="24"/>
-                  <w:szCs w:val="24"/>
-                </w:rPr>
-                <m:t>1</m:t>
-              </m:r>
-            </m:sub>
-            <m:sup>
-              <m:r>
-                <w:rPr>
-                  <w:rFonts w:ascii="Cambria Math" w:hAnsi="Cambria Math" w:cs="Times New Roman"/>
-                  <w:sz w:val="24"/>
-                  <w:szCs w:val="24"/>
-                  <w:lang w:val="en-US"/>
-                </w:rPr>
-                <m:t>(n)</m:t>
-              </m:r>
-            </m:sup>
-          </m:sSubSup>
-          <m:r>
-            <w:rPr>
-              <w:rFonts w:ascii="Cambria Math" w:eastAsiaTheme="minorEastAsia" w:hAnsi="Cambria Math" w:cs="Times New Roman"/>
-              <w:sz w:val="24"/>
-              <w:szCs w:val="24"/>
-            </w:rPr>
-            <m:t xml:space="preserve">= </m:t>
-          </m:r>
-          <m:sSub>
-            <m:sSubPr>
-              <m:ctrlPr>
-                <w:rPr>
-                  <w:rFonts w:ascii="Cambria Math" w:hAnsi="Cambria Math" w:cs="Times New Roman"/>
-                  <w:i/>
-                  <w:sz w:val="24"/>
-                  <w:szCs w:val="24"/>
-                  <w:lang w:val="en-US"/>
-                </w:rPr>
-              </m:ctrlPr>
-            </m:sSubPr>
-            <m:e>
-              <m:r>
-                <w:rPr>
-                  <w:rFonts w:ascii="Cambria Math" w:hAnsi="Cambria Math" w:cs="Times New Roman"/>
-                  <w:sz w:val="24"/>
-                  <w:szCs w:val="24"/>
-                  <w:lang w:val="en-US"/>
-                </w:rPr>
-                <m:t>S</m:t>
-              </m:r>
-            </m:e>
-            <m:sub>
-              <m:r>
-                <w:rPr>
-                  <w:rFonts w:ascii="Cambria Math" w:hAnsi="Cambria Math" w:cs="Times New Roman"/>
-                  <w:sz w:val="24"/>
-                  <w:szCs w:val="24"/>
-                  <w:lang w:val="en-US"/>
-                </w:rPr>
-                <m:t>n</m:t>
-              </m:r>
-              <m:r>
-                <w:rPr>
-                  <w:rFonts w:ascii="Cambria Math" w:hAnsi="Cambria Math" w:cs="Times New Roman"/>
-                  <w:sz w:val="24"/>
-                  <w:szCs w:val="24"/>
-                </w:rPr>
-                <m:t>+1</m:t>
-              </m:r>
-            </m:sub>
-          </m:sSub>
-          <m:r>
-            <w:rPr>
-              <w:rFonts w:ascii="Cambria Math" w:eastAsiaTheme="minorEastAsia" w:hAnsi="Cambria Math" w:cs="Times New Roman"/>
-              <w:sz w:val="24"/>
-              <w:szCs w:val="24"/>
-            </w:rPr>
-            <m:t xml:space="preserve">-  </m:t>
-          </m:r>
-          <m:f>
-            <m:fPr>
-              <m:ctrlPr>
-                <w:rPr>
-                  <w:rFonts w:ascii="Cambria Math" w:hAnsi="Cambria Math" w:cs="Times New Roman"/>
-                  <w:i/>
-                  <w:sz w:val="24"/>
-                  <w:szCs w:val="24"/>
-                </w:rPr>
-              </m:ctrlPr>
-            </m:fPr>
-            <m:num>
-              <m:sSup>
-                <m:sSupPr>
-                  <m:ctrlPr>
-                    <w:rPr>
-                      <w:rFonts w:ascii="Cambria Math" w:hAnsi="Cambria Math" w:cs="Times New Roman"/>
-                      <w:i/>
-                      <w:sz w:val="24"/>
-                      <w:szCs w:val="24"/>
-                      <w:lang w:val="en-US"/>
-                    </w:rPr>
-                  </m:ctrlPr>
-                </m:sSupPr>
-                <m:e>
-                  <m:d>
-                    <m:dPr>
-                      <m:ctrlPr>
-                        <w:rPr>
-                          <w:rFonts w:ascii="Cambria Math" w:hAnsi="Cambria Math" w:cs="Times New Roman"/>
-                          <w:i/>
-                          <w:sz w:val="24"/>
-                          <w:szCs w:val="24"/>
-                        </w:rPr>
-                      </m:ctrlPr>
-                    </m:dPr>
-                    <m:e>
-                      <m:sSub>
-                        <m:sSubPr>
-                          <m:ctrlPr>
-                            <w:rPr>
-                              <w:rFonts w:ascii="Cambria Math" w:hAnsi="Cambria Math" w:cs="Times New Roman"/>
-                              <w:i/>
-                              <w:sz w:val="24"/>
-                              <w:szCs w:val="24"/>
-                            </w:rPr>
-                          </m:ctrlPr>
-                        </m:sSubPr>
-                        <m:e>
-                          <m:r>
-                            <w:rPr>
-                              <w:rFonts w:ascii="Cambria Math" w:hAnsi="Cambria Math" w:cs="Times New Roman"/>
-                              <w:sz w:val="24"/>
-                              <w:szCs w:val="24"/>
-                            </w:rPr>
-                            <m:t>S</m:t>
-                          </m:r>
-                        </m:e>
-                        <m:sub>
-                          <m:r>
-                            <w:rPr>
-                              <w:rFonts w:ascii="Cambria Math" w:hAnsi="Cambria Math" w:cs="Times New Roman"/>
-                              <w:sz w:val="24"/>
-                              <w:szCs w:val="24"/>
-                            </w:rPr>
-                            <m:t>n+1</m:t>
-                          </m:r>
-                        </m:sub>
-                      </m:sSub>
                       <m:r>
                         <w:rPr>
                           <w:rFonts w:ascii="Cambria Math" w:hAnsi="Cambria Math" w:cs="Times New Roman"/>
@@ -4602,175 +5195,13 @@
                         </w:rPr>
                         <m:t>-</m:t>
                       </m:r>
-                      <m:sSub>
-                        <m:sSubPr>
-                          <m:ctrlPr>
-                            <w:rPr>
-                              <w:rFonts w:ascii="Cambria Math" w:hAnsi="Cambria Math" w:cs="Times New Roman"/>
-                              <w:i/>
-                              <w:sz w:val="24"/>
-                              <w:szCs w:val="24"/>
-                            </w:rPr>
-                          </m:ctrlPr>
-                        </m:sSubPr>
-                        <m:e>
-                          <m:r>
-                            <w:rPr>
-                              <w:rFonts w:ascii="Cambria Math" w:hAnsi="Cambria Math" w:cs="Times New Roman"/>
-                              <w:sz w:val="24"/>
-                              <w:szCs w:val="24"/>
-                            </w:rPr>
-                            <m:t>S</m:t>
-                          </m:r>
-                        </m:e>
-                        <m:sub>
-                          <m:r>
-                            <w:rPr>
-                              <w:rFonts w:ascii="Cambria Math" w:hAnsi="Cambria Math" w:cs="Times New Roman"/>
-                              <w:sz w:val="24"/>
-                              <w:szCs w:val="24"/>
-                            </w:rPr>
-                            <m:t>n</m:t>
-                          </m:r>
-                        </m:sub>
-                      </m:sSub>
-                    </m:e>
-                  </m:d>
-                </m:e>
-                <m:sup>
-                  <m:r>
-                    <w:rPr>
-                      <w:rFonts w:ascii="Cambria Math" w:hAnsi="Cambria Math" w:cs="Times New Roman"/>
-                      <w:sz w:val="24"/>
-                      <w:szCs w:val="24"/>
-                    </w:rPr>
-                    <m:t>2</m:t>
-                  </m:r>
-                </m:sup>
-              </m:sSup>
-            </m:num>
-            <m:den>
-              <m:d>
-                <m:dPr>
-                  <m:ctrlPr>
-                    <w:rPr>
-                      <w:rFonts w:ascii="Cambria Math" w:hAnsi="Cambria Math" w:cs="Times New Roman"/>
-                      <w:i/>
-                      <w:sz w:val="24"/>
-                      <w:szCs w:val="24"/>
-                    </w:rPr>
-                  </m:ctrlPr>
-                </m:dPr>
-                <m:e>
-                  <m:sSub>
-                    <m:sSubPr>
-                      <m:ctrlPr>
-                        <w:rPr>
-                          <w:rFonts w:ascii="Cambria Math" w:hAnsi="Cambria Math" w:cs="Times New Roman"/>
-                          <w:i/>
-                          <w:sz w:val="24"/>
-                          <w:szCs w:val="24"/>
-                        </w:rPr>
-                      </m:ctrlPr>
-                    </m:sSubPr>
-                    <m:e>
                       <m:r>
                         <w:rPr>
                           <w:rFonts w:ascii="Cambria Math" w:hAnsi="Cambria Math" w:cs="Times New Roman"/>
                           <w:sz w:val="24"/>
                           <w:szCs w:val="24"/>
                         </w:rPr>
-                        <m:t>S</m:t>
-                      </m:r>
-                    </m:e>
-                    <m:sub>
-                      <m:r>
-                        <w:rPr>
-                          <w:rFonts w:ascii="Cambria Math" w:hAnsi="Cambria Math" w:cs="Times New Roman"/>
-                          <w:sz w:val="24"/>
-                          <w:szCs w:val="24"/>
-                        </w:rPr>
-                        <m:t>n+1</m:t>
-                      </m:r>
-                    </m:sub>
-                  </m:sSub>
-                  <m:r>
-                    <w:rPr>
-                      <w:rFonts w:ascii="Cambria Math" w:hAnsi="Cambria Math" w:cs="Times New Roman"/>
-                      <w:sz w:val="24"/>
-                      <w:szCs w:val="24"/>
-                    </w:rPr>
-                    <m:t>-2</m:t>
-                  </m:r>
-                  <m:sSub>
-                    <m:sSubPr>
-                      <m:ctrlPr>
-                        <w:rPr>
-                          <w:rFonts w:ascii="Cambria Math" w:hAnsi="Cambria Math" w:cs="Times New Roman"/>
-                          <w:i/>
-                          <w:sz w:val="24"/>
-                          <w:szCs w:val="24"/>
-                        </w:rPr>
-                      </m:ctrlPr>
-                    </m:sSubPr>
-                    <m:e>
-                      <m:r>
-                        <w:rPr>
-                          <w:rFonts w:ascii="Cambria Math" w:hAnsi="Cambria Math" w:cs="Times New Roman"/>
-                          <w:sz w:val="24"/>
-                          <w:szCs w:val="24"/>
-                        </w:rPr>
-                        <m:t>S</m:t>
-                      </m:r>
-                    </m:e>
-                    <m:sub>
-                      <m:r>
-                        <w:rPr>
-                          <w:rFonts w:ascii="Cambria Math" w:hAnsi="Cambria Math" w:cs="Times New Roman"/>
-                          <w:sz w:val="24"/>
-                          <w:szCs w:val="24"/>
-                        </w:rPr>
-                        <m:t>n</m:t>
-                      </m:r>
-                    </m:sub>
-                  </m:sSub>
-                  <m:r>
-                    <w:rPr>
-                      <w:rFonts w:ascii="Cambria Math" w:hAnsi="Cambria Math" w:cs="Times New Roman"/>
-                      <w:sz w:val="24"/>
-                      <w:szCs w:val="24"/>
-                    </w:rPr>
-                    <m:t>+</m:t>
-                  </m:r>
-                  <m:sSub>
-                    <m:sSubPr>
-                      <m:ctrlPr>
-                        <w:rPr>
-                          <w:rFonts w:ascii="Cambria Math" w:hAnsi="Cambria Math" w:cs="Times New Roman"/>
-                          <w:i/>
-                          <w:sz w:val="24"/>
-                          <w:szCs w:val="24"/>
-                        </w:rPr>
-                      </m:ctrlPr>
-                    </m:sSubPr>
-                    <m:e>
-                      <m:r>
-                        <w:rPr>
-                          <w:rFonts w:ascii="Cambria Math" w:hAnsi="Cambria Math" w:cs="Times New Roman"/>
-                          <w:sz w:val="24"/>
-                          <w:szCs w:val="24"/>
-                        </w:rPr>
-                        <m:t>S</m:t>
-                      </m:r>
-                    </m:e>
-                    <m:sub>
-                      <m:r>
-                        <w:rPr>
-                          <w:rFonts w:ascii="Cambria Math" w:hAnsi="Cambria Math" w:cs="Times New Roman"/>
-                          <w:sz w:val="24"/>
-                          <w:szCs w:val="24"/>
-                        </w:rPr>
-                        <m:t>n-1</m:t>
+                        <m:t>1</m:t>
                       </m:r>
                     </m:sub>
                   </m:sSub>
@@ -4792,7 +5223,15 @@
               <w:sz w:val="24"/>
               <w:szCs w:val="24"/>
             </w:rPr>
-            <m:t>n∈</m:t>
+            <m:t>n</m:t>
+          </m:r>
+          <m:r>
+            <w:rPr>
+              <w:rFonts w:ascii="Cambria Math" w:hAnsi="Cambria Math" w:cs="Times New Roman"/>
+              <w:sz w:val="24"/>
+              <w:szCs w:val="24"/>
+            </w:rPr>
+            <m:t>∈</m:t>
           </m:r>
           <m:sSub>
             <m:sSubPr>
@@ -6344,7 +6783,25 @@
                   <w:szCs w:val="24"/>
                   <w:lang w:val="en-US"/>
                 </w:rPr>
-                <m:t>(n)</m:t>
+                <m:t>(</m:t>
+              </m:r>
+              <m:r>
+                <w:rPr>
+                  <w:rFonts w:ascii="Cambria Math" w:hAnsi="Cambria Math" w:cs="Times New Roman"/>
+                  <w:sz w:val="24"/>
+                  <w:szCs w:val="24"/>
+                  <w:lang w:val="en-US"/>
+                </w:rPr>
+                <m:t>n</m:t>
+              </m:r>
+              <m:r>
+                <w:rPr>
+                  <w:rFonts w:ascii="Cambria Math" w:hAnsi="Cambria Math" w:cs="Times New Roman"/>
+                  <w:sz w:val="24"/>
+                  <w:szCs w:val="24"/>
+                  <w:lang w:val="en-US"/>
+                </w:rPr>
+                <m:t>)</m:t>
               </m:r>
             </m:sup>
           </m:sSubSup>
@@ -6397,7 +6854,16 @@
                   <w:szCs w:val="24"/>
                   <w:lang w:val="en-US"/>
                 </w:rPr>
-                <m:t>n+1</m:t>
+                <m:t>n</m:t>
+              </m:r>
+              <m:r>
+                <w:rPr>
+                  <w:rFonts w:ascii="Cambria Math" w:eastAsiaTheme="minorEastAsia" w:hAnsi="Cambria Math" w:cs="Times New Roman"/>
+                  <w:sz w:val="24"/>
+                  <w:szCs w:val="24"/>
+                  <w:lang w:val="en-US"/>
+                </w:rPr>
+                <m:t>+1</m:t>
               </m:r>
             </m:sub>
           </m:sSub>
@@ -6493,7 +6959,15 @@
                           <w:sz w:val="24"/>
                           <w:szCs w:val="24"/>
                         </w:rPr>
-                        <m:t>n+2</m:t>
+                        <m:t>n</m:t>
+                      </m:r>
+                      <m:r>
+                        <w:rPr>
+                          <w:rFonts w:ascii="Cambria Math" w:hAnsi="Cambria Math" w:cs="Times New Roman"/>
+                          <w:sz w:val="24"/>
+                          <w:szCs w:val="24"/>
+                        </w:rPr>
+                        <m:t>+2</m:t>
                       </m:r>
                     </m:sub>
                   </m:sSub>
@@ -6533,7 +7007,15 @@
                           <w:sz w:val="24"/>
                           <w:szCs w:val="24"/>
                         </w:rPr>
-                        <m:t>n+1</m:t>
+                        <m:t>n</m:t>
+                      </m:r>
+                      <m:r>
+                        <w:rPr>
+                          <w:rFonts w:ascii="Cambria Math" w:hAnsi="Cambria Math" w:cs="Times New Roman"/>
+                          <w:sz w:val="24"/>
+                          <w:szCs w:val="24"/>
+                        </w:rPr>
+                        <m:t>+1</m:t>
                       </m:r>
                     </m:sub>
                   </m:sSub>
@@ -6597,7 +7079,15 @@
                           <w:sz w:val="24"/>
                           <w:szCs w:val="24"/>
                         </w:rPr>
-                        <m:t>n+1</m:t>
+                        <m:t>n</m:t>
+                      </m:r>
+                      <m:r>
+                        <w:rPr>
+                          <w:rFonts w:ascii="Cambria Math" w:hAnsi="Cambria Math" w:cs="Times New Roman"/>
+                          <w:sz w:val="24"/>
+                          <w:szCs w:val="24"/>
+                        </w:rPr>
+                        <m:t>+1</m:t>
                       </m:r>
                     </m:sub>
                   </m:sSub>
@@ -7892,7 +8382,15 @@
                                 <w:sz w:val="24"/>
                                 <w:szCs w:val="24"/>
                               </w:rPr>
-                              <m:t>n+1</m:t>
+                              <m:t>n</m:t>
+                            </m:r>
+                            <m:r>
+                              <w:rPr>
+                                <w:rFonts w:ascii="Cambria Math" w:eastAsiaTheme="minorEastAsia" w:hAnsi="Cambria Math" w:cs="Times New Roman"/>
+                                <w:sz w:val="24"/>
+                                <w:szCs w:val="24"/>
+                              </w:rPr>
+                              <m:t>+1</m:t>
                             </m:r>
                           </m:sub>
                         </m:sSub>
@@ -7955,7 +8453,23 @@
                                 <w:sz w:val="24"/>
                                 <w:szCs w:val="24"/>
                               </w:rPr>
-                              <m:t>n+k</m:t>
+                              <m:t>n</m:t>
+                            </m:r>
+                            <m:r>
+                              <w:rPr>
+                                <w:rFonts w:ascii="Cambria Math" w:eastAsia="Cambria Math" w:hAnsi="Cambria Math" w:cs="Times New Roman"/>
+                                <w:sz w:val="24"/>
+                                <w:szCs w:val="24"/>
+                              </w:rPr>
+                              <m:t>+</m:t>
+                            </m:r>
+                            <m:r>
+                              <w:rPr>
+                                <w:rFonts w:ascii="Cambria Math" w:eastAsia="Cambria Math" w:hAnsi="Cambria Math" w:cs="Times New Roman"/>
+                                <w:sz w:val="24"/>
+                                <w:szCs w:val="24"/>
+                              </w:rPr>
+                              <m:t>k</m:t>
                             </m:r>
                           </m:sub>
                         </m:sSub>
@@ -8057,7 +8571,15 @@
                                 <w:sz w:val="24"/>
                                 <w:szCs w:val="24"/>
                               </w:rPr>
-                              <m:t>n+1</m:t>
+                              <m:t>n</m:t>
+                            </m:r>
+                            <m:r>
+                              <w:rPr>
+                                <w:rFonts w:ascii="Cambria Math" w:hAnsi="Cambria Math" w:cs="Times New Roman"/>
+                                <w:sz w:val="24"/>
+                                <w:szCs w:val="24"/>
+                              </w:rPr>
+                              <m:t>+1</m:t>
                             </m:r>
                           </m:sub>
                         </m:sSub>
@@ -8120,7 +8642,23 @@
                                 <w:sz w:val="24"/>
                                 <w:szCs w:val="24"/>
                               </w:rPr>
-                              <m:t>n+k</m:t>
+                              <m:t>n</m:t>
+                            </m:r>
+                            <m:r>
+                              <w:rPr>
+                                <w:rFonts w:ascii="Cambria Math" w:hAnsi="Cambria Math" w:cs="Times New Roman"/>
+                                <w:sz w:val="24"/>
+                                <w:szCs w:val="24"/>
+                              </w:rPr>
+                              <m:t>+</m:t>
+                            </m:r>
+                            <m:r>
+                              <w:rPr>
+                                <w:rFonts w:ascii="Cambria Math" w:hAnsi="Cambria Math" w:cs="Times New Roman"/>
+                                <w:sz w:val="24"/>
+                                <w:szCs w:val="24"/>
+                              </w:rPr>
+                              <m:t>k</m:t>
                             </m:r>
                           </m:sub>
                         </m:sSub>
@@ -8230,7 +8768,39 @@
                                 <w:sz w:val="24"/>
                                 <w:szCs w:val="24"/>
                               </w:rPr>
-                              <m:t>n+k-1</m:t>
+                              <m:t>n</m:t>
+                            </m:r>
+                            <m:r>
+                              <w:rPr>
+                                <w:rFonts w:ascii="Cambria Math" w:hAnsi="Cambria Math" w:cs="Times New Roman"/>
+                                <w:sz w:val="24"/>
+                                <w:szCs w:val="24"/>
+                              </w:rPr>
+                              <m:t>+</m:t>
+                            </m:r>
+                            <m:r>
+                              <w:rPr>
+                                <w:rFonts w:ascii="Cambria Math" w:hAnsi="Cambria Math" w:cs="Times New Roman"/>
+                                <w:sz w:val="24"/>
+                                <w:szCs w:val="24"/>
+                              </w:rPr>
+                              <m:t>k</m:t>
+                            </m:r>
+                            <m:r>
+                              <w:rPr>
+                                <w:rFonts w:ascii="Cambria Math" w:hAnsi="Cambria Math" w:cs="Times New Roman"/>
+                                <w:sz w:val="24"/>
+                                <w:szCs w:val="24"/>
+                              </w:rPr>
+                              <m:t>-</m:t>
+                            </m:r>
+                            <m:r>
+                              <w:rPr>
+                                <w:rFonts w:ascii="Cambria Math" w:hAnsi="Cambria Math" w:cs="Times New Roman"/>
+                                <w:sz w:val="24"/>
+                                <w:szCs w:val="24"/>
+                              </w:rPr>
+                              <m:t>1</m:t>
                             </m:r>
                           </m:sub>
                         </m:sSub>
@@ -8280,7 +8850,23 @@
                                 <w:sz w:val="24"/>
                                 <w:szCs w:val="24"/>
                               </w:rPr>
-                              <m:t>n+k</m:t>
+                              <m:t>n</m:t>
+                            </m:r>
+                            <m:r>
+                              <w:rPr>
+                                <w:rFonts w:ascii="Cambria Math" w:hAnsi="Cambria Math" w:cs="Times New Roman"/>
+                                <w:sz w:val="24"/>
+                                <w:szCs w:val="24"/>
+                              </w:rPr>
+                              <m:t>+</m:t>
+                            </m:r>
+                            <m:r>
+                              <w:rPr>
+                                <w:rFonts w:ascii="Cambria Math" w:hAnsi="Cambria Math" w:cs="Times New Roman"/>
+                                <w:sz w:val="24"/>
+                                <w:szCs w:val="24"/>
+                              </w:rPr>
+                              <m:t>k</m:t>
                             </m:r>
                           </m:sub>
                         </m:sSub>
@@ -8351,7 +8937,39 @@
                                 <w:sz w:val="24"/>
                                 <w:szCs w:val="24"/>
                               </w:rPr>
-                              <m:t>n+2k-1</m:t>
+                              <m:t>n</m:t>
+                            </m:r>
+                            <m:r>
+                              <w:rPr>
+                                <w:rFonts w:ascii="Cambria Math" w:hAnsi="Cambria Math" w:cs="Times New Roman"/>
+                                <w:sz w:val="24"/>
+                                <w:szCs w:val="24"/>
+                              </w:rPr>
+                              <m:t>+2</m:t>
+                            </m:r>
+                            <m:r>
+                              <w:rPr>
+                                <w:rFonts w:ascii="Cambria Math" w:hAnsi="Cambria Math" w:cs="Times New Roman"/>
+                                <w:sz w:val="24"/>
+                                <w:szCs w:val="24"/>
+                              </w:rPr>
+                              <m:t>k</m:t>
+                            </m:r>
+                            <m:r>
+                              <w:rPr>
+                                <w:rFonts w:ascii="Cambria Math" w:hAnsi="Cambria Math" w:cs="Times New Roman"/>
+                                <w:sz w:val="24"/>
+                                <w:szCs w:val="24"/>
+                              </w:rPr>
+                              <m:t>-</m:t>
+                            </m:r>
+                            <m:r>
+                              <w:rPr>
+                                <w:rFonts w:ascii="Cambria Math" w:hAnsi="Cambria Math" w:cs="Times New Roman"/>
+                                <w:sz w:val="24"/>
+                                <w:szCs w:val="24"/>
+                              </w:rPr>
+                              <m:t>1</m:t>
                             </m:r>
                           </m:sub>
                         </m:sSub>
@@ -8560,7 +9178,15 @@
                                 <w:sz w:val="24"/>
                                 <w:szCs w:val="24"/>
                               </w:rPr>
-                              <m:t>n+1</m:t>
+                              <m:t>n</m:t>
+                            </m:r>
+                            <m:r>
+                              <w:rPr>
+                                <w:rFonts w:ascii="Cambria Math" w:hAnsi="Cambria Math" w:cs="Times New Roman"/>
+                                <w:sz w:val="24"/>
+                                <w:szCs w:val="24"/>
+                              </w:rPr>
+                              <m:t>+1</m:t>
                             </m:r>
                           </m:sub>
                         </m:sSub>
@@ -8623,7 +9249,23 @@
                                 <w:sz w:val="24"/>
                                 <w:szCs w:val="24"/>
                               </w:rPr>
-                              <m:t>n+k</m:t>
+                              <m:t>n</m:t>
+                            </m:r>
+                            <m:r>
+                              <w:rPr>
+                                <w:rFonts w:ascii="Cambria Math" w:hAnsi="Cambria Math" w:cs="Times New Roman"/>
+                                <w:sz w:val="24"/>
+                                <w:szCs w:val="24"/>
+                              </w:rPr>
+                              <m:t>+</m:t>
+                            </m:r>
+                            <m:r>
+                              <w:rPr>
+                                <w:rFonts w:ascii="Cambria Math" w:hAnsi="Cambria Math" w:cs="Times New Roman"/>
+                                <w:sz w:val="24"/>
+                                <w:szCs w:val="24"/>
+                              </w:rPr>
+                              <m:t>k</m:t>
                             </m:r>
                           </m:sub>
                         </m:sSub>
@@ -8733,7 +9375,39 @@
                                 <w:sz w:val="24"/>
                                 <w:szCs w:val="24"/>
                               </w:rPr>
-                              <m:t>n+k-1</m:t>
+                              <m:t>n</m:t>
+                            </m:r>
+                            <m:r>
+                              <w:rPr>
+                                <w:rFonts w:ascii="Cambria Math" w:hAnsi="Cambria Math" w:cs="Times New Roman"/>
+                                <w:sz w:val="24"/>
+                                <w:szCs w:val="24"/>
+                              </w:rPr>
+                              <m:t>+</m:t>
+                            </m:r>
+                            <m:r>
+                              <w:rPr>
+                                <w:rFonts w:ascii="Cambria Math" w:hAnsi="Cambria Math" w:cs="Times New Roman"/>
+                                <w:sz w:val="24"/>
+                                <w:szCs w:val="24"/>
+                              </w:rPr>
+                              <m:t>k</m:t>
+                            </m:r>
+                            <m:r>
+                              <w:rPr>
+                                <w:rFonts w:ascii="Cambria Math" w:hAnsi="Cambria Math" w:cs="Times New Roman"/>
+                                <w:sz w:val="24"/>
+                                <w:szCs w:val="24"/>
+                              </w:rPr>
+                              <m:t>-</m:t>
+                            </m:r>
+                            <m:r>
+                              <w:rPr>
+                                <w:rFonts w:ascii="Cambria Math" w:hAnsi="Cambria Math" w:cs="Times New Roman"/>
+                                <w:sz w:val="24"/>
+                                <w:szCs w:val="24"/>
+                              </w:rPr>
+                              <m:t>1</m:t>
                             </m:r>
                           </m:sub>
                         </m:sSub>
@@ -8783,7 +9457,23 @@
                                 <w:sz w:val="24"/>
                                 <w:szCs w:val="24"/>
                               </w:rPr>
-                              <m:t>n+k</m:t>
+                              <m:t>n</m:t>
+                            </m:r>
+                            <m:r>
+                              <w:rPr>
+                                <w:rFonts w:ascii="Cambria Math" w:hAnsi="Cambria Math" w:cs="Times New Roman"/>
+                                <w:sz w:val="24"/>
+                                <w:szCs w:val="24"/>
+                              </w:rPr>
+                              <m:t>+</m:t>
+                            </m:r>
+                            <m:r>
+                              <w:rPr>
+                                <w:rFonts w:ascii="Cambria Math" w:hAnsi="Cambria Math" w:cs="Times New Roman"/>
+                                <w:sz w:val="24"/>
+                                <w:szCs w:val="24"/>
+                              </w:rPr>
+                              <m:t>k</m:t>
                             </m:r>
                           </m:sub>
                         </m:sSub>
@@ -8854,7 +9544,39 @@
                                 <w:sz w:val="24"/>
                                 <w:szCs w:val="24"/>
                               </w:rPr>
-                              <m:t>n+2k-1</m:t>
+                              <m:t>n</m:t>
+                            </m:r>
+                            <m:r>
+                              <w:rPr>
+                                <w:rFonts w:ascii="Cambria Math" w:hAnsi="Cambria Math" w:cs="Times New Roman"/>
+                                <w:sz w:val="24"/>
+                                <w:szCs w:val="24"/>
+                              </w:rPr>
+                              <m:t>+2</m:t>
+                            </m:r>
+                            <m:r>
+                              <w:rPr>
+                                <w:rFonts w:ascii="Cambria Math" w:hAnsi="Cambria Math" w:cs="Times New Roman"/>
+                                <w:sz w:val="24"/>
+                                <w:szCs w:val="24"/>
+                              </w:rPr>
+                              <m:t>k</m:t>
+                            </m:r>
+                            <m:r>
+                              <w:rPr>
+                                <w:rFonts w:ascii="Cambria Math" w:hAnsi="Cambria Math" w:cs="Times New Roman"/>
+                                <w:sz w:val="24"/>
+                                <w:szCs w:val="24"/>
+                              </w:rPr>
+                              <m:t>-</m:t>
+                            </m:r>
+                            <m:r>
+                              <w:rPr>
+                                <w:rFonts w:ascii="Cambria Math" w:hAnsi="Cambria Math" w:cs="Times New Roman"/>
+                                <w:sz w:val="24"/>
+                                <w:szCs w:val="24"/>
+                              </w:rPr>
+                              <m:t>1</m:t>
                             </m:r>
                           </m:sub>
                         </m:sSub>
@@ -8916,7 +9638,16 @@
                       <w:szCs w:val="24"/>
                       <w:lang w:val="en-US"/>
                     </w:rPr>
-                    <m:t>k+1</m:t>
+                    <m:t>k</m:t>
+                  </m:r>
+                  <m:r>
+                    <w:rPr>
+                      <w:rFonts w:ascii="Cambria Math" w:eastAsiaTheme="minorEastAsia" w:hAnsi="Cambria Math" w:cs="Times New Roman"/>
+                      <w:sz w:val="24"/>
+                      <w:szCs w:val="24"/>
+                      <w:lang w:val="en-US"/>
+                    </w:rPr>
+                    <m:t>+1</m:t>
                   </m:r>
                 </m:sub>
               </m:sSub>
@@ -9104,7 +9835,34 @@
               <w:szCs w:val="24"/>
               <w:lang w:val="en-US"/>
             </w:rPr>
-            <m:t>,   k,n</m:t>
+            <m:t xml:space="preserve">,   </m:t>
+          </m:r>
+          <m:r>
+            <w:rPr>
+              <w:rFonts w:ascii="Cambria Math" w:eastAsiaTheme="minorEastAsia" w:hAnsi="Cambria Math" w:cs="Times New Roman"/>
+              <w:sz w:val="24"/>
+              <w:szCs w:val="24"/>
+              <w:lang w:val="en-US"/>
+            </w:rPr>
+            <m:t>k</m:t>
+          </m:r>
+          <m:r>
+            <w:rPr>
+              <w:rFonts w:ascii="Cambria Math" w:eastAsiaTheme="minorEastAsia" w:hAnsi="Cambria Math" w:cs="Times New Roman"/>
+              <w:sz w:val="24"/>
+              <w:szCs w:val="24"/>
+              <w:lang w:val="en-US"/>
+            </w:rPr>
+            <m:t>,</m:t>
+          </m:r>
+          <m:r>
+            <w:rPr>
+              <w:rFonts w:ascii="Cambria Math" w:eastAsiaTheme="minorEastAsia" w:hAnsi="Cambria Math" w:cs="Times New Roman"/>
+              <w:sz w:val="24"/>
+              <w:szCs w:val="24"/>
+              <w:lang w:val="en-US"/>
+            </w:rPr>
+            <m:t>n</m:t>
           </m:r>
           <m:r>
             <w:rPr>
@@ -9585,7 +10343,15 @@
                             <w:sz w:val="24"/>
                             <w:szCs w:val="24"/>
                           </w:rPr>
-                          <m:t>n+1</m:t>
+                          <m:t>n</m:t>
+                        </m:r>
+                        <m:r>
+                          <w:rPr>
+                            <w:rFonts w:ascii="Cambria Math" w:eastAsiaTheme="minorEastAsia" w:hAnsi="Cambria Math" w:cs="Times New Roman"/>
+                            <w:sz w:val="24"/>
+                            <w:szCs w:val="24"/>
+                          </w:rPr>
+                          <m:t>+1</m:t>
                         </m:r>
                       </m:sub>
                     </m:sSub>
@@ -9648,7 +10414,39 @@
                             <w:sz w:val="24"/>
                             <w:szCs w:val="24"/>
                           </w:rPr>
-                          <m:t>n+k-1</m:t>
+                          <m:t>n</m:t>
+                        </m:r>
+                        <m:r>
+                          <w:rPr>
+                            <w:rFonts w:ascii="Cambria Math" w:eastAsiaTheme="minorEastAsia" w:hAnsi="Cambria Math" w:cs="Times New Roman"/>
+                            <w:sz w:val="24"/>
+                            <w:szCs w:val="24"/>
+                          </w:rPr>
+                          <m:t>+</m:t>
+                        </m:r>
+                        <m:r>
+                          <w:rPr>
+                            <w:rFonts w:ascii="Cambria Math" w:eastAsiaTheme="minorEastAsia" w:hAnsi="Cambria Math" w:cs="Times New Roman"/>
+                            <w:sz w:val="24"/>
+                            <w:szCs w:val="24"/>
+                          </w:rPr>
+                          <m:t>k</m:t>
+                        </m:r>
+                        <m:r>
+                          <w:rPr>
+                            <w:rFonts w:ascii="Cambria Math" w:eastAsiaTheme="minorEastAsia" w:hAnsi="Cambria Math" w:cs="Times New Roman"/>
+                            <w:sz w:val="24"/>
+                            <w:szCs w:val="24"/>
+                          </w:rPr>
+                          <m:t>-</m:t>
+                        </m:r>
+                        <m:r>
+                          <w:rPr>
+                            <w:rFonts w:ascii="Cambria Math" w:eastAsiaTheme="minorEastAsia" w:hAnsi="Cambria Math" w:cs="Times New Roman"/>
+                            <w:sz w:val="24"/>
+                            <w:szCs w:val="24"/>
+                          </w:rPr>
+                          <m:t>1</m:t>
                         </m:r>
                       </m:sub>
                     </m:sSub>
@@ -9692,7 +10490,15 @@
                             <w:sz w:val="24"/>
                             <w:szCs w:val="24"/>
                           </w:rPr>
-                          <m:t>n+1</m:t>
+                          <m:t>n</m:t>
+                        </m:r>
+                        <m:r>
+                          <w:rPr>
+                            <w:rFonts w:ascii="Cambria Math" w:eastAsiaTheme="minorEastAsia" w:hAnsi="Cambria Math" w:cs="Times New Roman"/>
+                            <w:sz w:val="24"/>
+                            <w:szCs w:val="24"/>
+                          </w:rPr>
+                          <m:t>+1</m:t>
                         </m:r>
                       </m:sub>
                     </m:sSub>
@@ -9734,7 +10540,15 @@
                             <w:sz w:val="24"/>
                             <w:szCs w:val="24"/>
                           </w:rPr>
-                          <m:t>n+2</m:t>
+                          <m:t>n</m:t>
+                        </m:r>
+                        <m:r>
+                          <w:rPr>
+                            <w:rFonts w:ascii="Cambria Math" w:eastAsiaTheme="minorEastAsia" w:hAnsi="Cambria Math" w:cs="Times New Roman"/>
+                            <w:sz w:val="24"/>
+                            <w:szCs w:val="24"/>
+                          </w:rPr>
+                          <m:t>+2</m:t>
                         </m:r>
                       </m:sub>
                     </m:sSub>
@@ -9789,7 +10603,23 @@
                             <w:sz w:val="24"/>
                             <w:szCs w:val="24"/>
                           </w:rPr>
-                          <m:t>n+k</m:t>
+                          <m:t>n</m:t>
+                        </m:r>
+                        <m:r>
+                          <w:rPr>
+                            <w:rFonts w:ascii="Cambria Math" w:eastAsiaTheme="minorEastAsia" w:hAnsi="Cambria Math" w:cs="Times New Roman"/>
+                            <w:sz w:val="24"/>
+                            <w:szCs w:val="24"/>
+                          </w:rPr>
+                          <m:t>+</m:t>
+                        </m:r>
+                        <m:r>
+                          <w:rPr>
+                            <w:rFonts w:ascii="Cambria Math" w:eastAsiaTheme="minorEastAsia" w:hAnsi="Cambria Math" w:cs="Times New Roman"/>
+                            <w:sz w:val="24"/>
+                            <w:szCs w:val="24"/>
+                          </w:rPr>
+                          <m:t>k</m:t>
                         </m:r>
                       </m:sub>
                     </m:sSub>
@@ -9891,7 +10721,39 @@
                             <w:sz w:val="24"/>
                             <w:szCs w:val="24"/>
                           </w:rPr>
-                          <m:t>n+k-1</m:t>
+                          <m:t>n</m:t>
+                        </m:r>
+                        <m:r>
+                          <w:rPr>
+                            <w:rFonts w:ascii="Cambria Math" w:eastAsiaTheme="minorEastAsia" w:hAnsi="Cambria Math" w:cs="Times New Roman"/>
+                            <w:sz w:val="24"/>
+                            <w:szCs w:val="24"/>
+                          </w:rPr>
+                          <m:t>+</m:t>
+                        </m:r>
+                        <m:r>
+                          <w:rPr>
+                            <w:rFonts w:ascii="Cambria Math" w:eastAsiaTheme="minorEastAsia" w:hAnsi="Cambria Math" w:cs="Times New Roman"/>
+                            <w:sz w:val="24"/>
+                            <w:szCs w:val="24"/>
+                          </w:rPr>
+                          <m:t>k</m:t>
+                        </m:r>
+                        <m:r>
+                          <w:rPr>
+                            <w:rFonts w:ascii="Cambria Math" w:eastAsiaTheme="minorEastAsia" w:hAnsi="Cambria Math" w:cs="Times New Roman"/>
+                            <w:sz w:val="24"/>
+                            <w:szCs w:val="24"/>
+                          </w:rPr>
+                          <m:t>-</m:t>
+                        </m:r>
+                        <m:r>
+                          <w:rPr>
+                            <w:rFonts w:ascii="Cambria Math" w:eastAsiaTheme="minorEastAsia" w:hAnsi="Cambria Math" w:cs="Times New Roman"/>
+                            <w:sz w:val="24"/>
+                            <w:szCs w:val="24"/>
+                          </w:rPr>
+                          <m:t>1</m:t>
                         </m:r>
                       </m:sub>
                     </m:sSub>
@@ -9933,7 +10795,23 @@
                             <w:sz w:val="24"/>
                             <w:szCs w:val="24"/>
                           </w:rPr>
-                          <m:t>n+k</m:t>
+                          <m:t>n</m:t>
+                        </m:r>
+                        <m:r>
+                          <w:rPr>
+                            <w:rFonts w:ascii="Cambria Math" w:eastAsiaTheme="minorEastAsia" w:hAnsi="Cambria Math" w:cs="Times New Roman"/>
+                            <w:sz w:val="24"/>
+                            <w:szCs w:val="24"/>
+                          </w:rPr>
+                          <m:t>+</m:t>
+                        </m:r>
+                        <m:r>
+                          <w:rPr>
+                            <w:rFonts w:ascii="Cambria Math" w:eastAsiaTheme="minorEastAsia" w:hAnsi="Cambria Math" w:cs="Times New Roman"/>
+                            <w:sz w:val="24"/>
+                            <w:szCs w:val="24"/>
+                          </w:rPr>
+                          <m:t>k</m:t>
                         </m:r>
                       </m:sub>
                     </m:sSub>
@@ -9996,7 +10874,39 @@
                             <w:sz w:val="24"/>
                             <w:szCs w:val="24"/>
                           </w:rPr>
-                          <m:t>n+2k-2</m:t>
+                          <m:t>n</m:t>
+                        </m:r>
+                        <m:r>
+                          <w:rPr>
+                            <w:rFonts w:ascii="Cambria Math" w:eastAsiaTheme="minorEastAsia" w:hAnsi="Cambria Math" w:cs="Times New Roman"/>
+                            <w:sz w:val="24"/>
+                            <w:szCs w:val="24"/>
+                          </w:rPr>
+                          <m:t>+2</m:t>
+                        </m:r>
+                        <m:r>
+                          <w:rPr>
+                            <w:rFonts w:ascii="Cambria Math" w:eastAsiaTheme="minorEastAsia" w:hAnsi="Cambria Math" w:cs="Times New Roman"/>
+                            <w:sz w:val="24"/>
+                            <w:szCs w:val="24"/>
+                          </w:rPr>
+                          <m:t>k</m:t>
+                        </m:r>
+                        <m:r>
+                          <w:rPr>
+                            <w:rFonts w:ascii="Cambria Math" w:eastAsiaTheme="minorEastAsia" w:hAnsi="Cambria Math" w:cs="Times New Roman"/>
+                            <w:sz w:val="24"/>
+                            <w:szCs w:val="24"/>
+                          </w:rPr>
+                          <m:t>-</m:t>
+                        </m:r>
+                        <m:r>
+                          <w:rPr>
+                            <w:rFonts w:ascii="Cambria Math" w:eastAsiaTheme="minorEastAsia" w:hAnsi="Cambria Math" w:cs="Times New Roman"/>
+                            <w:sz w:val="24"/>
+                            <w:szCs w:val="24"/>
+                          </w:rPr>
+                          <m:t>2</m:t>
                         </m:r>
                       </m:sub>
                     </m:sSub>
@@ -10020,7 +10930,25 @@
               <w:szCs w:val="24"/>
               <w:lang w:val="en-US"/>
             </w:rPr>
-            <m:t>k,n</m:t>
+            <m:t>k</m:t>
+          </m:r>
+          <m:r>
+            <w:rPr>
+              <w:rFonts w:ascii="Cambria Math" w:eastAsiaTheme="minorEastAsia" w:hAnsi="Cambria Math" w:cs="Times New Roman"/>
+              <w:sz w:val="24"/>
+              <w:szCs w:val="24"/>
+              <w:lang w:val="en-US"/>
+            </w:rPr>
+            <m:t>,</m:t>
+          </m:r>
+          <m:r>
+            <w:rPr>
+              <w:rFonts w:ascii="Cambria Math" w:eastAsiaTheme="minorEastAsia" w:hAnsi="Cambria Math" w:cs="Times New Roman"/>
+              <w:sz w:val="24"/>
+              <w:szCs w:val="24"/>
+              <w:lang w:val="en-US"/>
+            </w:rPr>
+            <m:t>n</m:t>
           </m:r>
           <m:r>
             <w:rPr>
@@ -10624,7 +11552,16 @@
                   <w:szCs w:val="24"/>
                   <w:lang w:val="en-US"/>
                 </w:rPr>
-                <m:t>k+2</m:t>
+                <m:t>k</m:t>
+              </m:r>
+              <m:r>
+                <w:rPr>
+                  <w:rFonts w:ascii="Cambria Math" w:hAnsi="Cambria Math" w:cs="Times New Roman"/>
+                  <w:sz w:val="24"/>
+                  <w:szCs w:val="24"/>
+                  <w:lang w:val="en-US"/>
+                </w:rPr>
+                <m:t>+2</m:t>
               </m:r>
             </m:sub>
           </m:sSub>
@@ -10746,7 +11683,15 @@
                       <w:sz w:val="24"/>
                       <w:szCs w:val="24"/>
                     </w:rPr>
-                    <m:t>n+2</m:t>
+                    <m:t>n</m:t>
+                  </m:r>
+                  <m:r>
+                    <w:rPr>
+                      <w:rFonts w:ascii="Cambria Math" w:hAnsi="Cambria Math" w:cs="Times New Roman"/>
+                      <w:sz w:val="24"/>
+                      <w:szCs w:val="24"/>
+                    </w:rPr>
+                    <m:t>+2</m:t>
                   </m:r>
                 </m:sub>
               </m:sSub>
@@ -10788,7 +11733,15 @@
                   <w:sz w:val="24"/>
                   <w:szCs w:val="24"/>
                 </w:rPr>
-                <m:t>k+1</m:t>
+                <m:t>k</m:t>
+              </m:r>
+              <m:r>
+                <w:rPr>
+                  <w:rFonts w:ascii="Cambria Math" w:hAnsi="Cambria Math" w:cs="Times New Roman"/>
+                  <w:sz w:val="24"/>
+                  <w:szCs w:val="24"/>
+                </w:rPr>
+                <m:t>+1</m:t>
               </m:r>
             </m:sub>
           </m:sSub>
@@ -10866,7 +11819,15 @@
                   <w:sz w:val="24"/>
                   <w:szCs w:val="24"/>
                 </w:rPr>
-                <m:t>k+1</m:t>
+                <m:t>k</m:t>
+              </m:r>
+              <m:r>
+                <w:rPr>
+                  <w:rFonts w:ascii="Cambria Math" w:hAnsi="Cambria Math" w:cs="Times New Roman"/>
+                  <w:sz w:val="24"/>
+                  <w:szCs w:val="24"/>
+                </w:rPr>
+                <m:t>+1</m:t>
               </m:r>
             </m:sub>
           </m:sSub>
@@ -10910,7 +11871,15 @@
                       <w:sz w:val="24"/>
                       <w:szCs w:val="24"/>
                     </w:rPr>
-                    <m:t>n+2</m:t>
+                    <m:t>n</m:t>
+                  </m:r>
+                  <m:r>
+                    <w:rPr>
+                      <w:rFonts w:ascii="Cambria Math" w:hAnsi="Cambria Math" w:cs="Times New Roman"/>
+                      <w:sz w:val="24"/>
+                      <w:szCs w:val="24"/>
+                    </w:rPr>
+                    <m:t>+2</m:t>
                   </m:r>
                 </m:sub>
               </m:sSub>
@@ -10978,7 +11947,15 @@
                           <w:sz w:val="24"/>
                           <w:szCs w:val="24"/>
                         </w:rPr>
-                        <m:t>k+1</m:t>
+                        <m:t>k</m:t>
+                      </m:r>
+                      <m:r>
+                        <w:rPr>
+                          <w:rFonts w:ascii="Cambria Math" w:hAnsi="Cambria Math" w:cs="Times New Roman"/>
+                          <w:sz w:val="24"/>
+                          <w:szCs w:val="24"/>
+                        </w:rPr>
+                        <m:t>+1</m:t>
                       </m:r>
                     </m:sub>
                   </m:sSub>
@@ -11022,7 +11999,15 @@
                               <w:sz w:val="24"/>
                               <w:szCs w:val="24"/>
                             </w:rPr>
-                            <m:t>n+1</m:t>
+                            <m:t>n</m:t>
+                          </m:r>
+                          <m:r>
+                            <w:rPr>
+                              <w:rFonts w:ascii="Cambria Math" w:hAnsi="Cambria Math" w:cs="Times New Roman"/>
+                              <w:sz w:val="24"/>
+                              <w:szCs w:val="24"/>
+                            </w:rPr>
+                            <m:t>+1</m:t>
                           </m:r>
                         </m:sub>
                       </m:sSub>
@@ -11048,7 +12033,23 @@
               <w:sz w:val="24"/>
               <w:szCs w:val="24"/>
             </w:rPr>
-            <m:t xml:space="preserve">   k,</m:t>
+            <m:t xml:space="preserve">   </m:t>
+          </m:r>
+          <m:r>
+            <w:rPr>
+              <w:rFonts w:ascii="Cambria Math" w:hAnsi="Cambria Math" w:cs="Times New Roman"/>
+              <w:sz w:val="24"/>
+              <w:szCs w:val="24"/>
+            </w:rPr>
+            <m:t>k</m:t>
+          </m:r>
+          <m:r>
+            <w:rPr>
+              <w:rFonts w:ascii="Cambria Math" w:hAnsi="Cambria Math" w:cs="Times New Roman"/>
+              <w:sz w:val="24"/>
+              <w:szCs w:val="24"/>
+            </w:rPr>
+            <m:t>,</m:t>
           </m:r>
           <m:r>
             <w:rPr>
@@ -12497,7 +13498,15 @@
                   <w:sz w:val="24"/>
                   <w:szCs w:val="24"/>
                 </w:rPr>
-                <m:t>2k</m:t>
+                <m:t>2</m:t>
+              </m:r>
+              <m:r>
+                <w:rPr>
+                  <w:rFonts w:ascii="Cambria Math" w:hAnsi="Cambria Math" w:cs="Times New Roman"/>
+                  <w:sz w:val="24"/>
+                  <w:szCs w:val="24"/>
+                </w:rPr>
+                <m:t>k</m:t>
               </m:r>
             </m:sub>
             <m:sup>
@@ -12507,7 +13516,23 @@
                   <w:sz w:val="24"/>
                   <w:szCs w:val="24"/>
                 </w:rPr>
-                <m:t>(n)</m:t>
+                <m:t>(</m:t>
+              </m:r>
+              <m:r>
+                <w:rPr>
+                  <w:rFonts w:ascii="Cambria Math" w:hAnsi="Cambria Math" w:cs="Times New Roman"/>
+                  <w:sz w:val="24"/>
+                  <w:szCs w:val="24"/>
+                </w:rPr>
+                <m:t>n</m:t>
+              </m:r>
+              <m:r>
+                <w:rPr>
+                  <w:rFonts w:ascii="Cambria Math" w:hAnsi="Cambria Math" w:cs="Times New Roman"/>
+                  <w:sz w:val="24"/>
+                  <w:szCs w:val="24"/>
+                </w:rPr>
+                <m:t>)</m:t>
               </m:r>
             </m:sup>
           </m:sSubSup>
@@ -12575,6 +13600,294 @@
                   </m:ctrlPr>
                 </m:sSubPr>
                 <m:e>
+                  <m:r>
+                    <w:rPr>
+                      <w:rFonts w:ascii="Cambria Math" w:eastAsiaTheme="minorEastAsia" w:hAnsi="Cambria Math" w:cs="Times New Roman"/>
+                      <w:sz w:val="24"/>
+                      <w:szCs w:val="24"/>
+                    </w:rPr>
+                    <m:t>S</m:t>
+                  </m:r>
+                </m:e>
+                <m:sub>
+                  <m:r>
+                    <w:rPr>
+                      <w:rFonts w:ascii="Cambria Math" w:eastAsiaTheme="minorEastAsia" w:hAnsi="Cambria Math" w:cs="Times New Roman"/>
+                      <w:sz w:val="24"/>
+                      <w:szCs w:val="24"/>
+                    </w:rPr>
+                    <m:t>n</m:t>
+                  </m:r>
+                </m:sub>
+              </m:sSub>
+            </m:e>
+          </m:d>
+          <m:r>
+            <w:rPr>
+              <w:rFonts w:ascii="Cambria Math" w:eastAsiaTheme="minorEastAsia" w:hAnsi="Cambria Math" w:cs="Times New Roman"/>
+              <w:sz w:val="24"/>
+              <w:szCs w:val="24"/>
+            </w:rPr>
+            <m:t xml:space="preserve">,  </m:t>
+          </m:r>
+          <m:r>
+            <w:rPr>
+              <w:rFonts w:ascii="Cambria Math" w:hAnsi="Cambria Math" w:cs="Times New Roman"/>
+              <w:sz w:val="24"/>
+              <w:szCs w:val="24"/>
+            </w:rPr>
+            <m:t>k</m:t>
+          </m:r>
+          <m:r>
+            <w:rPr>
+              <w:rFonts w:ascii="Cambria Math" w:hAnsi="Cambria Math" w:cs="Times New Roman"/>
+              <w:sz w:val="24"/>
+              <w:szCs w:val="24"/>
+            </w:rPr>
+            <m:t>,</m:t>
+          </m:r>
+          <m:r>
+            <w:rPr>
+              <w:rFonts w:ascii="Cambria Math" w:eastAsiaTheme="minorEastAsia" w:hAnsi="Cambria Math" w:cs="Times New Roman"/>
+              <w:sz w:val="24"/>
+              <w:szCs w:val="24"/>
+              <w:lang w:val="en-US"/>
+            </w:rPr>
+            <m:t>n</m:t>
+          </m:r>
+          <m:r>
+            <w:rPr>
+              <w:rFonts w:ascii="Cambria Math" w:hAnsi="Cambria Math" w:cs="Times New Roman"/>
+              <w:sz w:val="24"/>
+              <w:szCs w:val="24"/>
+            </w:rPr>
+            <m:t>∈</m:t>
+          </m:r>
+          <m:sSub>
+            <m:sSubPr>
+              <m:ctrlPr>
+                <w:rPr>
+                  <w:rFonts w:ascii="Cambria Math" w:hAnsi="Cambria Math" w:cs="Times New Roman"/>
+                  <w:b/>
+                  <w:i/>
+                  <w:sz w:val="24"/>
+                  <w:szCs w:val="24"/>
+                  <w:lang w:val="en-US"/>
+                </w:rPr>
+              </m:ctrlPr>
+            </m:sSubPr>
+            <m:e>
+              <m:r>
+                <m:rPr>
+                  <m:sty m:val="bi"/>
+                </m:rPr>
+                <w:rPr>
+                  <w:rFonts w:ascii="Cambria Math" w:hAnsi="Cambria Math" w:cs="Times New Roman"/>
+                  <w:sz w:val="24"/>
+                  <w:szCs w:val="24"/>
+                  <w:lang w:val="en-US"/>
+                </w:rPr>
+                <m:t>N</m:t>
+              </m:r>
+              <m:ctrlPr>
+                <w:rPr>
+                  <w:rFonts w:ascii="Cambria Math" w:hAnsi="Cambria Math" w:cs="Times New Roman"/>
+                  <w:b/>
+                  <w:i/>
+                  <w:sz w:val="24"/>
+                  <w:szCs w:val="24"/>
+                </w:rPr>
+              </m:ctrlPr>
+            </m:e>
+            <m:sub>
+              <m:r>
+                <m:rPr>
+                  <m:sty m:val="bi"/>
+                </m:rPr>
+                <w:rPr>
+                  <w:rFonts w:ascii="Cambria Math" w:hAnsi="Cambria Math" w:cs="Times New Roman"/>
+                  <w:sz w:val="24"/>
+                  <w:szCs w:val="24"/>
+                </w:rPr>
+                <m:t>0</m:t>
+              </m:r>
+            </m:sub>
+          </m:sSub>
+        </m:oMath>
+      </m:oMathPara>
+    </w:p>
+    <w:p>
+      <w:pPr>
+        <w:jc w:val="both"/>
+        <w:rPr>
+          <w:rFonts w:ascii="Times New Roman" w:hAnsi="Times New Roman" w:cs="Times New Roman"/>
+          <w:sz w:val="24"/>
+          <w:szCs w:val="24"/>
+        </w:rPr>
+      </w:pPr>
+      <w:r>
+        <w:rPr>
+          <w:rFonts w:ascii="Times New Roman" w:hAnsi="Times New Roman" w:cs="Times New Roman"/>
+          <w:sz w:val="24"/>
+          <w:szCs w:val="24"/>
+        </w:rPr>
+        <w:t xml:space="preserve">Нечетные же значения нужны лишь для промежуточных вычислений и </w:t>
+      </w:r>
+      <w:r>
+        <w:rPr>
+          <w:rFonts w:ascii="Times New Roman" w:hAnsi="Times New Roman" w:cs="Times New Roman"/>
+          <w:sz w:val="24"/>
+          <w:szCs w:val="24"/>
+        </w:rPr>
+        <w:t>не несут практической ценности:</w:t>
+      </w:r>
+      <w:r>
+        <w:rPr>
+          <w:rFonts w:ascii="Times New Roman" w:hAnsi="Times New Roman" w:cs="Times New Roman"/>
+          <w:sz w:val="24"/>
+          <w:szCs w:val="24"/>
+        </w:rPr>
+        <w:tab/>
+      </w:r>
+      <m:oMath>
+        <m:r>
+          <m:rPr>
+            <m:sty m:val="p"/>
+          </m:rPr>
+          <w:rPr>
+            <w:rFonts w:ascii="Cambria Math" w:hAnsi="Cambria Math" w:cs="Times New Roman"/>
+            <w:sz w:val="24"/>
+            <w:szCs w:val="24"/>
+          </w:rPr>
+          <w:br/>
+        </m:r>
+      </m:oMath>
+      <m:oMathPara>
+        <m:oMath>
+          <m:sSubSup>
+            <m:sSubSupPr>
+              <m:ctrlPr>
+                <w:rPr>
+                  <w:rFonts w:ascii="Cambria Math" w:hAnsi="Cambria Math" w:cs="Times New Roman"/>
+                  <w:i/>
+                  <w:sz w:val="24"/>
+                  <w:szCs w:val="24"/>
+                </w:rPr>
+              </m:ctrlPr>
+            </m:sSubSupPr>
+            <m:e>
+              <m:r>
+                <m:rPr>
+                  <m:sty m:val="p"/>
+                </m:rPr>
+                <w:rPr>
+                  <w:rFonts w:ascii="Cambria Math" w:hAnsi="Cambria Math" w:cs="Times New Roman"/>
+                  <w:sz w:val="24"/>
+                  <w:szCs w:val="24"/>
+                </w:rPr>
+                <m:t>ε</m:t>
+              </m:r>
+              <m:ctrlPr>
+                <w:rPr>
+                  <w:rFonts w:ascii="Cambria Math" w:hAnsi="Cambria Math" w:cs="Times New Roman"/>
+                  <w:sz w:val="24"/>
+                  <w:szCs w:val="24"/>
+                </w:rPr>
+              </m:ctrlPr>
+            </m:e>
+            <m:sub>
+              <m:r>
+                <w:rPr>
+                  <w:rFonts w:ascii="Cambria Math" w:hAnsi="Cambria Math" w:cs="Times New Roman"/>
+                  <w:sz w:val="24"/>
+                  <w:szCs w:val="24"/>
+                </w:rPr>
+                <m:t>2k+1</m:t>
+              </m:r>
+            </m:sub>
+            <m:sup>
+              <m:r>
+                <w:rPr>
+                  <w:rFonts w:ascii="Cambria Math" w:hAnsi="Cambria Math" w:cs="Times New Roman"/>
+                  <w:sz w:val="24"/>
+                  <w:szCs w:val="24"/>
+                </w:rPr>
+                <m:t>(n)</m:t>
+              </m:r>
+            </m:sup>
+          </m:sSubSup>
+          <m:r>
+            <w:rPr>
+              <w:rFonts w:ascii="Cambria Math" w:eastAsiaTheme="minorEastAsia" w:hAnsi="Cambria Math" w:cs="Times New Roman"/>
+              <w:sz w:val="24"/>
+              <w:szCs w:val="24"/>
+            </w:rPr>
+            <m:t xml:space="preserve">= </m:t>
+          </m:r>
+          <m:sSub>
+            <m:sSubPr>
+              <m:ctrlPr>
+                <w:rPr>
+                  <w:rFonts w:ascii="Cambria Math" w:eastAsiaTheme="minorEastAsia" w:hAnsi="Cambria Math" w:cs="Times New Roman"/>
+                  <w:i/>
+                  <w:sz w:val="24"/>
+                  <w:szCs w:val="24"/>
+                </w:rPr>
+              </m:ctrlPr>
+            </m:sSubPr>
+            <m:e>
+              <m:r>
+                <w:rPr>
+                  <w:rFonts w:ascii="Cambria Math" w:eastAsiaTheme="minorEastAsia" w:hAnsi="Cambria Math" w:cs="Times New Roman"/>
+                  <w:sz w:val="24"/>
+                  <w:szCs w:val="24"/>
+                </w:rPr>
+                <m:t>1/e</m:t>
+              </m:r>
+            </m:e>
+            <m:sub>
+              <m:r>
+                <w:rPr>
+                  <w:rFonts w:ascii="Cambria Math" w:eastAsiaTheme="minorEastAsia" w:hAnsi="Cambria Math" w:cs="Times New Roman"/>
+                  <w:sz w:val="24"/>
+                  <w:szCs w:val="24"/>
+                </w:rPr>
+                <m:t>k</m:t>
+              </m:r>
+            </m:sub>
+          </m:sSub>
+          <m:d>
+            <m:dPr>
+              <m:ctrlPr>
+                <w:rPr>
+                  <w:rFonts w:ascii="Cambria Math" w:eastAsiaTheme="minorEastAsia" w:hAnsi="Cambria Math" w:cs="Times New Roman"/>
+                  <w:i/>
+                  <w:sz w:val="24"/>
+                  <w:szCs w:val="24"/>
+                </w:rPr>
+              </m:ctrlPr>
+            </m:dPr>
+            <m:e>
+              <m:sSub>
+                <m:sSubPr>
+                  <m:ctrlPr>
+                    <w:rPr>
+                      <w:rFonts w:ascii="Cambria Math" w:eastAsiaTheme="minorEastAsia" w:hAnsi="Cambria Math" w:cs="Times New Roman"/>
+                      <w:i/>
+                      <w:sz w:val="24"/>
+                      <w:szCs w:val="24"/>
+                    </w:rPr>
+                  </m:ctrlPr>
+                </m:sSubPr>
+                <m:e>
+                  <m:r>
+                    <w:rPr>
+                      <w:rFonts w:ascii="Cambria Math" w:hAnsi="Cambria Math" w:cs="Times New Roman"/>
+                      <w:sz w:val="24"/>
+                      <w:szCs w:val="24"/>
+                    </w:rPr>
+                    <m:t>∆</m:t>
+                  </m:r>
                   <m:r>
                     <w:rPr>
                       <w:rFonts w:ascii="Cambria Math" w:eastAsiaTheme="minorEastAsia" w:hAnsi="Cambria Math" w:cs="Times New Roman"/>
@@ -12698,286 +14011,6 @@
           <w:sz w:val="24"/>
           <w:szCs w:val="24"/>
         </w:rPr>
-        <w:t xml:space="preserve">Нечетные же значения нужны лишь для промежуточных вычислений и </w:t>
-      </w:r>
-      <w:r>
-        <w:rPr>
-          <w:rFonts w:ascii="Times New Roman" w:hAnsi="Times New Roman" w:cs="Times New Roman"/>
-          <w:sz w:val="24"/>
-          <w:szCs w:val="24"/>
-        </w:rPr>
-        <w:t>не несут практической ценности:</w:t>
-      </w:r>
-      <w:r>
-        <w:rPr>
-          <w:rFonts w:ascii="Times New Roman" w:hAnsi="Times New Roman" w:cs="Times New Roman"/>
-          <w:sz w:val="24"/>
-          <w:szCs w:val="24"/>
-        </w:rPr>
-        <w:tab/>
-      </w:r>
-      <m:oMath>
-        <m:r>
-          <m:rPr>
-            <m:sty m:val="p"/>
-          </m:rPr>
-          <w:rPr>
-            <w:rFonts w:ascii="Cambria Math" w:hAnsi="Cambria Math" w:cs="Times New Roman"/>
-            <w:sz w:val="24"/>
-            <w:szCs w:val="24"/>
-          </w:rPr>
-          <w:br/>
-        </m:r>
-      </m:oMath>
-      <m:oMathPara>
-        <m:oMath>
-          <m:sSubSup>
-            <m:sSubSupPr>
-              <m:ctrlPr>
-                <w:rPr>
-                  <w:rFonts w:ascii="Cambria Math" w:hAnsi="Cambria Math" w:cs="Times New Roman"/>
-                  <w:i/>
-                  <w:sz w:val="24"/>
-                  <w:szCs w:val="24"/>
-                </w:rPr>
-              </m:ctrlPr>
-            </m:sSubSupPr>
-            <m:e>
-              <m:r>
-                <m:rPr>
-                  <m:sty m:val="p"/>
-                </m:rPr>
-                <w:rPr>
-                  <w:rFonts w:ascii="Cambria Math" w:hAnsi="Cambria Math" w:cs="Times New Roman"/>
-                  <w:sz w:val="24"/>
-                  <w:szCs w:val="24"/>
-                </w:rPr>
-                <m:t>ε</m:t>
-              </m:r>
-              <m:ctrlPr>
-                <w:rPr>
-                  <w:rFonts w:ascii="Cambria Math" w:hAnsi="Cambria Math" w:cs="Times New Roman"/>
-                  <w:sz w:val="24"/>
-                  <w:szCs w:val="24"/>
-                </w:rPr>
-              </m:ctrlPr>
-            </m:e>
-            <m:sub>
-              <m:r>
-                <w:rPr>
-                  <w:rFonts w:ascii="Cambria Math" w:hAnsi="Cambria Math" w:cs="Times New Roman"/>
-                  <w:sz w:val="24"/>
-                  <w:szCs w:val="24"/>
-                </w:rPr>
-                <m:t>2k+1</m:t>
-              </m:r>
-            </m:sub>
-            <m:sup>
-              <m:r>
-                <w:rPr>
-                  <w:rFonts w:ascii="Cambria Math" w:hAnsi="Cambria Math" w:cs="Times New Roman"/>
-                  <w:sz w:val="24"/>
-                  <w:szCs w:val="24"/>
-                </w:rPr>
-                <m:t>(n)</m:t>
-              </m:r>
-            </m:sup>
-          </m:sSubSup>
-          <m:r>
-            <w:rPr>
-              <w:rFonts w:ascii="Cambria Math" w:eastAsiaTheme="minorEastAsia" w:hAnsi="Cambria Math" w:cs="Times New Roman"/>
-              <w:sz w:val="24"/>
-              <w:szCs w:val="24"/>
-            </w:rPr>
-            <m:t xml:space="preserve">= </m:t>
-          </m:r>
-          <m:sSub>
-            <m:sSubPr>
-              <m:ctrlPr>
-                <w:rPr>
-                  <w:rFonts w:ascii="Cambria Math" w:eastAsiaTheme="minorEastAsia" w:hAnsi="Cambria Math" w:cs="Times New Roman"/>
-                  <w:i/>
-                  <w:sz w:val="24"/>
-                  <w:szCs w:val="24"/>
-                </w:rPr>
-              </m:ctrlPr>
-            </m:sSubPr>
-            <m:e>
-              <m:r>
-                <w:rPr>
-                  <w:rFonts w:ascii="Cambria Math" w:eastAsiaTheme="minorEastAsia" w:hAnsi="Cambria Math" w:cs="Times New Roman"/>
-                  <w:sz w:val="24"/>
-                  <w:szCs w:val="24"/>
-                </w:rPr>
-                <m:t>1/e</m:t>
-              </m:r>
-            </m:e>
-            <m:sub>
-              <m:r>
-                <w:rPr>
-                  <w:rFonts w:ascii="Cambria Math" w:eastAsiaTheme="minorEastAsia" w:hAnsi="Cambria Math" w:cs="Times New Roman"/>
-                  <w:sz w:val="24"/>
-                  <w:szCs w:val="24"/>
-                </w:rPr>
-                <m:t>k</m:t>
-              </m:r>
-            </m:sub>
-          </m:sSub>
-          <m:d>
-            <m:dPr>
-              <m:ctrlPr>
-                <w:rPr>
-                  <w:rFonts w:ascii="Cambria Math" w:eastAsiaTheme="minorEastAsia" w:hAnsi="Cambria Math" w:cs="Times New Roman"/>
-                  <w:i/>
-                  <w:sz w:val="24"/>
-                  <w:szCs w:val="24"/>
-                </w:rPr>
-              </m:ctrlPr>
-            </m:dPr>
-            <m:e>
-              <m:sSub>
-                <m:sSubPr>
-                  <m:ctrlPr>
-                    <w:rPr>
-                      <w:rFonts w:ascii="Cambria Math" w:eastAsiaTheme="minorEastAsia" w:hAnsi="Cambria Math" w:cs="Times New Roman"/>
-                      <w:i/>
-                      <w:sz w:val="24"/>
-                      <w:szCs w:val="24"/>
-                    </w:rPr>
-                  </m:ctrlPr>
-                </m:sSubPr>
-                <m:e>
-                  <m:r>
-                    <w:rPr>
-                      <w:rFonts w:ascii="Cambria Math" w:hAnsi="Cambria Math" w:cs="Times New Roman"/>
-                      <w:sz w:val="24"/>
-                      <w:szCs w:val="24"/>
-                    </w:rPr>
-                    <m:t>∆</m:t>
-                  </m:r>
-                  <m:r>
-                    <w:rPr>
-                      <w:rFonts w:ascii="Cambria Math" w:eastAsiaTheme="minorEastAsia" w:hAnsi="Cambria Math" w:cs="Times New Roman"/>
-                      <w:sz w:val="24"/>
-                      <w:szCs w:val="24"/>
-                    </w:rPr>
-                    <m:t>S</m:t>
-                  </m:r>
-                </m:e>
-                <m:sub>
-                  <m:r>
-                    <w:rPr>
-                      <w:rFonts w:ascii="Cambria Math" w:eastAsiaTheme="minorEastAsia" w:hAnsi="Cambria Math" w:cs="Times New Roman"/>
-                      <w:sz w:val="24"/>
-                      <w:szCs w:val="24"/>
-                    </w:rPr>
-                    <m:t>n</m:t>
-                  </m:r>
-                </m:sub>
-              </m:sSub>
-            </m:e>
-          </m:d>
-          <m:r>
-            <w:rPr>
-              <w:rFonts w:ascii="Cambria Math" w:eastAsiaTheme="minorEastAsia" w:hAnsi="Cambria Math" w:cs="Times New Roman"/>
-              <w:sz w:val="24"/>
-              <w:szCs w:val="24"/>
-            </w:rPr>
-            <m:t xml:space="preserve">,  </m:t>
-          </m:r>
-          <m:r>
-            <w:rPr>
-              <w:rFonts w:ascii="Cambria Math" w:hAnsi="Cambria Math" w:cs="Times New Roman"/>
-              <w:sz w:val="24"/>
-              <w:szCs w:val="24"/>
-            </w:rPr>
-            <m:t>k,</m:t>
-          </m:r>
-          <m:r>
-            <w:rPr>
-              <w:rFonts w:ascii="Cambria Math" w:eastAsiaTheme="minorEastAsia" w:hAnsi="Cambria Math" w:cs="Times New Roman"/>
-              <w:sz w:val="24"/>
-              <w:szCs w:val="24"/>
-              <w:lang w:val="en-US"/>
-            </w:rPr>
-            <m:t>n</m:t>
-          </m:r>
-          <m:r>
-            <w:rPr>
-              <w:rFonts w:ascii="Cambria Math" w:hAnsi="Cambria Math" w:cs="Times New Roman"/>
-              <w:sz w:val="24"/>
-              <w:szCs w:val="24"/>
-            </w:rPr>
-            <m:t>∈</m:t>
-          </m:r>
-          <m:sSub>
-            <m:sSubPr>
-              <m:ctrlPr>
-                <w:rPr>
-                  <w:rFonts w:ascii="Cambria Math" w:hAnsi="Cambria Math" w:cs="Times New Roman"/>
-                  <w:b/>
-                  <w:i/>
-                  <w:sz w:val="24"/>
-                  <w:szCs w:val="24"/>
-                  <w:lang w:val="en-US"/>
-                </w:rPr>
-              </m:ctrlPr>
-            </m:sSubPr>
-            <m:e>
-              <m:r>
-                <m:rPr>
-                  <m:sty m:val="bi"/>
-                </m:rPr>
-                <w:rPr>
-                  <w:rFonts w:ascii="Cambria Math" w:hAnsi="Cambria Math" w:cs="Times New Roman"/>
-                  <w:sz w:val="24"/>
-                  <w:szCs w:val="24"/>
-                  <w:lang w:val="en-US"/>
-                </w:rPr>
-                <m:t>N</m:t>
-              </m:r>
-              <m:ctrlPr>
-                <w:rPr>
-                  <w:rFonts w:ascii="Cambria Math" w:hAnsi="Cambria Math" w:cs="Times New Roman"/>
-                  <w:b/>
-                  <w:i/>
-                  <w:sz w:val="24"/>
-                  <w:szCs w:val="24"/>
-                </w:rPr>
-              </m:ctrlPr>
-            </m:e>
-            <m:sub>
-              <m:r>
-                <m:rPr>
-                  <m:sty m:val="bi"/>
-                </m:rPr>
-                <w:rPr>
-                  <w:rFonts w:ascii="Cambria Math" w:hAnsi="Cambria Math" w:cs="Times New Roman"/>
-                  <w:sz w:val="24"/>
-                  <w:szCs w:val="24"/>
-                </w:rPr>
-                <m:t>0</m:t>
-              </m:r>
-            </m:sub>
-          </m:sSub>
-        </m:oMath>
-      </m:oMathPara>
-    </w:p>
-    <w:p>
-      <w:pPr>
-        <w:jc w:val="both"/>
-        <w:rPr>
-          <w:rFonts w:ascii="Times New Roman" w:hAnsi="Times New Roman" w:cs="Times New Roman"/>
-          <w:sz w:val="24"/>
-          <w:szCs w:val="24"/>
-        </w:rPr>
-      </w:pPr>
-      <w:r>
-        <w:rPr>
-          <w:rFonts w:ascii="Times New Roman" w:hAnsi="Times New Roman" w:cs="Times New Roman"/>
-          <w:sz w:val="24"/>
-          <w:szCs w:val="24"/>
-        </w:rPr>
         <w:tab/>
       </w:r>
       <w:r>
@@ -13437,7 +14470,15 @@
               <w:sz w:val="24"/>
               <w:szCs w:val="24"/>
             </w:rPr>
-            <m:t xml:space="preserve">-знак,  </m:t>
+            <m:t>-</m:t>
+          </m:r>
+          <m:r>
+            <w:rPr>
+              <w:rFonts w:ascii="Cambria Math" w:hAnsi="Cambria Math" w:cs="Times New Roman"/>
+              <w:sz w:val="24"/>
+              <w:szCs w:val="24"/>
+            </w:rPr>
+            <m:t xml:space="preserve">знак,  </m:t>
           </m:r>
           <m:sSub>
             <m:sSubPr>
@@ -13555,7 +14596,15 @@
               <w:sz w:val="24"/>
               <w:szCs w:val="24"/>
             </w:rPr>
-            <m:t xml:space="preserve">-порядок,  </m:t>
+            <m:t>-</m:t>
+          </m:r>
+          <m:r>
+            <w:rPr>
+              <w:rFonts w:ascii="Cambria Math" w:hAnsi="Cambria Math" w:cs="Times New Roman"/>
+              <w:sz w:val="24"/>
+              <w:szCs w:val="24"/>
+            </w:rPr>
+            <m:t xml:space="preserve">порядок,  </m:t>
           </m:r>
           <m:sSub>
             <m:sSubPr>
@@ -13673,7 +14722,15 @@
               <w:sz w:val="24"/>
               <w:szCs w:val="24"/>
             </w:rPr>
-            <m:t>-мантисса. [3, стр. 18]</m:t>
+            <m:t>-</m:t>
+          </m:r>
+          <m:r>
+            <w:rPr>
+              <w:rFonts w:ascii="Cambria Math" w:hAnsi="Cambria Math" w:cs="Times New Roman"/>
+              <w:sz w:val="24"/>
+              <w:szCs w:val="24"/>
+            </w:rPr>
+            <m:t>мантисса. [3, стр. 18]</m:t>
           </m:r>
         </m:oMath>
       </m:oMathPara>
@@ -17835,7 +18892,15 @@
                   <w:sz w:val="24"/>
                   <w:szCs w:val="24"/>
                 </w:rPr>
-                <m:t>k+1</m:t>
+                <m:t>k</m:t>
+              </m:r>
+              <m:r>
+                <w:rPr>
+                  <w:rFonts w:ascii="Cambria Math" w:hAnsi="Cambria Math" w:cs="Times New Roman"/>
+                  <w:sz w:val="24"/>
+                  <w:szCs w:val="24"/>
+                </w:rPr>
+                <m:t>+1</m:t>
               </m:r>
             </m:sub>
             <m:sup>
@@ -17917,7 +18982,23 @@
                   <w:sz w:val="24"/>
                   <w:szCs w:val="24"/>
                 </w:rPr>
-                <m:t>k-1</m:t>
+                <m:t>k</m:t>
+              </m:r>
+              <m:r>
+                <w:rPr>
+                  <w:rFonts w:ascii="Cambria Math" w:hAnsi="Cambria Math" w:cs="Times New Roman"/>
+                  <w:sz w:val="24"/>
+                  <w:szCs w:val="24"/>
+                </w:rPr>
+                <m:t>-</m:t>
+              </m:r>
+              <m:r>
+                <w:rPr>
+                  <w:rFonts w:ascii="Cambria Math" w:hAnsi="Cambria Math" w:cs="Times New Roman"/>
+                  <w:sz w:val="24"/>
+                  <w:szCs w:val="24"/>
+                </w:rPr>
+                <m:t>1</m:t>
               </m:r>
             </m:sub>
             <m:sup>
@@ -17927,7 +19008,23 @@
                   <w:sz w:val="24"/>
                   <w:szCs w:val="24"/>
                 </w:rPr>
-                <m:t>(n)</m:t>
+                <m:t>(</m:t>
+              </m:r>
+              <m:r>
+                <w:rPr>
+                  <w:rFonts w:ascii="Cambria Math" w:hAnsi="Cambria Math" w:cs="Times New Roman"/>
+                  <w:sz w:val="24"/>
+                  <w:szCs w:val="24"/>
+                </w:rPr>
+                <m:t>n</m:t>
+              </m:r>
+              <m:r>
+                <w:rPr>
+                  <w:rFonts w:ascii="Cambria Math" w:hAnsi="Cambria Math" w:cs="Times New Roman"/>
+                  <w:sz w:val="24"/>
+                  <w:szCs w:val="24"/>
+                </w:rPr>
+                <m:t>)</m:t>
               </m:r>
             </m:sup>
           </m:sSubSup>
@@ -18749,7 +19846,15 @@
                   <w:sz w:val="24"/>
                   <w:szCs w:val="24"/>
                 </w:rPr>
-                <m:t>-1</m:t>
+                <m:t>-</m:t>
+              </m:r>
+              <m:r>
+                <w:rPr>
+                  <w:rFonts w:ascii="Cambria Math" w:hAnsi="Cambria Math" w:cs="Times New Roman"/>
+                  <w:sz w:val="24"/>
+                  <w:szCs w:val="24"/>
+                </w:rPr>
+                <m:t>1</m:t>
               </m:r>
             </m:sub>
             <m:sup>
@@ -19009,7 +20114,16 @@
               <w:szCs w:val="24"/>
               <w:lang w:val="en-US"/>
             </w:rPr>
-            <m:t>n=0, 1…</m:t>
+            <m:t>n</m:t>
+          </m:r>
+          <m:r>
+            <w:rPr>
+              <w:rFonts w:ascii="Cambria Math" w:hAnsi="Cambria Math" w:cs="Times New Roman"/>
+              <w:sz w:val="24"/>
+              <w:szCs w:val="24"/>
+              <w:lang w:val="en-US"/>
+            </w:rPr>
+            <m:t>=0, 1…</m:t>
           </m:r>
           <m:r>
             <w:rPr>
@@ -19747,7 +20861,16 @@
                   <w:szCs w:val="24"/>
                   <w:lang w:val="en-US"/>
                 </w:rPr>
-                <m:t>-1</m:t>
+                <m:t>-</m:t>
+              </m:r>
+              <m:r>
+                <w:rPr>
+                  <w:rFonts w:ascii="Cambria Math" w:hAnsi="Cambria Math" w:cs="Times New Roman"/>
+                  <w:sz w:val="24"/>
+                  <w:szCs w:val="24"/>
+                  <w:lang w:val="en-US"/>
+                </w:rPr>
+                <m:t>1</m:t>
               </m:r>
             </m:sup>
           </m:sSup>
@@ -19973,7 +21096,16 @@
                   <w:szCs w:val="24"/>
                   <w:lang w:val="en-US"/>
                 </w:rPr>
-                <m:t>i=1</m:t>
+                <m:t>i</m:t>
+              </m:r>
+              <m:r>
+                <w:rPr>
+                  <w:rFonts w:ascii="Cambria Math" w:hAnsi="Cambria Math" w:cs="Times New Roman"/>
+                  <w:sz w:val="24"/>
+                  <w:szCs w:val="24"/>
+                  <w:lang w:val="en-US"/>
+                </w:rPr>
+                <m:t>=1</m:t>
               </m:r>
             </m:sub>
             <m:sup>
@@ -20527,7 +21659,16 @@
                   <w:szCs w:val="24"/>
                   <w:lang w:val="en-US"/>
                 </w:rPr>
-                <m:t>n)</m:t>
+                <m:t>n</m:t>
+              </m:r>
+              <m:r>
+                <w:rPr>
+                  <w:rFonts w:ascii="Cambria Math" w:hAnsi="Cambria Math" w:cs="Times New Roman"/>
+                  <w:sz w:val="24"/>
+                  <w:szCs w:val="24"/>
+                  <w:lang w:val="en-US"/>
+                </w:rPr>
+                <m:t>)</m:t>
               </m:r>
             </m:sup>
           </m:sSubSup>
@@ -20612,7 +21753,16 @@
                   <w:szCs w:val="24"/>
                   <w:lang w:val="en-US"/>
                 </w:rPr>
-                <m:t>n)</m:t>
+                <m:t>n</m:t>
+              </m:r>
+              <m:r>
+                <w:rPr>
+                  <w:rFonts w:ascii="Cambria Math" w:hAnsi="Cambria Math" w:cs="Times New Roman"/>
+                  <w:sz w:val="24"/>
+                  <w:szCs w:val="24"/>
+                  <w:lang w:val="en-US"/>
+                </w:rPr>
+                <m:t>)</m:t>
               </m:r>
             </m:sup>
           </m:sSubSup>
@@ -20744,7 +21894,16 @@
                       <w:szCs w:val="24"/>
                       <w:lang w:val="en-US"/>
                     </w:rPr>
-                    <m:t>k=2</m:t>
+                    <m:t>k</m:t>
+                  </m:r>
+                  <m:r>
+                    <w:rPr>
+                      <w:rFonts w:ascii="Cambria Math" w:hAnsi="Cambria Math" w:cs="Times New Roman"/>
+                      <w:sz w:val="24"/>
+                      <w:szCs w:val="24"/>
+                      <w:lang w:val="en-US"/>
+                    </w:rPr>
+                    <m:t>=2</m:t>
                   </m:r>
                 </m:sub>
                 <m:sup>
@@ -20763,7 +21922,25 @@
                       <w:szCs w:val="24"/>
                       <w:lang w:val="en-US"/>
                     </w:rPr>
-                    <m:t>n-1)</m:t>
+                    <m:t>n</m:t>
+                  </m:r>
+                  <m:r>
+                    <w:rPr>
+                      <w:rFonts w:ascii="Cambria Math" w:hAnsi="Cambria Math" w:cs="Times New Roman"/>
+                      <w:sz w:val="24"/>
+                      <w:szCs w:val="24"/>
+                      <w:lang w:val="en-US"/>
+                    </w:rPr>
+                    <m:t>-</m:t>
+                  </m:r>
+                  <m:r>
+                    <w:rPr>
+                      <w:rFonts w:ascii="Cambria Math" w:hAnsi="Cambria Math" w:cs="Times New Roman"/>
+                      <w:sz w:val="24"/>
+                      <w:szCs w:val="24"/>
+                      <w:lang w:val="en-US"/>
+                    </w:rPr>
+                    <m:t>1)</m:t>
                   </m:r>
                 </m:sup>
               </m:sSubSup>
@@ -20776,7 +21953,7 @@
                   <w:sz w:val="24"/>
                   <w:szCs w:val="24"/>
                 </w:rPr>
-                <m:t>-</m:t>
+                <m:t>—</m:t>
               </m:r>
               <m:sSubSup>
                 <m:sSubSupPr>
@@ -20811,7 +21988,16 @@
                       <w:szCs w:val="24"/>
                       <w:lang w:val="en-US"/>
                     </w:rPr>
-                    <m:t>2k</m:t>
+                    <m:t>2</m:t>
+                  </m:r>
+                  <m:r>
+                    <w:rPr>
+                      <w:rFonts w:ascii="Cambria Math" w:hAnsi="Cambria Math" w:cs="Times New Roman"/>
+                      <w:sz w:val="24"/>
+                      <w:szCs w:val="24"/>
+                      <w:lang w:val="en-US"/>
+                    </w:rPr>
+                    <m:t>k</m:t>
                   </m:r>
                 </m:sub>
                 <m:sup>
@@ -20822,7 +22008,25 @@
                       <w:szCs w:val="24"/>
                       <w:lang w:val="en-US"/>
                     </w:rPr>
-                    <m:t>(n)</m:t>
+                    <m:t>(</m:t>
+                  </m:r>
+                  <m:r>
+                    <w:rPr>
+                      <w:rFonts w:ascii="Cambria Math" w:hAnsi="Cambria Math" w:cs="Times New Roman"/>
+                      <w:sz w:val="24"/>
+                      <w:szCs w:val="24"/>
+                      <w:lang w:val="en-US"/>
+                    </w:rPr>
+                    <m:t>n</m:t>
+                  </m:r>
+                  <m:r>
+                    <w:rPr>
+                      <w:rFonts w:ascii="Cambria Math" w:hAnsi="Cambria Math" w:cs="Times New Roman"/>
+                      <w:sz w:val="24"/>
+                      <w:szCs w:val="24"/>
+                      <w:lang w:val="en-US"/>
+                    </w:rPr>
+                    <m:t>)</m:t>
                   </m:r>
                 </m:sup>
               </m:sSubSup>
@@ -20885,7 +22089,16 @@
                       <w:szCs w:val="24"/>
                       <w:lang w:val="en-US"/>
                     </w:rPr>
-                    <m:t xml:space="preserve">k+2 </m:t>
+                    <m:t>k</m:t>
+                  </m:r>
+                  <m:r>
+                    <w:rPr>
+                      <w:rFonts w:ascii="Cambria Math" w:hAnsi="Cambria Math" w:cs="Times New Roman"/>
+                      <w:sz w:val="24"/>
+                      <w:szCs w:val="24"/>
+                      <w:lang w:val="en-US"/>
+                    </w:rPr>
+                    <m:t xml:space="preserve">+2 </m:t>
                   </m:r>
                 </m:sub>
                 <m:sup>
@@ -20904,7 +22117,25 @@
                       <w:szCs w:val="24"/>
                       <w:lang w:val="en-US"/>
                     </w:rPr>
-                    <m:t>n-1)</m:t>
+                    <m:t>n</m:t>
+                  </m:r>
+                  <m:r>
+                    <w:rPr>
+                      <w:rFonts w:ascii="Cambria Math" w:hAnsi="Cambria Math" w:cs="Times New Roman"/>
+                      <w:sz w:val="24"/>
+                      <w:szCs w:val="24"/>
+                      <w:lang w:val="en-US"/>
+                    </w:rPr>
+                    <m:t>-</m:t>
+                  </m:r>
+                  <m:r>
+                    <w:rPr>
+                      <w:rFonts w:ascii="Cambria Math" w:hAnsi="Cambria Math" w:cs="Times New Roman"/>
+                      <w:sz w:val="24"/>
+                      <w:szCs w:val="24"/>
+                      <w:lang w:val="en-US"/>
+                    </w:rPr>
+                    <m:t>1)</m:t>
                   </m:r>
                 </m:sup>
               </m:sSubSup>
@@ -20917,7 +22148,7 @@
                   <w:sz w:val="24"/>
                   <w:szCs w:val="24"/>
                 </w:rPr>
-                <m:t>-</m:t>
+                <m:t>—</m:t>
               </m:r>
               <m:sSubSup>
                 <m:sSubSupPr>
@@ -20952,7 +22183,16 @@
                       <w:szCs w:val="24"/>
                       <w:lang w:val="en-US"/>
                     </w:rPr>
-                    <m:t>2k</m:t>
+                    <m:t>2</m:t>
+                  </m:r>
+                  <m:r>
+                    <w:rPr>
+                      <w:rFonts w:ascii="Cambria Math" w:hAnsi="Cambria Math" w:cs="Times New Roman"/>
+                      <w:sz w:val="24"/>
+                      <w:szCs w:val="24"/>
+                      <w:lang w:val="en-US"/>
+                    </w:rPr>
+                    <m:t>k</m:t>
                   </m:r>
                 </m:sub>
                 <m:sup>
@@ -20963,7 +22203,25 @@
                       <w:szCs w:val="24"/>
                       <w:lang w:val="en-US"/>
                     </w:rPr>
-                    <m:t>(n)</m:t>
+                    <m:t>(</m:t>
+                  </m:r>
+                  <m:r>
+                    <w:rPr>
+                      <w:rFonts w:ascii="Cambria Math" w:hAnsi="Cambria Math" w:cs="Times New Roman"/>
+                      <w:sz w:val="24"/>
+                      <w:szCs w:val="24"/>
+                      <w:lang w:val="en-US"/>
+                    </w:rPr>
+                    <m:t>n</m:t>
+                  </m:r>
+                  <m:r>
+                    <w:rPr>
+                      <w:rFonts w:ascii="Cambria Math" w:hAnsi="Cambria Math" w:cs="Times New Roman"/>
+                      <w:sz w:val="24"/>
+                      <w:szCs w:val="24"/>
+                      <w:lang w:val="en-US"/>
+                    </w:rPr>
+                    <m:t>)</m:t>
                   </m:r>
                 </m:sup>
               </m:sSubSup>
@@ -21079,7 +22337,25 @@
                       <w:szCs w:val="24"/>
                       <w:lang w:val="en-US"/>
                     </w:rPr>
-                    <m:t>2k+2</m:t>
+                    <m:t>2</m:t>
+                  </m:r>
+                  <m:r>
+                    <w:rPr>
+                      <w:rFonts w:ascii="Cambria Math" w:eastAsiaTheme="minorEastAsia" w:hAnsi="Cambria Math" w:cs="Times New Roman"/>
+                      <w:sz w:val="24"/>
+                      <w:szCs w:val="24"/>
+                      <w:lang w:val="en-US"/>
+                    </w:rPr>
+                    <m:t>k</m:t>
+                  </m:r>
+                  <m:r>
+                    <w:rPr>
+                      <w:rFonts w:ascii="Cambria Math" w:eastAsiaTheme="minorEastAsia" w:hAnsi="Cambria Math" w:cs="Times New Roman"/>
+                      <w:sz w:val="24"/>
+                      <w:szCs w:val="24"/>
+                      <w:lang w:val="en-US"/>
+                    </w:rPr>
+                    <m:t>+2</m:t>
                   </m:r>
                 </m:sub>
                 <m:sup>
@@ -21090,7 +22366,25 @@
                       <w:szCs w:val="24"/>
                       <w:lang w:val="en-US"/>
                     </w:rPr>
-                    <m:t>(n+1)</m:t>
+                    <m:t>(</m:t>
+                  </m:r>
+                  <m:r>
+                    <w:rPr>
+                      <w:rFonts w:ascii="Cambria Math" w:eastAsiaTheme="minorEastAsia" w:hAnsi="Cambria Math" w:cs="Times New Roman"/>
+                      <w:sz w:val="24"/>
+                      <w:szCs w:val="24"/>
+                      <w:lang w:val="en-US"/>
+                    </w:rPr>
+                    <m:t>n</m:t>
+                  </m:r>
+                  <m:r>
+                    <w:rPr>
+                      <w:rFonts w:ascii="Cambria Math" w:eastAsiaTheme="minorEastAsia" w:hAnsi="Cambria Math" w:cs="Times New Roman"/>
+                      <w:sz w:val="24"/>
+                      <w:szCs w:val="24"/>
+                      <w:lang w:val="en-US"/>
+                    </w:rPr>
+                    <m:t>+1)</m:t>
                   </m:r>
                 </m:sup>
               </m:sSubSup>
@@ -21103,7 +22397,7 @@
                   <w:sz w:val="24"/>
                   <w:szCs w:val="24"/>
                 </w:rPr>
-                <m:t>-</m:t>
+                <m:t>—</m:t>
               </m:r>
               <m:sSubSup>
                 <m:sSubSupPr>
@@ -21164,7 +22458,16 @@
                       <w:szCs w:val="24"/>
                       <w:lang w:val="en-US"/>
                     </w:rPr>
-                    <m:t>n)</m:t>
+                    <m:t>n</m:t>
+                  </m:r>
+                  <m:r>
+                    <w:rPr>
+                      <w:rFonts w:ascii="Cambria Math" w:hAnsi="Cambria Math" w:cs="Times New Roman"/>
+                      <w:sz w:val="24"/>
+                      <w:szCs w:val="24"/>
+                      <w:lang w:val="en-US"/>
+                    </w:rPr>
+                    <m:t>)</m:t>
                   </m:r>
                 </m:sup>
               </m:sSubSup>
@@ -21204,7 +22507,34 @@
                       <w:szCs w:val="24"/>
                       <w:lang w:val="en-US"/>
                     </w:rPr>
-                    <m:t>2k-2</m:t>
+                    <m:t>2</m:t>
+                  </m:r>
+                  <m:r>
+                    <w:rPr>
+                      <w:rFonts w:ascii="Cambria Math" w:eastAsiaTheme="minorEastAsia" w:hAnsi="Cambria Math" w:cs="Times New Roman"/>
+                      <w:sz w:val="24"/>
+                      <w:szCs w:val="24"/>
+                      <w:lang w:val="en-US"/>
+                    </w:rPr>
+                    <m:t>k</m:t>
+                  </m:r>
+                  <m:r>
+                    <w:rPr>
+                      <w:rFonts w:ascii="Cambria Math" w:eastAsiaTheme="minorEastAsia" w:hAnsi="Cambria Math" w:cs="Times New Roman"/>
+                      <w:sz w:val="24"/>
+                      <w:szCs w:val="24"/>
+                      <w:lang w:val="en-US"/>
+                    </w:rPr>
+                    <m:t>-</m:t>
+                  </m:r>
+                  <m:r>
+                    <w:rPr>
+                      <w:rFonts w:ascii="Cambria Math" w:eastAsiaTheme="minorEastAsia" w:hAnsi="Cambria Math" w:cs="Times New Roman"/>
+                      <w:sz w:val="24"/>
+                      <w:szCs w:val="24"/>
+                      <w:lang w:val="en-US"/>
+                    </w:rPr>
+                    <m:t>2</m:t>
                   </m:r>
                 </m:sub>
                 <m:sup>
@@ -21215,7 +22545,25 @@
                       <w:szCs w:val="24"/>
                       <w:lang w:val="en-US"/>
                     </w:rPr>
-                    <m:t>(n+1)</m:t>
+                    <m:t>(</m:t>
+                  </m:r>
+                  <m:r>
+                    <w:rPr>
+                      <w:rFonts w:ascii="Cambria Math" w:eastAsiaTheme="minorEastAsia" w:hAnsi="Cambria Math" w:cs="Times New Roman"/>
+                      <w:sz w:val="24"/>
+                      <w:szCs w:val="24"/>
+                      <w:lang w:val="en-US"/>
+                    </w:rPr>
+                    <m:t>n</m:t>
+                  </m:r>
+                  <m:r>
+                    <w:rPr>
+                      <w:rFonts w:ascii="Cambria Math" w:eastAsiaTheme="minorEastAsia" w:hAnsi="Cambria Math" w:cs="Times New Roman"/>
+                      <w:sz w:val="24"/>
+                      <w:szCs w:val="24"/>
+                      <w:lang w:val="en-US"/>
+                    </w:rPr>
+                    <m:t>+1)</m:t>
                   </m:r>
                 </m:sup>
               </m:sSubSup>
@@ -21228,7 +22576,7 @@
                   <w:sz w:val="24"/>
                   <w:szCs w:val="24"/>
                 </w:rPr>
-                <m:t>-</m:t>
+                <m:t>—</m:t>
               </m:r>
               <m:sSubSup>
                 <m:sSubSupPr>
@@ -21289,7 +22637,16 @@
                       <w:szCs w:val="24"/>
                       <w:lang w:val="en-US"/>
                     </w:rPr>
-                    <m:t>n)</m:t>
+                    <m:t>n</m:t>
+                  </m:r>
+                  <m:r>
+                    <w:rPr>
+                      <w:rFonts w:ascii="Cambria Math" w:hAnsi="Cambria Math" w:cs="Times New Roman"/>
+                      <w:sz w:val="24"/>
+                      <w:szCs w:val="24"/>
+                      <w:lang w:val="en-US"/>
+                    </w:rPr>
+                    <m:t>)</m:t>
                   </m:r>
                 </m:sup>
               </m:sSubSup>
@@ -21402,7 +22759,16 @@
                       <w:szCs w:val="24"/>
                       <w:lang w:val="en-US"/>
                     </w:rPr>
-                    <m:t>2k</m:t>
+                    <m:t>2</m:t>
+                  </m:r>
+                  <m:r>
+                    <w:rPr>
+                      <w:rFonts w:ascii="Cambria Math" w:eastAsiaTheme="minorEastAsia" w:hAnsi="Cambria Math" w:cs="Times New Roman"/>
+                      <w:sz w:val="24"/>
+                      <w:szCs w:val="24"/>
+                      <w:lang w:val="en-US"/>
+                    </w:rPr>
+                    <m:t>k</m:t>
                   </m:r>
                 </m:sub>
                 <m:sup>
@@ -21413,7 +22779,25 @@
                       <w:szCs w:val="24"/>
                       <w:lang w:val="en-US"/>
                     </w:rPr>
-                    <m:t>(n+1)</m:t>
+                    <m:t>(</m:t>
+                  </m:r>
+                  <m:r>
+                    <w:rPr>
+                      <w:rFonts w:ascii="Cambria Math" w:eastAsiaTheme="minorEastAsia" w:hAnsi="Cambria Math" w:cs="Times New Roman"/>
+                      <w:sz w:val="24"/>
+                      <w:szCs w:val="24"/>
+                      <w:lang w:val="en-US"/>
+                    </w:rPr>
+                    <m:t>n</m:t>
+                  </m:r>
+                  <m:r>
+                    <w:rPr>
+                      <w:rFonts w:ascii="Cambria Math" w:eastAsiaTheme="minorEastAsia" w:hAnsi="Cambria Math" w:cs="Times New Roman"/>
+                      <w:sz w:val="24"/>
+                      <w:szCs w:val="24"/>
+                      <w:lang w:val="en-US"/>
+                    </w:rPr>
+                    <m:t>+1)</m:t>
                   </m:r>
                 </m:sup>
               </m:sSubSup>
@@ -21435,7 +22819,7 @@
                   <w:sz w:val="24"/>
                   <w:szCs w:val="24"/>
                 </w:rPr>
-                <m:t xml:space="preserve">- </m:t>
+                <m:t xml:space="preserve">— </m:t>
               </m:r>
               <m:sSubSup>
                 <m:sSubSupPr>
@@ -21471,7 +22855,16 @@
                       <w:szCs w:val="24"/>
                       <w:lang w:val="en-US"/>
                     </w:rPr>
-                    <m:t>2k</m:t>
+                    <m:t>2</m:t>
+                  </m:r>
+                  <m:r>
+                    <w:rPr>
+                      <w:rFonts w:ascii="Cambria Math" w:hAnsi="Cambria Math" w:cs="Times New Roman"/>
+                      <w:sz w:val="24"/>
+                      <w:szCs w:val="24"/>
+                      <w:lang w:val="en-US"/>
+                    </w:rPr>
+                    <m:t>k</m:t>
                   </m:r>
                 </m:sub>
                 <m:sup>
@@ -21482,7 +22875,25 @@
                       <w:szCs w:val="24"/>
                       <w:lang w:val="en-US"/>
                     </w:rPr>
-                    <m:t>(n)</m:t>
+                    <m:t>(</m:t>
+                  </m:r>
+                  <m:r>
+                    <w:rPr>
+                      <w:rFonts w:ascii="Cambria Math" w:hAnsi="Cambria Math" w:cs="Times New Roman"/>
+                      <w:sz w:val="24"/>
+                      <w:szCs w:val="24"/>
+                      <w:lang w:val="en-US"/>
+                    </w:rPr>
+                    <m:t>n</m:t>
+                  </m:r>
+                  <m:r>
+                    <w:rPr>
+                      <w:rFonts w:ascii="Cambria Math" w:hAnsi="Cambria Math" w:cs="Times New Roman"/>
+                      <w:sz w:val="24"/>
+                      <w:szCs w:val="24"/>
+                      <w:lang w:val="en-US"/>
+                    </w:rPr>
+                    <m:t>)</m:t>
                   </m:r>
                 </m:sup>
               </m:sSubSup>
@@ -21531,7 +22942,16 @@
                       <w:szCs w:val="24"/>
                       <w:lang w:val="en-US"/>
                     </w:rPr>
-                    <m:t>2k</m:t>
+                    <m:t>2</m:t>
+                  </m:r>
+                  <m:r>
+                    <w:rPr>
+                      <w:rFonts w:ascii="Cambria Math" w:eastAsiaTheme="minorEastAsia" w:hAnsi="Cambria Math" w:cs="Times New Roman"/>
+                      <w:sz w:val="24"/>
+                      <w:szCs w:val="24"/>
+                      <w:lang w:val="en-US"/>
+                    </w:rPr>
+                    <m:t>k</m:t>
                   </m:r>
                 </m:sub>
                 <m:sup>
@@ -21542,7 +22962,25 @@
                       <w:szCs w:val="24"/>
                       <w:lang w:val="en-US"/>
                     </w:rPr>
-                    <m:t>(n+1)</m:t>
+                    <m:t>(</m:t>
+                  </m:r>
+                  <m:r>
+                    <w:rPr>
+                      <w:rFonts w:ascii="Cambria Math" w:eastAsiaTheme="minorEastAsia" w:hAnsi="Cambria Math" w:cs="Times New Roman"/>
+                      <w:sz w:val="24"/>
+                      <w:szCs w:val="24"/>
+                      <w:lang w:val="en-US"/>
+                    </w:rPr>
+                    <m:t>n</m:t>
+                  </m:r>
+                  <m:r>
+                    <w:rPr>
+                      <w:rFonts w:ascii="Cambria Math" w:eastAsiaTheme="minorEastAsia" w:hAnsi="Cambria Math" w:cs="Times New Roman"/>
+                      <w:sz w:val="24"/>
+                      <w:szCs w:val="24"/>
+                      <w:lang w:val="en-US"/>
+                    </w:rPr>
+                    <m:t>+1)</m:t>
                   </m:r>
                 </m:sup>
               </m:sSubSup>
@@ -21555,7 +22993,7 @@
                   <w:sz w:val="24"/>
                   <w:szCs w:val="24"/>
                 </w:rPr>
-                <m:t>-</m:t>
+                <m:t>—</m:t>
               </m:r>
               <m:sSubSup>
                 <m:sSubSupPr>
@@ -21616,7 +23054,16 @@
                       <w:szCs w:val="24"/>
                       <w:lang w:val="en-US"/>
                     </w:rPr>
-                    <m:t>n)</m:t>
+                    <m:t>n</m:t>
+                  </m:r>
+                  <m:r>
+                    <w:rPr>
+                      <w:rFonts w:ascii="Cambria Math" w:hAnsi="Cambria Math" w:cs="Times New Roman"/>
+                      <w:sz w:val="24"/>
+                      <w:szCs w:val="24"/>
+                      <w:lang w:val="en-US"/>
+                    </w:rPr>
+                    <m:t>)</m:t>
                   </m:r>
                 </m:sup>
               </m:sSubSup>
@@ -21729,7 +23176,16 @@
                       <w:szCs w:val="24"/>
                       <w:lang w:val="en-US"/>
                     </w:rPr>
-                    <m:t>2k</m:t>
+                    <m:t>2</m:t>
+                  </m:r>
+                  <m:r>
+                    <w:rPr>
+                      <w:rFonts w:ascii="Cambria Math" w:eastAsiaTheme="minorEastAsia" w:hAnsi="Cambria Math" w:cs="Times New Roman"/>
+                      <w:sz w:val="24"/>
+                      <w:szCs w:val="24"/>
+                      <w:lang w:val="en-US"/>
+                    </w:rPr>
+                    <m:t>k</m:t>
                   </m:r>
                 </m:sub>
                 <m:sup>
@@ -21740,7 +23196,34 @@
                       <w:szCs w:val="24"/>
                       <w:lang w:val="en-US"/>
                     </w:rPr>
-                    <m:t>(n-1)</m:t>
+                    <m:t>(</m:t>
+                  </m:r>
+                  <m:r>
+                    <w:rPr>
+                      <w:rFonts w:ascii="Cambria Math" w:eastAsiaTheme="minorEastAsia" w:hAnsi="Cambria Math" w:cs="Times New Roman"/>
+                      <w:sz w:val="24"/>
+                      <w:szCs w:val="24"/>
+                      <w:lang w:val="en-US"/>
+                    </w:rPr>
+                    <m:t>n</m:t>
+                  </m:r>
+                  <m:r>
+                    <w:rPr>
+                      <w:rFonts w:ascii="Cambria Math" w:eastAsiaTheme="minorEastAsia" w:hAnsi="Cambria Math" w:cs="Times New Roman"/>
+                      <w:sz w:val="24"/>
+                      <w:szCs w:val="24"/>
+                      <w:lang w:val="en-US"/>
+                    </w:rPr>
+                    <m:t>-</m:t>
+                  </m:r>
+                  <m:r>
+                    <w:rPr>
+                      <w:rFonts w:ascii="Cambria Math" w:eastAsiaTheme="minorEastAsia" w:hAnsi="Cambria Math" w:cs="Times New Roman"/>
+                      <w:sz w:val="24"/>
+                      <w:szCs w:val="24"/>
+                      <w:lang w:val="en-US"/>
+                    </w:rPr>
+                    <m:t>1)</m:t>
                   </m:r>
                 </m:sup>
               </m:sSubSup>
@@ -21753,7 +23236,7 @@
                   <w:sz w:val="24"/>
                   <w:szCs w:val="24"/>
                 </w:rPr>
-                <m:t>-</m:t>
+                <m:t>—</m:t>
               </m:r>
               <m:sSubSup>
                 <m:sSubSupPr>
@@ -21814,7 +23297,16 @@
                       <w:szCs w:val="24"/>
                       <w:lang w:val="en-US"/>
                     </w:rPr>
-                    <m:t>n)</m:t>
+                    <m:t>n</m:t>
+                  </m:r>
+                  <m:r>
+                    <w:rPr>
+                      <w:rFonts w:ascii="Cambria Math" w:hAnsi="Cambria Math" w:cs="Times New Roman"/>
+                      <w:sz w:val="24"/>
+                      <w:szCs w:val="24"/>
+                      <w:lang w:val="en-US"/>
+                    </w:rPr>
+                    <m:t>)</m:t>
                   </m:r>
                 </m:sup>
               </m:sSubSup>
@@ -21863,7 +23355,16 @@
                       <w:szCs w:val="24"/>
                       <w:lang w:val="en-US"/>
                     </w:rPr>
-                    <m:t>2k</m:t>
+                    <m:t>2</m:t>
+                  </m:r>
+                  <m:r>
+                    <w:rPr>
+                      <w:rFonts w:ascii="Cambria Math" w:eastAsiaTheme="minorEastAsia" w:hAnsi="Cambria Math" w:cs="Times New Roman"/>
+                      <w:sz w:val="24"/>
+                      <w:szCs w:val="24"/>
+                      <w:lang w:val="en-US"/>
+                    </w:rPr>
+                    <m:t>k</m:t>
                   </m:r>
                 </m:sub>
                 <m:sup>
@@ -21874,7 +23375,34 @@
                       <w:szCs w:val="24"/>
                       <w:lang w:val="en-US"/>
                     </w:rPr>
-                    <m:t>(n-1)</m:t>
+                    <m:t>(</m:t>
+                  </m:r>
+                  <m:r>
+                    <w:rPr>
+                      <w:rFonts w:ascii="Cambria Math" w:eastAsiaTheme="minorEastAsia" w:hAnsi="Cambria Math" w:cs="Times New Roman"/>
+                      <w:sz w:val="24"/>
+                      <w:szCs w:val="24"/>
+                      <w:lang w:val="en-US"/>
+                    </w:rPr>
+                    <m:t>n</m:t>
+                  </m:r>
+                  <m:r>
+                    <w:rPr>
+                      <w:rFonts w:ascii="Cambria Math" w:eastAsiaTheme="minorEastAsia" w:hAnsi="Cambria Math" w:cs="Times New Roman"/>
+                      <w:sz w:val="24"/>
+                      <w:szCs w:val="24"/>
+                      <w:lang w:val="en-US"/>
+                    </w:rPr>
+                    <m:t>-</m:t>
+                  </m:r>
+                  <m:r>
+                    <w:rPr>
+                      <w:rFonts w:ascii="Cambria Math" w:eastAsiaTheme="minorEastAsia" w:hAnsi="Cambria Math" w:cs="Times New Roman"/>
+                      <w:sz w:val="24"/>
+                      <w:szCs w:val="24"/>
+                      <w:lang w:val="en-US"/>
+                    </w:rPr>
+                    <m:t>1)</m:t>
                   </m:r>
                 </m:sup>
               </m:sSubSup>
@@ -21896,7 +23424,7 @@
                   <w:sz w:val="24"/>
                   <w:szCs w:val="24"/>
                 </w:rPr>
-                <m:t>-</m:t>
+                <m:t>—</m:t>
               </m:r>
               <m:sSubSup>
                 <m:sSubSupPr>
@@ -21957,7 +23485,16 @@
                       <w:szCs w:val="24"/>
                       <w:lang w:val="en-US"/>
                     </w:rPr>
-                    <m:t>n)</m:t>
+                    <m:t>n</m:t>
+                  </m:r>
+                  <m:r>
+                    <w:rPr>
+                      <w:rFonts w:ascii="Cambria Math" w:hAnsi="Cambria Math" w:cs="Times New Roman"/>
+                      <w:sz w:val="24"/>
+                      <w:szCs w:val="24"/>
+                      <w:lang w:val="en-US"/>
+                    </w:rPr>
+                    <m:t>)</m:t>
                   </m:r>
                 </m:sup>
               </m:sSubSup>
@@ -22021,7 +23558,43 @@
               <w:szCs w:val="24"/>
               <w:lang w:val="en-US"/>
             </w:rPr>
-            <m:t>,          n, k = 0, 1...</m:t>
+            <m:t xml:space="preserve">,          </m:t>
+          </m:r>
+          <m:r>
+            <w:rPr>
+              <w:rFonts w:ascii="Cambria Math" w:eastAsiaTheme="minorEastAsia" w:hAnsi="Cambria Math" w:cs="Times New Roman"/>
+              <w:sz w:val="24"/>
+              <w:szCs w:val="24"/>
+              <w:lang w:val="en-US"/>
+            </w:rPr>
+            <m:t>n</m:t>
+          </m:r>
+          <m:r>
+            <w:rPr>
+              <w:rFonts w:ascii="Cambria Math" w:eastAsiaTheme="minorEastAsia" w:hAnsi="Cambria Math" w:cs="Times New Roman"/>
+              <w:sz w:val="24"/>
+              <w:szCs w:val="24"/>
+              <w:lang w:val="en-US"/>
+            </w:rPr>
+            <m:t xml:space="preserve">, </m:t>
+          </m:r>
+          <m:r>
+            <w:rPr>
+              <w:rFonts w:ascii="Cambria Math" w:eastAsiaTheme="minorEastAsia" w:hAnsi="Cambria Math" w:cs="Times New Roman"/>
+              <w:sz w:val="24"/>
+              <w:szCs w:val="24"/>
+              <w:lang w:val="en-US"/>
+            </w:rPr>
+            <m:t>k</m:t>
+          </m:r>
+          <m:r>
+            <w:rPr>
+              <w:rFonts w:ascii="Cambria Math" w:eastAsiaTheme="minorEastAsia" w:hAnsi="Cambria Math" w:cs="Times New Roman"/>
+              <w:sz w:val="24"/>
+              <w:szCs w:val="24"/>
+              <w:lang w:val="en-US"/>
+            </w:rPr>
+            <m:t xml:space="preserve"> = 0, 1...</m:t>
           </m:r>
         </m:oMath>
       </m:oMathPara>
@@ -22672,7 +24245,16 @@
                   <w:szCs w:val="24"/>
                   <w:lang w:val="en-US"/>
                 </w:rPr>
-                <m:t>-1</m:t>
+                <m:t>-</m:t>
+              </m:r>
+              <m:r>
+                <w:rPr>
+                  <w:rFonts w:ascii="Cambria Math" w:hAnsi="Cambria Math" w:cs="Times New Roman"/>
+                  <w:sz w:val="24"/>
+                  <w:szCs w:val="24"/>
+                  <w:lang w:val="en-US"/>
+                </w:rPr>
+                <m:t>1</m:t>
               </m:r>
             </m:sub>
             <m:sup>
@@ -22731,7 +24313,15 @@
                   <w:sz w:val="24"/>
                   <w:szCs w:val="24"/>
                 </w:rPr>
-                <m:t>k+1</m:t>
+                <m:t>k</m:t>
+              </m:r>
+              <m:r>
+                <w:rPr>
+                  <w:rFonts w:ascii="Cambria Math" w:hAnsi="Cambria Math" w:cs="Times New Roman"/>
+                  <w:sz w:val="24"/>
+                  <w:szCs w:val="24"/>
+                </w:rPr>
+                <m:t>+1</m:t>
               </m:r>
             </m:num>
             <m:den>
@@ -22773,7 +24363,23 @@
                       <w:sz w:val="24"/>
                       <w:szCs w:val="24"/>
                     </w:rPr>
-                    <m:t>(n+1)</m:t>
+                    <m:t>(</m:t>
+                  </m:r>
+                  <m:r>
+                    <w:rPr>
+                      <w:rFonts w:ascii="Cambria Math" w:eastAsiaTheme="minorEastAsia" w:hAnsi="Cambria Math" w:cs="Times New Roman"/>
+                      <w:sz w:val="24"/>
+                      <w:szCs w:val="24"/>
+                    </w:rPr>
+                    <m:t>n</m:t>
+                  </m:r>
+                  <m:r>
+                    <w:rPr>
+                      <w:rFonts w:ascii="Cambria Math" w:eastAsiaTheme="minorEastAsia" w:hAnsi="Cambria Math" w:cs="Times New Roman"/>
+                      <w:sz w:val="24"/>
+                      <w:szCs w:val="24"/>
+                    </w:rPr>
+                    <m:t>+1)</m:t>
                   </m:r>
                 </m:sup>
               </m:sSubSup>
@@ -22823,7 +24429,23 @@
                       <w:sz w:val="24"/>
                       <w:szCs w:val="24"/>
                     </w:rPr>
-                    <m:t>(n)</m:t>
+                    <m:t>(</m:t>
+                  </m:r>
+                  <m:r>
+                    <w:rPr>
+                      <w:rFonts w:ascii="Cambria Math" w:eastAsiaTheme="minorEastAsia" w:hAnsi="Cambria Math" w:cs="Times New Roman"/>
+                      <w:sz w:val="24"/>
+                      <w:szCs w:val="24"/>
+                    </w:rPr>
+                    <m:t>n</m:t>
+                  </m:r>
+                  <m:r>
+                    <w:rPr>
+                      <w:rFonts w:ascii="Cambria Math" w:eastAsiaTheme="minorEastAsia" w:hAnsi="Cambria Math" w:cs="Times New Roman"/>
+                      <w:sz w:val="24"/>
+                      <w:szCs w:val="24"/>
+                    </w:rPr>
+                    <m:t>)</m:t>
                   </m:r>
                 </m:sup>
               </m:sSubSup>
@@ -23141,7 +24763,15 @@
                   <w:sz w:val="24"/>
                   <w:szCs w:val="24"/>
                 </w:rPr>
-                <m:t>-1</m:t>
+                <m:t>-</m:t>
+              </m:r>
+              <m:r>
+                <w:rPr>
+                  <w:rFonts w:ascii="Cambria Math" w:hAnsi="Cambria Math" w:cs="Times New Roman"/>
+                  <w:sz w:val="24"/>
+                  <w:szCs w:val="24"/>
+                </w:rPr>
+                <m:t>1</m:t>
               </m:r>
             </m:sub>
             <m:sup>
@@ -23151,7 +24781,23 @@
                   <w:sz w:val="24"/>
                   <w:szCs w:val="24"/>
                 </w:rPr>
-                <m:t>(n)</m:t>
+                <m:t>(</m:t>
+              </m:r>
+              <m:r>
+                <w:rPr>
+                  <w:rFonts w:ascii="Cambria Math" w:hAnsi="Cambria Math" w:cs="Times New Roman"/>
+                  <w:sz w:val="24"/>
+                  <w:szCs w:val="24"/>
+                </w:rPr>
+                <m:t>n</m:t>
+              </m:r>
+              <m:r>
+                <w:rPr>
+                  <w:rFonts w:ascii="Cambria Math" w:hAnsi="Cambria Math" w:cs="Times New Roman"/>
+                  <w:sz w:val="24"/>
+                  <w:szCs w:val="24"/>
+                </w:rPr>
+                <m:t>)</m:t>
               </m:r>
             </m:sup>
           </m:sSubSup>
@@ -23208,7 +24854,23 @@
                   <w:sz w:val="24"/>
                   <w:szCs w:val="24"/>
                 </w:rPr>
-                <m:t>(n)</m:t>
+                <m:t>(</m:t>
+              </m:r>
+              <m:r>
+                <w:rPr>
+                  <w:rFonts w:ascii="Cambria Math" w:hAnsi="Cambria Math" w:cs="Times New Roman"/>
+                  <w:sz w:val="24"/>
+                  <w:szCs w:val="24"/>
+                </w:rPr>
+                <m:t>n</m:t>
+              </m:r>
+              <m:r>
+                <w:rPr>
+                  <w:rFonts w:ascii="Cambria Math" w:hAnsi="Cambria Math" w:cs="Times New Roman"/>
+                  <w:sz w:val="24"/>
+                  <w:szCs w:val="24"/>
+                </w:rPr>
+                <m:t>)</m:t>
               </m:r>
             </m:sup>
           </m:sSubSup>
@@ -23311,7 +24973,15 @@
                   <w:sz w:val="24"/>
                   <w:szCs w:val="24"/>
                 </w:rPr>
-                <m:t>2k</m:t>
+                <m:t>2</m:t>
+              </m:r>
+              <m:r>
+                <w:rPr>
+                  <w:rFonts w:ascii="Cambria Math" w:hAnsi="Cambria Math" w:cs="Times New Roman"/>
+                  <w:sz w:val="24"/>
+                  <w:szCs w:val="24"/>
+                </w:rPr>
+                <m:t>k</m:t>
               </m:r>
               <m:r>
                 <w:rPr>
@@ -23396,7 +25066,15 @@
                   <w:sz w:val="24"/>
                   <w:szCs w:val="24"/>
                 </w:rPr>
-                <m:t>2k</m:t>
+                <m:t>2</m:t>
+              </m:r>
+              <m:r>
+                <w:rPr>
+                  <w:rFonts w:ascii="Cambria Math" w:hAnsi="Cambria Math" w:cs="Times New Roman"/>
+                  <w:sz w:val="24"/>
+                  <w:szCs w:val="24"/>
+                </w:rPr>
+                <m:t>k</m:t>
               </m:r>
               <m:r>
                 <w:rPr>
@@ -23405,7 +25083,16 @@
                   <w:szCs w:val="24"/>
                   <w:lang w:val="en-US"/>
                 </w:rPr>
-                <m:t>-1</m:t>
+                <m:t>-</m:t>
+              </m:r>
+              <m:r>
+                <w:rPr>
+                  <w:rFonts w:ascii="Cambria Math" w:hAnsi="Cambria Math" w:cs="Times New Roman"/>
+                  <w:sz w:val="24"/>
+                  <w:szCs w:val="24"/>
+                  <w:lang w:val="en-US"/>
+                </w:rPr>
+                <m:t>1</m:t>
               </m:r>
             </m:sub>
             <m:sup>
@@ -23507,7 +25194,15 @@
                       <w:sz w:val="24"/>
                       <w:szCs w:val="24"/>
                     </w:rPr>
-                    <m:t>2k</m:t>
+                    <m:t>2</m:t>
+                  </m:r>
+                  <m:r>
+                    <w:rPr>
+                      <w:rFonts w:ascii="Cambria Math" w:eastAsiaTheme="minorEastAsia" w:hAnsi="Cambria Math" w:cs="Times New Roman"/>
+                      <w:sz w:val="24"/>
+                      <w:szCs w:val="24"/>
+                    </w:rPr>
+                    <m:t>k</m:t>
                   </m:r>
                 </m:sub>
                 <m:sup>
@@ -23517,7 +25212,23 @@
                       <w:sz w:val="24"/>
                       <w:szCs w:val="24"/>
                     </w:rPr>
-                    <m:t>(n)</m:t>
+                    <m:t>(</m:t>
+                  </m:r>
+                  <m:r>
+                    <w:rPr>
+                      <w:rFonts w:ascii="Cambria Math" w:eastAsiaTheme="minorEastAsia" w:hAnsi="Cambria Math" w:cs="Times New Roman"/>
+                      <w:sz w:val="24"/>
+                      <w:szCs w:val="24"/>
+                    </w:rPr>
+                    <m:t>n</m:t>
+                  </m:r>
+                  <m:r>
+                    <w:rPr>
+                      <w:rFonts w:ascii="Cambria Math" w:eastAsiaTheme="minorEastAsia" w:hAnsi="Cambria Math" w:cs="Times New Roman"/>
+                      <w:sz w:val="24"/>
+                      <w:szCs w:val="24"/>
+                    </w:rPr>
+                    <m:t>)</m:t>
                   </m:r>
                 </m:sup>
               </m:sSubSup>
@@ -23583,7 +25294,15 @@
                   <w:sz w:val="24"/>
                   <w:szCs w:val="24"/>
                 </w:rPr>
-                <m:t>2k</m:t>
+                <m:t>2</m:t>
+              </m:r>
+              <m:r>
+                <w:rPr>
+                  <w:rFonts w:ascii="Cambria Math" w:hAnsi="Cambria Math" w:cs="Times New Roman"/>
+                  <w:sz w:val="24"/>
+                  <w:szCs w:val="24"/>
+                </w:rPr>
+                <m:t>k</m:t>
               </m:r>
               <m:r>
                 <w:rPr>
@@ -23668,7 +25387,15 @@
                   <w:sz w:val="24"/>
                   <w:szCs w:val="24"/>
                 </w:rPr>
-                <m:t>2k</m:t>
+                <m:t>2</m:t>
+              </m:r>
+              <m:r>
+                <w:rPr>
+                  <w:rFonts w:ascii="Cambria Math" w:hAnsi="Cambria Math" w:cs="Times New Roman"/>
+                  <w:sz w:val="24"/>
+                  <w:szCs w:val="24"/>
+                </w:rPr>
+                <m:t>k</m:t>
               </m:r>
             </m:sub>
             <m:sup>
@@ -23768,7 +25495,15 @@
                       <w:sz w:val="24"/>
                       <w:szCs w:val="24"/>
                     </w:rPr>
-                    <m:t>2k</m:t>
+                    <m:t>2</m:t>
+                  </m:r>
+                  <m:r>
+                    <w:rPr>
+                      <w:rFonts w:ascii="Cambria Math" w:eastAsiaTheme="minorEastAsia" w:hAnsi="Cambria Math" w:cs="Times New Roman"/>
+                      <w:sz w:val="24"/>
+                      <w:szCs w:val="24"/>
+                    </w:rPr>
+                    <m:t>k</m:t>
                   </m:r>
                 </m:sub>
                 <m:sup>
@@ -23778,7 +25513,23 @@
                       <w:sz w:val="24"/>
                       <w:szCs w:val="24"/>
                     </w:rPr>
-                    <m:t>(n+1)</m:t>
+                    <m:t>(</m:t>
+                  </m:r>
+                  <m:r>
+                    <w:rPr>
+                      <w:rFonts w:ascii="Cambria Math" w:eastAsiaTheme="minorEastAsia" w:hAnsi="Cambria Math" w:cs="Times New Roman"/>
+                      <w:sz w:val="24"/>
+                      <w:szCs w:val="24"/>
+                    </w:rPr>
+                    <m:t>n</m:t>
+                  </m:r>
+                  <m:r>
+                    <w:rPr>
+                      <w:rFonts w:ascii="Cambria Math" w:eastAsiaTheme="minorEastAsia" w:hAnsi="Cambria Math" w:cs="Times New Roman"/>
+                      <w:sz w:val="24"/>
+                      <w:szCs w:val="24"/>
+                    </w:rPr>
+                    <m:t>+1)</m:t>
                   </m:r>
                 </m:sup>
               </m:sSubSup>
@@ -23829,7 +25580,23 @@
                       <w:sz w:val="24"/>
                       <w:szCs w:val="24"/>
                     </w:rPr>
-                    <m:t>2k+1</m:t>
+                    <m:t>2</m:t>
+                  </m:r>
+                  <m:r>
+                    <w:rPr>
+                      <w:rFonts w:ascii="Cambria Math" w:eastAsiaTheme="minorEastAsia" w:hAnsi="Cambria Math" w:cs="Times New Roman"/>
+                      <w:sz w:val="24"/>
+                      <w:szCs w:val="24"/>
+                    </w:rPr>
+                    <m:t>k</m:t>
+                  </m:r>
+                  <m:r>
+                    <w:rPr>
+                      <w:rFonts w:ascii="Cambria Math" w:eastAsiaTheme="minorEastAsia" w:hAnsi="Cambria Math" w:cs="Times New Roman"/>
+                      <w:sz w:val="24"/>
+                      <w:szCs w:val="24"/>
+                    </w:rPr>
+                    <m:t>+1</m:t>
                   </m:r>
                 </m:sub>
                 <m:sup>
@@ -23839,7 +25606,23 @@
                       <w:sz w:val="24"/>
                       <w:szCs w:val="24"/>
                     </w:rPr>
-                    <m:t>(n+1)</m:t>
+                    <m:t>(</m:t>
+                  </m:r>
+                  <m:r>
+                    <w:rPr>
+                      <w:rFonts w:ascii="Cambria Math" w:eastAsiaTheme="minorEastAsia" w:hAnsi="Cambria Math" w:cs="Times New Roman"/>
+                      <w:sz w:val="24"/>
+                      <w:szCs w:val="24"/>
+                    </w:rPr>
+                    <m:t>n</m:t>
+                  </m:r>
+                  <m:r>
+                    <w:rPr>
+                      <w:rFonts w:ascii="Cambria Math" w:eastAsiaTheme="minorEastAsia" w:hAnsi="Cambria Math" w:cs="Times New Roman"/>
+                      <w:sz w:val="24"/>
+                      <w:szCs w:val="24"/>
+                    </w:rPr>
+                    <m:t>+1)</m:t>
                   </m:r>
                 </m:sup>
               </m:sSubSup>
@@ -23915,7 +25698,23 @@
                       <w:sz w:val="24"/>
                       <w:szCs w:val="24"/>
                     </w:rPr>
-                    <m:t>2k+1</m:t>
+                    <m:t>2</m:t>
+                  </m:r>
+                  <m:r>
+                    <w:rPr>
+                      <w:rFonts w:ascii="Cambria Math" w:eastAsiaTheme="minorEastAsia" w:hAnsi="Cambria Math" w:cs="Times New Roman"/>
+                      <w:sz w:val="24"/>
+                      <w:szCs w:val="24"/>
+                    </w:rPr>
+                    <m:t>k</m:t>
+                  </m:r>
+                  <m:r>
+                    <w:rPr>
+                      <w:rFonts w:ascii="Cambria Math" w:eastAsiaTheme="minorEastAsia" w:hAnsi="Cambria Math" w:cs="Times New Roman"/>
+                      <w:sz w:val="24"/>
+                      <w:szCs w:val="24"/>
+                    </w:rPr>
+                    <m:t>+1</m:t>
                   </m:r>
                 </m:sub>
                 <m:sup>
@@ -23925,7 +25724,23 @@
                       <w:sz w:val="24"/>
                       <w:szCs w:val="24"/>
                     </w:rPr>
-                    <m:t>(n)</m:t>
+                    <m:t>(</m:t>
+                  </m:r>
+                  <m:r>
+                    <w:rPr>
+                      <w:rFonts w:ascii="Cambria Math" w:eastAsiaTheme="minorEastAsia" w:hAnsi="Cambria Math" w:cs="Times New Roman"/>
+                      <w:sz w:val="24"/>
+                      <w:szCs w:val="24"/>
+                    </w:rPr>
+                    <m:t>n</m:t>
+                  </m:r>
+                  <m:r>
+                    <w:rPr>
+                      <w:rFonts w:ascii="Cambria Math" w:eastAsiaTheme="minorEastAsia" w:hAnsi="Cambria Math" w:cs="Times New Roman"/>
+                      <w:sz w:val="24"/>
+                      <w:szCs w:val="24"/>
+                    </w:rPr>
+                    <m:t>)</m:t>
                   </m:r>
                 </m:sup>
               </m:sSubSup>
@@ -24745,7 +26560,23 @@
                   <w:sz w:val="24"/>
                   <w:szCs w:val="24"/>
                 </w:rPr>
-                <m:t>(n)</m:t>
+                <m:t>(</m:t>
+              </m:r>
+              <m:r>
+                <w:rPr>
+                  <w:rFonts w:ascii="Cambria Math" w:hAnsi="Cambria Math" w:cs="Times New Roman"/>
+                  <w:sz w:val="24"/>
+                  <w:szCs w:val="24"/>
+                </w:rPr>
+                <m:t>n</m:t>
+              </m:r>
+              <m:r>
+                <w:rPr>
+                  <w:rFonts w:ascii="Cambria Math" w:hAnsi="Cambria Math" w:cs="Times New Roman"/>
+                  <w:sz w:val="24"/>
+                  <w:szCs w:val="24"/>
+                </w:rPr>
+                <m:t>)</m:t>
               </m:r>
             </m:sup>
           </m:sSubSup>
@@ -24813,7 +26644,23 @@
                   <w:sz w:val="24"/>
                   <w:szCs w:val="24"/>
                 </w:rPr>
-                <m:t>(n+1)</m:t>
+                <m:t>(</m:t>
+              </m:r>
+              <m:r>
+                <w:rPr>
+                  <w:rFonts w:ascii="Cambria Math" w:hAnsi="Cambria Math" w:cs="Times New Roman"/>
+                  <w:sz w:val="24"/>
+                  <w:szCs w:val="24"/>
+                </w:rPr>
+                <m:t>n</m:t>
+              </m:r>
+              <m:r>
+                <w:rPr>
+                  <w:rFonts w:ascii="Cambria Math" w:hAnsi="Cambria Math" w:cs="Times New Roman"/>
+                  <w:sz w:val="24"/>
+                  <w:szCs w:val="24"/>
+                </w:rPr>
+                <m:t>+1)</m:t>
               </m:r>
             </m:sup>
           </m:sSubSup>
@@ -25023,7 +26870,15 @@
                           <w:sz w:val="24"/>
                           <w:szCs w:val="24"/>
                         </w:rPr>
-                        <m:t>n+1</m:t>
+                        <m:t>n</m:t>
+                      </m:r>
+                      <m:r>
+                        <w:rPr>
+                          <w:rFonts w:ascii="Cambria Math" w:eastAsiaTheme="minorEastAsia" w:hAnsi="Cambria Math" w:cs="Times New Roman"/>
+                          <w:sz w:val="24"/>
+                          <w:szCs w:val="24"/>
+                        </w:rPr>
+                        <m:t>+1</m:t>
                       </m:r>
                     </m:e>
                   </m:d>
@@ -25139,7 +26994,23 @@
                       <w:sz w:val="24"/>
                       <w:szCs w:val="24"/>
                     </w:rPr>
-                    <m:t>(n+1)</m:t>
+                    <m:t>(</m:t>
+                  </m:r>
+                  <m:r>
+                    <w:rPr>
+                      <w:rFonts w:ascii="Cambria Math" w:eastAsiaTheme="minorEastAsia" w:hAnsi="Cambria Math" w:cs="Times New Roman"/>
+                      <w:sz w:val="24"/>
+                      <w:szCs w:val="24"/>
+                    </w:rPr>
+                    <m:t>n</m:t>
+                  </m:r>
+                  <m:r>
+                    <w:rPr>
+                      <w:rFonts w:ascii="Cambria Math" w:eastAsiaTheme="minorEastAsia" w:hAnsi="Cambria Math" w:cs="Times New Roman"/>
+                      <w:sz w:val="24"/>
+                      <w:szCs w:val="24"/>
+                    </w:rPr>
+                    <m:t>+1)</m:t>
                   </m:r>
                 </m:sup>
               </m:sSubSup>
@@ -25249,7 +27120,15 @@
                               <w:sz w:val="24"/>
                               <w:szCs w:val="24"/>
                             </w:rPr>
-                            <m:t>n+2</m:t>
+                            <m:t>n</m:t>
+                          </m:r>
+                          <m:r>
+                            <w:rPr>
+                              <w:rFonts w:ascii="Cambria Math" w:eastAsiaTheme="minorEastAsia" w:hAnsi="Cambria Math" w:cs="Times New Roman"/>
+                              <w:sz w:val="24"/>
+                              <w:szCs w:val="24"/>
+                            </w:rPr>
+                            <m:t>+2</m:t>
                           </m:r>
                         </m:e>
                       </m:d>
@@ -25400,7 +27279,16 @@
                   <w:szCs w:val="24"/>
                   <w:lang w:val="en-US"/>
                 </w:rPr>
-                <m:t>-[</m:t>
+                <m:t>-</m:t>
+              </m:r>
+              <m:r>
+                <w:rPr>
+                  <w:rFonts w:ascii="Cambria Math" w:hAnsi="Cambria Math" w:cs="Times New Roman"/>
+                  <w:sz w:val="24"/>
+                  <w:szCs w:val="24"/>
+                  <w:lang w:val="en-US"/>
+                </w:rPr>
+                <m:t>[</m:t>
               </m:r>
               <m:r>
                 <m:rPr>
@@ -25598,7 +27486,23 @@
                       <w:sz w:val="24"/>
                       <w:szCs w:val="24"/>
                     </w:rPr>
-                    <m:t>(n+1)</m:t>
+                    <m:t>(</m:t>
+                  </m:r>
+                  <m:r>
+                    <w:rPr>
+                      <w:rFonts w:ascii="Cambria Math" w:eastAsiaTheme="minorEastAsia" w:hAnsi="Cambria Math" w:cs="Times New Roman"/>
+                      <w:sz w:val="24"/>
+                      <w:szCs w:val="24"/>
+                    </w:rPr>
+                    <m:t>n</m:t>
+                  </m:r>
+                  <m:r>
+                    <w:rPr>
+                      <w:rFonts w:ascii="Cambria Math" w:eastAsiaTheme="minorEastAsia" w:hAnsi="Cambria Math" w:cs="Times New Roman"/>
+                      <w:sz w:val="24"/>
+                      <w:szCs w:val="24"/>
+                    </w:rPr>
+                    <m:t>+1)</m:t>
                   </m:r>
                 </m:sup>
               </m:sSubSup>
@@ -25669,7 +27573,25 @@
                   <w:szCs w:val="24"/>
                   <w:lang w:val="en-US"/>
                 </w:rPr>
-                <m:t>(n)</m:t>
+                <m:t>(</m:t>
+              </m:r>
+              <m:r>
+                <w:rPr>
+                  <w:rFonts w:ascii="Cambria Math" w:hAnsi="Cambria Math" w:cs="Times New Roman"/>
+                  <w:sz w:val="24"/>
+                  <w:szCs w:val="24"/>
+                  <w:lang w:val="en-US"/>
+                </w:rPr>
+                <m:t>n</m:t>
+              </m:r>
+              <m:r>
+                <w:rPr>
+                  <w:rFonts w:ascii="Cambria Math" w:hAnsi="Cambria Math" w:cs="Times New Roman"/>
+                  <w:sz w:val="24"/>
+                  <w:szCs w:val="24"/>
+                  <w:lang w:val="en-US"/>
+                </w:rPr>
+                <m:t>)</m:t>
               </m:r>
             </m:sup>
           </m:sSup>
@@ -25959,7 +27881,15 @@
                               <w:sz w:val="24"/>
                               <w:szCs w:val="24"/>
                             </w:rPr>
-                            <m:t>n+1</m:t>
+                            <m:t>n</m:t>
+                          </m:r>
+                          <m:r>
+                            <w:rPr>
+                              <w:rFonts w:ascii="Cambria Math" w:eastAsiaTheme="minorEastAsia" w:hAnsi="Cambria Math" w:cs="Times New Roman"/>
+                              <w:sz w:val="24"/>
+                              <w:szCs w:val="24"/>
+                            </w:rPr>
+                            <m:t>+1</m:t>
                           </m:r>
                         </m:e>
                       </m:d>
@@ -26064,7 +27994,15 @@
                               <w:sz w:val="24"/>
                               <w:szCs w:val="24"/>
                             </w:rPr>
-                            <m:t>n+2</m:t>
+                            <m:t>n</m:t>
+                          </m:r>
+                          <m:r>
+                            <w:rPr>
+                              <w:rFonts w:ascii="Cambria Math" w:eastAsiaTheme="minorEastAsia" w:hAnsi="Cambria Math" w:cs="Times New Roman"/>
+                              <w:sz w:val="24"/>
+                              <w:szCs w:val="24"/>
+                            </w:rPr>
+                            <m:t>+2</m:t>
                           </m:r>
                         </m:e>
                       </m:d>
@@ -26215,7 +28153,16 @@
                   <w:szCs w:val="24"/>
                   <w:lang w:val="en-US"/>
                 </w:rPr>
-                <m:t>-[</m:t>
+                <m:t>-</m:t>
+              </m:r>
+              <m:r>
+                <w:rPr>
+                  <w:rFonts w:ascii="Cambria Math" w:hAnsi="Cambria Math" w:cs="Times New Roman"/>
+                  <w:sz w:val="24"/>
+                  <w:szCs w:val="24"/>
+                  <w:lang w:val="en-US"/>
+                </w:rPr>
+                <m:t>[</m:t>
               </m:r>
               <m:r>
                 <m:rPr>
@@ -26413,7 +28360,23 @@
                       <w:sz w:val="24"/>
                       <w:szCs w:val="24"/>
                     </w:rPr>
-                    <m:t>(n+1)</m:t>
+                    <m:t>(</m:t>
+                  </m:r>
+                  <m:r>
+                    <w:rPr>
+                      <w:rFonts w:ascii="Cambria Math" w:eastAsiaTheme="minorEastAsia" w:hAnsi="Cambria Math" w:cs="Times New Roman"/>
+                      <w:sz w:val="24"/>
+                      <w:szCs w:val="24"/>
+                    </w:rPr>
+                    <m:t>n</m:t>
+                  </m:r>
+                  <m:r>
+                    <w:rPr>
+                      <w:rFonts w:ascii="Cambria Math" w:eastAsiaTheme="minorEastAsia" w:hAnsi="Cambria Math" w:cs="Times New Roman"/>
+                      <w:sz w:val="24"/>
+                      <w:szCs w:val="24"/>
+                    </w:rPr>
+                    <m:t>+1)</m:t>
                   </m:r>
                 </m:sup>
               </m:sSubSup>
@@ -26491,7 +28454,16 @@
                   <w:szCs w:val="24"/>
                   <w:lang w:val="en-US"/>
                 </w:rPr>
-                <m:t>k+1</m:t>
+                <m:t>k</m:t>
+              </m:r>
+              <m:r>
+                <w:rPr>
+                  <w:rFonts w:ascii="Cambria Math" w:hAnsi="Cambria Math" w:cs="Times New Roman"/>
+                  <w:sz w:val="24"/>
+                  <w:szCs w:val="24"/>
+                  <w:lang w:val="en-US"/>
+                </w:rPr>
+                <m:t>+1</m:t>
               </m:r>
               <m:ctrlPr>
                 <w:rPr>
@@ -26509,7 +28481,23 @@
                   <w:sz w:val="24"/>
                   <w:szCs w:val="24"/>
                 </w:rPr>
-                <m:t>(n)</m:t>
+                <m:t>(</m:t>
+              </m:r>
+              <m:r>
+                <w:rPr>
+                  <w:rFonts w:ascii="Cambria Math" w:hAnsi="Cambria Math" w:cs="Times New Roman"/>
+                  <w:sz w:val="24"/>
+                  <w:szCs w:val="24"/>
+                </w:rPr>
+                <m:t>n</m:t>
+              </m:r>
+              <m:r>
+                <w:rPr>
+                  <w:rFonts w:ascii="Cambria Math" w:hAnsi="Cambria Math" w:cs="Times New Roman"/>
+                  <w:sz w:val="24"/>
+                  <w:szCs w:val="24"/>
+                </w:rPr>
+                <m:t>)</m:t>
               </m:r>
             </m:sup>
           </m:sSubSup>
@@ -26553,7 +28541,25 @@
                   <w:szCs w:val="24"/>
                   <w:lang w:val="en-US"/>
                 </w:rPr>
-                <m:t>k-1</m:t>
+                <m:t>k</m:t>
+              </m:r>
+              <m:r>
+                <w:rPr>
+                  <w:rFonts w:ascii="Cambria Math" w:hAnsi="Cambria Math" w:cs="Times New Roman"/>
+                  <w:sz w:val="24"/>
+                  <w:szCs w:val="24"/>
+                  <w:lang w:val="en-US"/>
+                </w:rPr>
+                <m:t>-</m:t>
+              </m:r>
+              <m:r>
+                <w:rPr>
+                  <w:rFonts w:ascii="Cambria Math" w:hAnsi="Cambria Math" w:cs="Times New Roman"/>
+                  <w:sz w:val="24"/>
+                  <w:szCs w:val="24"/>
+                  <w:lang w:val="en-US"/>
+                </w:rPr>
+                <m:t>1</m:t>
               </m:r>
             </m:sub>
             <m:sup>
@@ -26564,7 +28570,25 @@
                   <w:szCs w:val="24"/>
                   <w:lang w:val="en-US"/>
                 </w:rPr>
-                <m:t>(n+1)</m:t>
+                <m:t>(</m:t>
+              </m:r>
+              <m:r>
+                <w:rPr>
+                  <w:rFonts w:ascii="Cambria Math" w:hAnsi="Cambria Math" w:cs="Times New Roman"/>
+                  <w:sz w:val="24"/>
+                  <w:szCs w:val="24"/>
+                  <w:lang w:val="en-US"/>
+                </w:rPr>
+                <m:t>n</m:t>
+              </m:r>
+              <m:r>
+                <w:rPr>
+                  <w:rFonts w:ascii="Cambria Math" w:hAnsi="Cambria Math" w:cs="Times New Roman"/>
+                  <w:sz w:val="24"/>
+                  <w:szCs w:val="24"/>
+                  <w:lang w:val="en-US"/>
+                </w:rPr>
+                <m:t>+1)</m:t>
               </m:r>
             </m:sup>
           </m:sSubSup>
@@ -26597,7 +28621,34 @@
                   <w:szCs w:val="24"/>
                   <w:lang w:val="en-US"/>
                 </w:rPr>
-                <m:t>1-k+k</m:t>
+                <m:t>1-</m:t>
+              </m:r>
+              <m:r>
+                <w:rPr>
+                  <w:rFonts w:ascii="Cambria Math" w:hAnsi="Cambria Math" w:cs="Times New Roman"/>
+                  <w:sz w:val="24"/>
+                  <w:szCs w:val="24"/>
+                  <w:lang w:val="en-US"/>
+                </w:rPr>
+                <m:t>k</m:t>
+              </m:r>
+              <m:r>
+                <w:rPr>
+                  <w:rFonts w:ascii="Cambria Math" w:hAnsi="Cambria Math" w:cs="Times New Roman"/>
+                  <w:sz w:val="24"/>
+                  <w:szCs w:val="24"/>
+                  <w:lang w:val="en-US"/>
+                </w:rPr>
+                <m:t>+</m:t>
+              </m:r>
+              <m:r>
+                <w:rPr>
+                  <w:rFonts w:ascii="Cambria Math" w:hAnsi="Cambria Math" w:cs="Times New Roman"/>
+                  <w:sz w:val="24"/>
+                  <w:szCs w:val="24"/>
+                  <w:lang w:val="en-US"/>
+                </w:rPr>
+                <m:t>k</m:t>
               </m:r>
               <m:sSup>
                 <m:sSupPr>
@@ -26630,7 +28681,25 @@
                       <w:szCs w:val="24"/>
                       <w:lang w:val="en-US"/>
                     </w:rPr>
-                    <m:t>(n)</m:t>
+                    <m:t>(</m:t>
+                  </m:r>
+                  <m:r>
+                    <w:rPr>
+                      <w:rFonts w:ascii="Cambria Math" w:hAnsi="Cambria Math" w:cs="Times New Roman"/>
+                      <w:sz w:val="24"/>
+                      <w:szCs w:val="24"/>
+                      <w:lang w:val="en-US"/>
+                    </w:rPr>
+                    <m:t>n</m:t>
+                  </m:r>
+                  <m:r>
+                    <w:rPr>
+                      <w:rFonts w:ascii="Cambria Math" w:hAnsi="Cambria Math" w:cs="Times New Roman"/>
+                      <w:sz w:val="24"/>
+                      <w:szCs w:val="24"/>
+                      <w:lang w:val="en-US"/>
+                    </w:rPr>
+                    <m:t>)</m:t>
                   </m:r>
                 </m:sup>
               </m:sSup>
@@ -26678,7 +28747,25 @@
                       <w:szCs w:val="24"/>
                       <w:lang w:val="en-US"/>
                     </w:rPr>
-                    <m:t>(n+1)</m:t>
+                    <m:t>(</m:t>
+                  </m:r>
+                  <m:r>
+                    <w:rPr>
+                      <w:rFonts w:ascii="Cambria Math" w:hAnsi="Cambria Math" w:cs="Times New Roman"/>
+                      <w:sz w:val="24"/>
+                      <w:szCs w:val="24"/>
+                      <w:lang w:val="en-US"/>
+                    </w:rPr>
+                    <m:t>n</m:t>
+                  </m:r>
+                  <m:r>
+                    <w:rPr>
+                      <w:rFonts w:ascii="Cambria Math" w:hAnsi="Cambria Math" w:cs="Times New Roman"/>
+                      <w:sz w:val="24"/>
+                      <w:szCs w:val="24"/>
+                      <w:lang w:val="en-US"/>
+                    </w:rPr>
+                    <m:t>+1)</m:t>
                   </m:r>
                 </m:sup>
               </m:sSubSup>
@@ -26733,7 +28820,25 @@
                       <w:szCs w:val="24"/>
                       <w:lang w:val="en-US"/>
                     </w:rPr>
-                    <m:t>(n)</m:t>
+                    <m:t>(</m:t>
+                  </m:r>
+                  <m:r>
+                    <w:rPr>
+                      <w:rFonts w:ascii="Cambria Math" w:hAnsi="Cambria Math" w:cs="Times New Roman"/>
+                      <w:sz w:val="24"/>
+                      <w:szCs w:val="24"/>
+                      <w:lang w:val="en-US"/>
+                    </w:rPr>
+                    <m:t>n</m:t>
+                  </m:r>
+                  <m:r>
+                    <w:rPr>
+                      <w:rFonts w:ascii="Cambria Math" w:hAnsi="Cambria Math" w:cs="Times New Roman"/>
+                      <w:sz w:val="24"/>
+                      <w:szCs w:val="24"/>
+                      <w:lang w:val="en-US"/>
+                    </w:rPr>
+                    <m:t>)</m:t>
                   </m:r>
                 </m:sup>
               </m:sSubSup>
@@ -26754,7 +28859,15 @@
               <w:sz w:val="24"/>
               <w:szCs w:val="24"/>
             </w:rPr>
-            <m:t>k=2,3…</m:t>
+            <m:t>k</m:t>
+          </m:r>
+          <m:r>
+            <w:rPr>
+              <w:rFonts w:ascii="Cambria Math" w:hAnsi="Cambria Math" w:cs="Times New Roman"/>
+              <w:sz w:val="24"/>
+              <w:szCs w:val="24"/>
+            </w:rPr>
+            <m:t>=2,3…</m:t>
           </m:r>
           <m:r>
             <w:rPr>
@@ -26912,11 +29025,9 @@
     <w:p>
       <w:pPr>
         <w:rPr>
-          <w:rFonts w:ascii="Times New Roman" w:eastAsiaTheme="minorEastAsia" w:hAnsi="Times New Roman" w:cs="Times New Roman"/>
+          <w:rFonts w:eastAsiaTheme="minorEastAsia"/>
           <w:b/>
           <w:i/>
-          <w:sz w:val="24"/>
-          <w:szCs w:val="24"/>
         </w:rPr>
       </w:pPr>
       <w:r>
@@ -26927,68 +29038,76 @@
       </w:r>
       <w:r>
         <w:rPr>
-          <w:rFonts w:ascii="Times New Roman" w:eastAsiaTheme="minorEastAsia" w:hAnsi="Times New Roman" w:cs="Times New Roman"/>
-          <w:sz w:val="24"/>
-          <w:szCs w:val="24"/>
-        </w:rPr>
-        <w:t>Проведенный анализ позволяет утверждать, что ε-алгоритм демонстрирует высокую эффективность при ускорении сходимости числовых последовательностей, особенно в случаях линейной сходимости. П</w:t>
-      </w:r>
-      <w:r>
-        <w:rPr>
-          <w:rFonts w:ascii="Times New Roman" w:eastAsiaTheme="minorEastAsia" w:hAnsi="Times New Roman" w:cs="Times New Roman"/>
-          <w:sz w:val="24"/>
-          <w:szCs w:val="24"/>
-        </w:rPr>
-        <w:t>рименение позволяет существенно сократить количество итераций и общее время вычислений при минимальных затратах.</w:t>
+          <w:rFonts w:eastAsiaTheme="minorEastAsia"/>
+        </w:rPr>
+        <w:t>Проведенный анализ позволяет утверждать, что ε-алгоритм демонстрирует высокую эффективность при ускорении сходимости числовых последовательностей, особенно в случаях линейной сходимости</w:t>
+      </w:r>
+      <w:r>
+        <w:rPr>
+          <w:rFonts w:eastAsiaTheme="minorEastAsia"/>
+        </w:rPr>
+        <w:t>. П</w:t>
+      </w:r>
+      <w:r>
+        <w:rPr>
+          <w:rFonts w:eastAsiaTheme="minorEastAsia"/>
+        </w:rPr>
+        <w:t>рименение позволяет существенно сократить количество итераций и общее время вычис</w:t>
+      </w:r>
+      <w:r>
+        <w:rPr>
+          <w:rFonts w:eastAsiaTheme="minorEastAsia"/>
+        </w:rPr>
+        <w:t>лений при минимальных затратах.</w:t>
       </w:r>
     </w:p>
     <w:p>
       <w:pPr>
         <w:rPr>
-          <w:rFonts w:ascii="Times New Roman" w:eastAsiaTheme="minorEastAsia" w:hAnsi="Times New Roman" w:cs="Times New Roman"/>
-          <w:sz w:val="24"/>
-          <w:szCs w:val="24"/>
+          <w:rFonts w:eastAsiaTheme="minorEastAsia"/>
         </w:rPr>
       </w:pPr>
       <w:r>
         <w:rPr>
-          <w:rFonts w:ascii="Times New Roman" w:eastAsiaTheme="minorEastAsia" w:hAnsi="Times New Roman" w:cs="Times New Roman"/>
-          <w:sz w:val="24"/>
-          <w:szCs w:val="24"/>
-        </w:rPr>
-        <w:t>Однако данный метод оказывается малоэффективным для последовательностей с уже высокой скоростью сходимости, например, квадратичной, как в методе Ньютона. Кроме того, логарифмически сходящиеся последовательности также слабо поддаются ускорению с помощью ε-алгоритма.</w:t>
+          <w:rFonts w:eastAsiaTheme="minorEastAsia"/>
+        </w:rPr>
+        <w:t>Однако данный метод оказывается малоэффективным для последовательностей с уже высокой скоростью сходимости, например, квадратичной, как в методе Ньютона. Кроме того, логарифмически сходящиеся последовательности также слабо поддаются у</w:t>
+      </w:r>
+      <w:r>
+        <w:rPr>
+          <w:rFonts w:eastAsiaTheme="minorEastAsia"/>
+        </w:rPr>
+        <w:t>скорению с помощью ε-алгоритма.</w:t>
       </w:r>
     </w:p>
     <w:p>
       <w:r>
         <w:rPr>
-          <w:rFonts w:ascii="Times New Roman" w:eastAsiaTheme="minorEastAsia" w:hAnsi="Times New Roman" w:cs="Times New Roman"/>
-          <w:sz w:val="24"/>
-          <w:szCs w:val="24"/>
+          <w:rFonts w:eastAsiaTheme="minorEastAsia"/>
         </w:rPr>
         <w:t xml:space="preserve">Результаты исследований свидетельствуют, что ε-алгоритм является эффективным </w:t>
       </w:r>
       <w:r>
         <w:rPr>
-          <w:rFonts w:ascii="Times New Roman" w:eastAsiaTheme="minorEastAsia" w:hAnsi="Times New Roman" w:cs="Times New Roman"/>
-          <w:sz w:val="24"/>
-          <w:szCs w:val="24"/>
+          <w:rFonts w:eastAsiaTheme="minorEastAsia"/>
         </w:rPr>
         <w:t xml:space="preserve">методом </w:t>
       </w:r>
       <w:r>
         <w:rPr>
-          <w:rFonts w:ascii="Times New Roman" w:eastAsiaTheme="minorEastAsia" w:hAnsi="Times New Roman" w:cs="Times New Roman"/>
-          <w:sz w:val="24"/>
-          <w:szCs w:val="24"/>
-        </w:rPr>
-        <w:t xml:space="preserve">для определенного класса задач, в частности, для последовательностей с линейной скоростью сходимости. </w:t>
-      </w:r>
-      <w:r>
-        <w:rPr>
-          <w:rFonts w:ascii="Times New Roman" w:eastAsiaTheme="minorEastAsia" w:hAnsi="Times New Roman" w:cs="Times New Roman"/>
-          <w:sz w:val="24"/>
-          <w:szCs w:val="24"/>
+          <w:rFonts w:eastAsiaTheme="minorEastAsia"/>
+        </w:rPr>
+        <w:t>для определенного класса задач, в частности, для последовательностей с линейной скоростью сходимости.</w:t>
+      </w:r>
+      <w:r>
+        <w:rPr>
+          <w:rFonts w:eastAsiaTheme="minorEastAsia"/>
+        </w:rPr>
+        <w:t xml:space="preserve"> </w:t>
+      </w:r>
+      <w:r>
+        <w:rPr>
+          <w:rFonts w:eastAsiaTheme="minorEastAsia"/>
         </w:rPr>
         <w:t>В более сложных случаях целесообразно исследовать альтернативные подходы, такие как ρ-алгоритм или θ-алгоритм, обладающие иными свойствами и потенциально более высокой эффективностью при работе с «трудными» последовательностями.</w:t>
       </w:r>
@@ -27023,96 +29142,46 @@
     <w:p>
       <w:pPr>
         <w:jc w:val="both"/>
-        <w:rPr>
-          <w:rFonts w:ascii="Times New Roman" w:hAnsi="Times New Roman" w:cs="Times New Roman"/>
-          <w:sz w:val="24"/>
-          <w:szCs w:val="24"/>
-        </w:rPr>
       </w:pPr>
       <w:r>
         <w:br/>
       </w:r>
       <w:r>
-        <w:rPr>
-          <w:rFonts w:ascii="Times New Roman" w:hAnsi="Times New Roman" w:cs="Times New Roman"/>
-          <w:sz w:val="24"/>
-          <w:szCs w:val="24"/>
-        </w:rPr>
         <w:t xml:space="preserve">1. </w:t>
       </w:r>
       <w:r>
-        <w:rPr>
-          <w:rFonts w:ascii="Times New Roman" w:hAnsi="Times New Roman" w:cs="Times New Roman"/>
-          <w:sz w:val="24"/>
-          <w:szCs w:val="24"/>
-        </w:rPr>
         <w:t>Ионкин Н.</w:t>
       </w:r>
       <w:r>
-        <w:rPr>
-          <w:rFonts w:ascii="Times New Roman" w:hAnsi="Times New Roman" w:cs="Times New Roman"/>
-          <w:sz w:val="24"/>
-          <w:szCs w:val="24"/>
-        </w:rPr>
         <w:t>:</w:t>
       </w:r>
       <w:r>
-        <w:rPr>
-          <w:rFonts w:ascii="Times New Roman" w:hAnsi="Times New Roman" w:cs="Times New Roman"/>
-          <w:sz w:val="24"/>
-          <w:szCs w:val="24"/>
-        </w:rPr>
         <w:t xml:space="preserve"> </w:t>
       </w:r>
       <w:hyperlink r:id="rId10" w:history="1">
         <w:r>
           <w:rPr>
             <w:rStyle w:val="a4"/>
-            <w:rFonts w:ascii="Times New Roman" w:hAnsi="Times New Roman" w:cs="Times New Roman"/>
-            <w:sz w:val="24"/>
-            <w:szCs w:val="24"/>
           </w:rPr>
           <w:t>Лекции по курсу «Численные методы»</w:t>
         </w:r>
       </w:hyperlink>
       <w:r>
-        <w:rPr>
-          <w:rFonts w:ascii="Times New Roman" w:hAnsi="Times New Roman" w:cs="Times New Roman"/>
-          <w:sz w:val="24"/>
-          <w:szCs w:val="24"/>
-        </w:rPr>
         <w:t xml:space="preserve"> (</w:t>
       </w:r>
       <w:r>
-        <w:rPr>
-          <w:rFonts w:ascii="Times New Roman" w:hAnsi="Times New Roman" w:cs="Times New Roman"/>
-          <w:sz w:val="24"/>
-          <w:szCs w:val="24"/>
-        </w:rPr>
         <w:t>2019</w:t>
       </w:r>
       <w:r>
-        <w:rPr>
-          <w:rFonts w:ascii="Times New Roman" w:hAnsi="Times New Roman" w:cs="Times New Roman"/>
-          <w:sz w:val="24"/>
-          <w:szCs w:val="24"/>
-        </w:rPr>
         <w:t>)</w:t>
       </w:r>
       <w:r>
-        <w:rPr>
-          <w:rFonts w:ascii="Times New Roman" w:hAnsi="Times New Roman" w:cs="Times New Roman"/>
-          <w:sz w:val="24"/>
-          <w:szCs w:val="24"/>
-        </w:rPr>
-        <w:t xml:space="preserve"> 55-56</w:t>
-      </w:r>
-      <w:r>
-        <w:rPr>
-          <w:rFonts w:ascii="Times New Roman" w:hAnsi="Times New Roman" w:cs="Times New Roman"/>
-          <w:sz w:val="24"/>
-          <w:szCs w:val="24"/>
-        </w:rPr>
+        <w:t xml:space="preserve"> </w:t>
+      </w:r>
+      <w:r>
+        <w:t>55-56</w:t>
+      </w:r>
+      <w:r>
         <w:t xml:space="preserve"> стр.</w:t>
       </w:r>
     </w:p>
@@ -27120,26 +29189,17 @@
       <w:pPr>
         <w:jc w:val="both"/>
         <w:rPr>
-          <w:rFonts w:ascii="Times New Roman" w:hAnsi="Times New Roman" w:cs="Times New Roman"/>
-          <w:sz w:val="24"/>
-          <w:szCs w:val="24"/>
           <w:lang w:val="en-US"/>
         </w:rPr>
       </w:pPr>
       <w:r>
         <w:rPr>
-          <w:rFonts w:ascii="Times New Roman" w:hAnsi="Times New Roman" w:cs="Times New Roman"/>
-          <w:sz w:val="24"/>
-          <w:szCs w:val="24"/>
           <w:lang w:val="en-US"/>
         </w:rPr>
         <w:t xml:space="preserve">2. </w:t>
       </w:r>
       <w:r>
         <w:rPr>
-          <w:rFonts w:ascii="Times New Roman" w:hAnsi="Times New Roman" w:cs="Times New Roman"/>
-          <w:sz w:val="24"/>
-          <w:szCs w:val="24"/>
           <w:lang w:val="en-US"/>
         </w:rPr>
         <w:t xml:space="preserve">Brezinski, C.: </w:t>
@@ -27149,9 +29209,6 @@
         <w:r>
           <w:rPr>
             <w:rStyle w:val="a4"/>
-            <w:rFonts w:ascii="Times New Roman" w:hAnsi="Times New Roman" w:cs="Times New Roman"/>
-            <w:sz w:val="24"/>
-            <w:szCs w:val="24"/>
             <w:lang w:val="en-US"/>
           </w:rPr>
           <w:t>Algorithmes</w:t>
@@ -27160,9 +29217,6 @@
         <w:r>
           <w:rPr>
             <w:rStyle w:val="a4"/>
-            <w:rFonts w:ascii="Times New Roman" w:hAnsi="Times New Roman" w:cs="Times New Roman"/>
-            <w:sz w:val="24"/>
-            <w:szCs w:val="24"/>
             <w:lang w:val="en-US"/>
           </w:rPr>
           <w:t xml:space="preserve"> </w:t>
@@ -27171,9 +29225,6 @@
         <w:r>
           <w:rPr>
             <w:rStyle w:val="a4"/>
-            <w:rFonts w:ascii="Times New Roman" w:hAnsi="Times New Roman" w:cs="Times New Roman"/>
-            <w:sz w:val="24"/>
-            <w:szCs w:val="24"/>
             <w:lang w:val="en-US"/>
           </w:rPr>
           <w:t>d’Accel</w:t>
@@ -27182,9 +29233,6 @@
         <w:r>
           <w:rPr>
             <w:rStyle w:val="a4"/>
-            <w:rFonts w:ascii="Times New Roman" w:hAnsi="Times New Roman" w:cs="Times New Roman"/>
-            <w:sz w:val="24"/>
-            <w:szCs w:val="24"/>
             <w:lang w:val="en-US"/>
           </w:rPr>
           <w:t xml:space="preserve">´ </w:t>
@@ -27193,9 +29241,6 @@
         <w:r>
           <w:rPr>
             <w:rStyle w:val="a4"/>
-            <w:rFonts w:ascii="Times New Roman" w:hAnsi="Times New Roman" w:cs="Times New Roman"/>
-            <w:sz w:val="24"/>
-            <w:szCs w:val="24"/>
             <w:lang w:val="en-US"/>
           </w:rPr>
           <w:t>eration</w:t>
@@ -27204,9 +29249,6 @@
         <w:r>
           <w:rPr>
             <w:rStyle w:val="a4"/>
-            <w:rFonts w:ascii="Times New Roman" w:hAnsi="Times New Roman" w:cs="Times New Roman"/>
-            <w:sz w:val="24"/>
-            <w:szCs w:val="24"/>
             <w:lang w:val="en-US"/>
           </w:rPr>
           <w:t xml:space="preserve"> de la Convergence— ´ Etude Num ´ </w:t>
@@ -27215,9 +29257,6 @@
         <w:r>
           <w:rPr>
             <w:rStyle w:val="a4"/>
-            <w:rFonts w:ascii="Times New Roman" w:hAnsi="Times New Roman" w:cs="Times New Roman"/>
-            <w:sz w:val="24"/>
-            <w:szCs w:val="24"/>
             <w:lang w:val="en-US"/>
           </w:rPr>
           <w:t>erique</w:t>
@@ -27226,9 +29265,6 @@
         <w:r>
           <w:rPr>
             <w:rStyle w:val="a4"/>
-            <w:rFonts w:ascii="Times New Roman" w:hAnsi="Times New Roman" w:cs="Times New Roman"/>
-            <w:sz w:val="24"/>
-            <w:szCs w:val="24"/>
             <w:lang w:val="en-US"/>
           </w:rPr>
           <w:t>. ´ Editions Technip, ´ Paris</w:t>
@@ -27236,18 +29272,24 @@
       </w:hyperlink>
       <w:r>
         <w:rPr>
-          <w:rFonts w:ascii="Times New Roman" w:hAnsi="Times New Roman" w:cs="Times New Roman"/>
-          <w:sz w:val="24"/>
-          <w:szCs w:val="24"/>
           <w:lang w:val="en-US"/>
         </w:rPr>
-        <w:t xml:space="preserve"> (1978) Chapter </w:t>
-      </w:r>
-      <w:r>
-        <w:rPr>
-          <w:rFonts w:ascii="Times New Roman" w:hAnsi="Times New Roman" w:cs="Times New Roman"/>
-          <w:sz w:val="24"/>
-          <w:szCs w:val="24"/>
+        <w:t xml:space="preserve"> (1978)</w:t>
+      </w:r>
+      <w:r>
+        <w:rPr>
+          <w:lang w:val="en-US"/>
+        </w:rPr>
+        <w:t xml:space="preserve"> </w:t>
+      </w:r>
+      <w:r>
+        <w:rPr>
+          <w:lang w:val="en-US"/>
+        </w:rPr>
+        <w:t xml:space="preserve">Chapter </w:t>
+      </w:r>
+      <w:r>
+        <w:rPr>
           <w:lang w:val="en-US"/>
         </w:rPr>
         <w:t>4.3.2</w:t>
@@ -27257,53 +29299,53 @@
       <w:pPr>
         <w:jc w:val="both"/>
         <w:rPr>
-          <w:rFonts w:ascii="Times New Roman" w:hAnsi="Times New Roman" w:cs="Times New Roman"/>
-          <w:sz w:val="24"/>
-          <w:szCs w:val="24"/>
           <w:lang w:val="en-US"/>
         </w:rPr>
       </w:pPr>
       <w:r>
         <w:rPr>
-          <w:rFonts w:ascii="Times New Roman" w:hAnsi="Times New Roman" w:cs="Times New Roman"/>
-          <w:sz w:val="24"/>
-          <w:szCs w:val="24"/>
           <w:lang w:val="en-US"/>
         </w:rPr>
         <w:t xml:space="preserve">3. </w:t>
       </w:r>
       <w:r>
         <w:rPr>
-          <w:rFonts w:ascii="Times New Roman" w:hAnsi="Times New Roman" w:cs="Times New Roman"/>
-          <w:sz w:val="24"/>
-          <w:szCs w:val="24"/>
           <w:lang w:val="en-US"/>
         </w:rPr>
-        <w:t xml:space="preserve">Clément </w:t>
-      </w:r>
-      <w:r>
-        <w:rPr>
-          <w:rFonts w:ascii="Times New Roman" w:hAnsi="Times New Roman" w:cs="Times New Roman"/>
-          <w:sz w:val="24"/>
-          <w:szCs w:val="24"/>
+        <w:t>Cl</w:t>
+      </w:r>
+      <w:r>
+        <w:rPr>
           <w:lang w:val="en-US"/>
         </w:rPr>
+        <w:t>é</w:t>
+      </w:r>
+      <w:r>
+        <w:rPr>
+          <w:lang w:val="en-US"/>
+        </w:rPr>
+        <w:t>ment</w:t>
+      </w:r>
+      <w:r>
+        <w:rPr>
+          <w:lang w:val="en-US"/>
+        </w:rPr>
+        <w:t xml:space="preserve"> </w:t>
+      </w:r>
+      <w:r>
+        <w:rPr>
+          <w:lang w:val="en-US"/>
+        </w:rPr>
         <w:t>V.</w:t>
       </w:r>
       <w:r>
         <w:rPr>
-          <w:rFonts w:ascii="Times New Roman" w:hAnsi="Times New Roman" w:cs="Times New Roman"/>
-          <w:sz w:val="24"/>
-          <w:szCs w:val="24"/>
           <w:lang w:val="en-US"/>
         </w:rPr>
         <w:t>:</w:t>
       </w:r>
       <w:r>
         <w:rPr>
-          <w:rFonts w:ascii="Times New Roman" w:hAnsi="Times New Roman" w:cs="Times New Roman"/>
-          <w:sz w:val="24"/>
-          <w:szCs w:val="24"/>
           <w:lang w:val="en-US"/>
         </w:rPr>
         <w:t xml:space="preserve"> </w:t>
@@ -27312,9 +29354,6 @@
         <w:r>
           <w:rPr>
             <w:rStyle w:val="a4"/>
-            <w:rFonts w:ascii="Times New Roman" w:hAnsi="Times New Roman" w:cs="Times New Roman"/>
-            <w:sz w:val="24"/>
-            <w:szCs w:val="24"/>
             <w:lang w:val="en-US"/>
           </w:rPr>
           <w:t>Acceleration of convergence for numerical sequences</w:t>
@@ -27322,73 +29361,53 @@
       </w:hyperlink>
       <w:r>
         <w:rPr>
-          <w:rFonts w:ascii="Times New Roman" w:hAnsi="Times New Roman" w:cs="Times New Roman"/>
-          <w:sz w:val="24"/>
-          <w:szCs w:val="24"/>
           <w:lang w:val="en-US"/>
         </w:rPr>
         <w:t xml:space="preserve"> (</w:t>
       </w:r>
       <w:r>
         <w:rPr>
-          <w:rFonts w:ascii="Times New Roman" w:hAnsi="Times New Roman" w:cs="Times New Roman"/>
-          <w:sz w:val="24"/>
-          <w:szCs w:val="24"/>
           <w:lang w:val="en-US"/>
         </w:rPr>
         <w:t>2023</w:t>
       </w:r>
       <w:r>
         <w:rPr>
-          <w:rFonts w:ascii="Times New Roman" w:hAnsi="Times New Roman" w:cs="Times New Roman"/>
-          <w:sz w:val="24"/>
-          <w:szCs w:val="24"/>
           <w:lang w:val="en-US"/>
         </w:rPr>
         <w:t>)</w:t>
       </w:r>
       <w:r>
         <w:rPr>
-          <w:rFonts w:ascii="Times New Roman" w:hAnsi="Times New Roman" w:cs="Times New Roman"/>
-          <w:sz w:val="24"/>
-          <w:szCs w:val="24"/>
           <w:lang w:val="en-US"/>
         </w:rPr>
-        <w:t xml:space="preserve"> 18-</w:t>
-      </w:r>
-      <w:r>
-        <w:rPr>
-          <w:rFonts w:ascii="Times New Roman" w:hAnsi="Times New Roman" w:cs="Times New Roman"/>
-          <w:sz w:val="24"/>
-          <w:szCs w:val="24"/>
+        <w:t xml:space="preserve"> </w:t>
+      </w:r>
+      <w:r>
+        <w:rPr>
           <w:lang w:val="en-US"/>
         </w:rPr>
+        <w:t>18-</w:t>
+      </w:r>
+      <w:r>
+        <w:rPr>
+          <w:lang w:val="en-US"/>
+        </w:rPr>
         <w:t>27</w:t>
       </w:r>
       <w:r>
         <w:rPr>
-          <w:rFonts w:ascii="Times New Roman" w:hAnsi="Times New Roman" w:cs="Times New Roman"/>
-          <w:sz w:val="24"/>
-          <w:szCs w:val="24"/>
           <w:lang w:val="en-US"/>
         </w:rPr>
         <w:t xml:space="preserve"> </w:t>
       </w:r>
       <w:proofErr w:type="spellStart"/>
       <w:r>
-        <w:rPr>
-          <w:rFonts w:ascii="Times New Roman" w:hAnsi="Times New Roman" w:cs="Times New Roman"/>
-          <w:sz w:val="24"/>
-          <w:szCs w:val="24"/>
-        </w:rPr>
         <w:t>стр</w:t>
       </w:r>
       <w:proofErr w:type="spellEnd"/>
       <w:r>
         <w:rPr>
-          <w:rFonts w:ascii="Times New Roman" w:hAnsi="Times New Roman" w:cs="Times New Roman"/>
-          <w:sz w:val="24"/>
-          <w:szCs w:val="24"/>
           <w:lang w:val="en-US"/>
         </w:rPr>
         <w:t xml:space="preserve">. </w:t>
@@ -27398,62 +29417,41 @@
       <w:pPr>
         <w:jc w:val="both"/>
         <w:rPr>
-          <w:rFonts w:ascii="Times New Roman" w:hAnsi="Times New Roman" w:cs="Times New Roman"/>
-          <w:sz w:val="24"/>
-          <w:szCs w:val="24"/>
           <w:lang w:val="en-US"/>
         </w:rPr>
       </w:pPr>
       <w:r>
         <w:rPr>
-          <w:rFonts w:ascii="Times New Roman" w:hAnsi="Times New Roman" w:cs="Times New Roman"/>
-          <w:sz w:val="24"/>
-          <w:szCs w:val="24"/>
           <w:lang w:val="en-US"/>
         </w:rPr>
         <w:t>4.</w:t>
       </w:r>
       <w:r>
         <w:rPr>
-          <w:rFonts w:ascii="Times New Roman" w:hAnsi="Times New Roman" w:cs="Times New Roman"/>
-          <w:sz w:val="24"/>
-          <w:szCs w:val="24"/>
           <w:lang w:val="en-US"/>
         </w:rPr>
         <w:t xml:space="preserve"> </w:t>
       </w:r>
       <w:r>
         <w:rPr>
-          <w:rFonts w:ascii="Times New Roman" w:hAnsi="Times New Roman" w:cs="Times New Roman"/>
-          <w:sz w:val="24"/>
-          <w:szCs w:val="24"/>
           <w:lang w:val="en-US"/>
         </w:rPr>
         <w:t>Weniger,</w:t>
       </w:r>
       <w:r>
         <w:rPr>
-          <w:rFonts w:ascii="Times New Roman" w:hAnsi="Times New Roman" w:cs="Times New Roman"/>
-          <w:sz w:val="24"/>
-          <w:szCs w:val="24"/>
           <w:lang w:val="en-US"/>
         </w:rPr>
         <w:t xml:space="preserve"> </w:t>
       </w:r>
       <w:r>
         <w:rPr>
-          <w:rFonts w:ascii="Times New Roman" w:hAnsi="Times New Roman" w:cs="Times New Roman"/>
-          <w:sz w:val="24"/>
-          <w:szCs w:val="24"/>
           <w:lang w:val="en-US"/>
         </w:rPr>
         <w:t>E</w:t>
       </w:r>
       <w:r>
         <w:rPr>
-          <w:rFonts w:ascii="Times New Roman" w:hAnsi="Times New Roman" w:cs="Times New Roman"/>
-          <w:sz w:val="24"/>
-          <w:szCs w:val="24"/>
           <w:lang w:val="en-US"/>
         </w:rPr>
         <w:t xml:space="preserve">.: </w:t>
@@ -27462,9 +29460,6 @@
         <w:r>
           <w:rPr>
             <w:rStyle w:val="a4"/>
-            <w:rFonts w:ascii="Times New Roman" w:hAnsi="Times New Roman" w:cs="Times New Roman"/>
-            <w:sz w:val="24"/>
-            <w:szCs w:val="24"/>
             <w:lang w:val="en-US"/>
           </w:rPr>
           <w:t>Nonlinear sequence transformations for the acceleration of convergence and the</w:t>
@@ -27472,9 +29467,6 @@
         <w:r>
           <w:rPr>
             <w:rStyle w:val="a4"/>
-            <w:rFonts w:ascii="Times New Roman" w:hAnsi="Times New Roman" w:cs="Times New Roman"/>
-            <w:sz w:val="24"/>
-            <w:szCs w:val="24"/>
             <w:lang w:val="en-US"/>
           </w:rPr>
           <w:t xml:space="preserve"> summation of divergent series</w:t>
@@ -27482,18 +29474,24 @@
       </w:hyperlink>
       <w:r>
         <w:rPr>
-          <w:rFonts w:ascii="Times New Roman" w:hAnsi="Times New Roman" w:cs="Times New Roman"/>
-          <w:sz w:val="24"/>
-          <w:szCs w:val="24"/>
           <w:lang w:val="en-US"/>
         </w:rPr>
-        <w:t xml:space="preserve"> (1989) </w:t>
-      </w:r>
-      <w:r>
-        <w:rPr>
-          <w:rFonts w:ascii="Times New Roman" w:hAnsi="Times New Roman" w:cs="Times New Roman"/>
-          <w:sz w:val="24"/>
-          <w:szCs w:val="24"/>
+        <w:t xml:space="preserve"> (</w:t>
+      </w:r>
+      <w:r>
+        <w:rPr>
+          <w:lang w:val="en-US"/>
+        </w:rPr>
+        <w:t>1989</w:t>
+      </w:r>
+      <w:r>
+        <w:rPr>
+          <w:lang w:val="en-US"/>
+        </w:rPr>
+        <w:t xml:space="preserve">) </w:t>
+      </w:r>
+      <w:r>
+        <w:rPr>
           <w:lang w:val="en-US"/>
         </w:rPr>
         <w:t>pp. 279–281</w:t>
@@ -27503,71 +29501,47 @@
       <w:pPr>
         <w:jc w:val="both"/>
         <w:rPr>
-          <w:rFonts w:ascii="Times New Roman" w:hAnsi="Times New Roman" w:cs="Times New Roman"/>
-          <w:sz w:val="24"/>
-          <w:szCs w:val="24"/>
           <w:lang w:val="en-US"/>
         </w:rPr>
       </w:pPr>
       <w:r>
         <w:rPr>
-          <w:rFonts w:ascii="Times New Roman" w:hAnsi="Times New Roman" w:cs="Times New Roman"/>
-          <w:sz w:val="24"/>
-          <w:szCs w:val="24"/>
           <w:lang w:val="en-US"/>
         </w:rPr>
         <w:t xml:space="preserve"> </w:t>
       </w:r>
       <w:r>
         <w:rPr>
-          <w:rFonts w:ascii="Times New Roman" w:hAnsi="Times New Roman" w:cs="Times New Roman"/>
-          <w:sz w:val="24"/>
-          <w:szCs w:val="24"/>
           <w:lang w:val="en-US"/>
         </w:rPr>
         <w:t xml:space="preserve">5. </w:t>
       </w:r>
       <w:r>
         <w:rPr>
-          <w:rFonts w:ascii="Times New Roman" w:hAnsi="Times New Roman" w:cs="Times New Roman"/>
-          <w:sz w:val="24"/>
-          <w:szCs w:val="24"/>
           <w:lang w:val="en-US"/>
         </w:rPr>
         <w:t xml:space="preserve">Xiang-Ke </w:t>
       </w:r>
       <w:r>
         <w:rPr>
-          <w:rFonts w:ascii="Times New Roman" w:hAnsi="Times New Roman" w:cs="Times New Roman"/>
-          <w:sz w:val="24"/>
-          <w:szCs w:val="24"/>
           <w:lang w:val="en-US"/>
         </w:rPr>
         <w:t>C</w:t>
       </w:r>
       <w:r>
         <w:rPr>
-          <w:rFonts w:ascii="Times New Roman" w:hAnsi="Times New Roman" w:cs="Times New Roman"/>
-          <w:sz w:val="24"/>
-          <w:szCs w:val="24"/>
           <w:lang w:val="en-US"/>
         </w:rPr>
         <w:t>.</w:t>
       </w:r>
       <w:r>
         <w:rPr>
-          <w:rFonts w:ascii="Times New Roman" w:hAnsi="Times New Roman" w:cs="Times New Roman"/>
-          <w:sz w:val="24"/>
-          <w:szCs w:val="24"/>
           <w:lang w:val="en-US"/>
         </w:rPr>
         <w:t>:</w:t>
       </w:r>
       <w:r>
         <w:rPr>
-          <w:rFonts w:ascii="Times New Roman" w:hAnsi="Times New Roman" w:cs="Times New Roman"/>
-          <w:sz w:val="24"/>
-          <w:szCs w:val="24"/>
           <w:lang w:val="en-US"/>
         </w:rPr>
         <w:t xml:space="preserve"> </w:t>
@@ -27576,9 +29550,6 @@
         <w:r>
           <w:rPr>
             <w:rStyle w:val="a4"/>
-            <w:rFonts w:ascii="Times New Roman" w:hAnsi="Times New Roman" w:cs="Times New Roman"/>
-            <w:sz w:val="24"/>
-            <w:szCs w:val="24"/>
             <w:lang w:val="en-US"/>
           </w:rPr>
           <w:t>Construction of new generalizations of Wynn’s epsilon and rho algorithm by solving finite difference equations in the transformation order</w:t>
@@ -27586,73 +29557,47 @@
       </w:hyperlink>
       <w:r>
         <w:rPr>
-          <w:rFonts w:ascii="Times New Roman" w:hAnsi="Times New Roman" w:cs="Times New Roman"/>
-          <w:sz w:val="24"/>
-          <w:szCs w:val="24"/>
           <w:lang w:val="en-US"/>
         </w:rPr>
         <w:t xml:space="preserve"> </w:t>
       </w:r>
       <w:r>
         <w:rPr>
-          <w:rFonts w:ascii="Times New Roman" w:hAnsi="Times New Roman" w:cs="Times New Roman"/>
-          <w:sz w:val="24"/>
-          <w:szCs w:val="24"/>
           <w:lang w:val="en-US"/>
         </w:rPr>
         <w:t>(</w:t>
       </w:r>
       <w:r>
         <w:rPr>
-          <w:rFonts w:ascii="Times New Roman" w:hAnsi="Times New Roman" w:cs="Times New Roman"/>
-          <w:sz w:val="24"/>
-          <w:szCs w:val="24"/>
           <w:lang w:val="en-US"/>
         </w:rPr>
         <w:t>2019</w:t>
       </w:r>
       <w:r>
         <w:rPr>
-          <w:rFonts w:ascii="Times New Roman" w:hAnsi="Times New Roman" w:cs="Times New Roman"/>
-          <w:sz w:val="24"/>
-          <w:szCs w:val="24"/>
           <w:lang w:val="en-US"/>
         </w:rPr>
         <w:t>)</w:t>
       </w:r>
       <w:r>
         <w:rPr>
-          <w:rFonts w:ascii="Times New Roman" w:hAnsi="Times New Roman" w:cs="Times New Roman"/>
-          <w:sz w:val="24"/>
-          <w:szCs w:val="24"/>
           <w:lang w:val="en-US"/>
         </w:rPr>
         <w:t xml:space="preserve"> </w:t>
       </w:r>
       <w:r>
         <w:rPr>
-          <w:rFonts w:ascii="Times New Roman" w:hAnsi="Times New Roman" w:cs="Times New Roman"/>
-          <w:sz w:val="24"/>
-          <w:szCs w:val="24"/>
           <w:lang w:val="en-US"/>
         </w:rPr>
         <w:t xml:space="preserve">25 </w:t>
       </w:r>
       <w:proofErr w:type="spellStart"/>
       <w:r>
-        <w:rPr>
-          <w:rFonts w:ascii="Times New Roman" w:hAnsi="Times New Roman" w:cs="Times New Roman"/>
-          <w:sz w:val="24"/>
-          <w:szCs w:val="24"/>
-        </w:rPr>
         <w:t>стр</w:t>
       </w:r>
       <w:proofErr w:type="spellEnd"/>
       <w:r>
         <w:rPr>
-          <w:rFonts w:ascii="Times New Roman" w:hAnsi="Times New Roman" w:cs="Times New Roman"/>
-          <w:sz w:val="24"/>
-          <w:szCs w:val="24"/>
           <w:lang w:val="en-US"/>
         </w:rPr>
         <w:t>.</w:t>
@@ -27662,37 +29607,49 @@
       <w:pPr>
         <w:jc w:val="both"/>
         <w:rPr>
-          <w:rFonts w:ascii="Times New Roman" w:hAnsi="Times New Roman" w:cs="Times New Roman"/>
-          <w:sz w:val="24"/>
-          <w:szCs w:val="24"/>
           <w:lang w:val="en-US"/>
         </w:rPr>
       </w:pPr>
       <w:r>
         <w:rPr>
-          <w:rFonts w:ascii="Times New Roman" w:hAnsi="Times New Roman" w:cs="Times New Roman"/>
-          <w:sz w:val="24"/>
-          <w:szCs w:val="24"/>
           <w:lang w:val="en-US"/>
         </w:rPr>
         <w:t xml:space="preserve">6. </w:t>
       </w:r>
       <w:r>
         <w:rPr>
-          <w:rFonts w:ascii="Times New Roman" w:hAnsi="Times New Roman" w:cs="Times New Roman"/>
-          <w:sz w:val="24"/>
-          <w:szCs w:val="24"/>
           <w:lang w:val="en-US"/>
         </w:rPr>
-        <w:t xml:space="preserve">Steele J.: </w:t>
+        <w:t xml:space="preserve">Steele </w:t>
+      </w:r>
+      <w:r>
+        <w:rPr>
+          <w:lang w:val="en-US"/>
+        </w:rPr>
+        <w:t>J</w:t>
+      </w:r>
+      <w:r>
+        <w:rPr>
+          <w:lang w:val="en-US"/>
+        </w:rPr>
+        <w:t>.</w:t>
+      </w:r>
+      <w:r>
+        <w:rPr>
+          <w:lang w:val="en-US"/>
+        </w:rPr>
+        <w:t>:</w:t>
+      </w:r>
+      <w:r>
+        <w:rPr>
+          <w:lang w:val="en-US"/>
+        </w:rPr>
+        <w:t xml:space="preserve"> </w:t>
       </w:r>
       <w:hyperlink r:id="rId15" w:history="1">
         <w:r>
           <w:rPr>
             <w:rStyle w:val="a4"/>
-            <w:rFonts w:ascii="Times New Roman" w:hAnsi="Times New Roman" w:cs="Times New Roman"/>
-            <w:sz w:val="24"/>
-            <w:szCs w:val="24"/>
             <w:lang w:val="en-US"/>
           </w:rPr>
           <w:t>SOME RESULTS CONCERNING THE FUNDAMENTAL NATURE OF WYNN'S VECTOR EPSILON ALGORITHM</w:t>
@@ -27700,28 +29657,29 @@
       </w:hyperlink>
       <w:r>
         <w:rPr>
-          <w:rFonts w:ascii="Times New Roman" w:hAnsi="Times New Roman" w:cs="Times New Roman"/>
-          <w:sz w:val="24"/>
-          <w:szCs w:val="24"/>
           <w:lang w:val="en-US"/>
         </w:rPr>
-        <w:t xml:space="preserve"> (2002) 21-23 </w:t>
+        <w:t xml:space="preserve"> (2002) </w:t>
+      </w:r>
+      <w:r>
+        <w:rPr>
+          <w:lang w:val="en-US"/>
+        </w:rPr>
+        <w:t>21-23</w:t>
+      </w:r>
+      <w:r>
+        <w:rPr>
+          <w:lang w:val="en-US"/>
+        </w:rPr>
+        <w:t xml:space="preserve"> </w:t>
       </w:r>
       <w:proofErr w:type="spellStart"/>
       <w:r>
-        <w:rPr>
-          <w:rFonts w:ascii="Times New Roman" w:hAnsi="Times New Roman" w:cs="Times New Roman"/>
-          <w:sz w:val="24"/>
-          <w:szCs w:val="24"/>
-        </w:rPr>
         <w:t>стр</w:t>
       </w:r>
       <w:proofErr w:type="spellEnd"/>
       <w:r>
         <w:rPr>
-          <w:rFonts w:ascii="Times New Roman" w:hAnsi="Times New Roman" w:cs="Times New Roman"/>
-          <w:sz w:val="24"/>
-          <w:szCs w:val="24"/>
           <w:lang w:val="en-US"/>
         </w:rPr>
         <w:t>.</w:t>
